--- a/pr-preview/pr-334/sets-tracked-changes.docx
+++ b/pr-preview/pr-334/sets-tracked-changes.docx
@@ -16,7 +16,7 @@
       </w:pPr>
       <w:del w:id="1" w:author="PR Preview" w:date="2026-01-01T00:00:00Z">
         <w:r>
-          <w:delText xml:space="preserve">Last modified: 2026-10-16 10:58:47 (PDT)</w:delText>
+          <w:delText xml:space="preserve">Last modified: 2026-10-16 19:32:00 (PDT)</w:delText>
         </w:r>
       </w:del>
     </w:p>
@@ -26,7 +26,7 @@
       </w:pPr>
       <w:ins w:id="2" w:author="PR Preview" w:date="2026-01-01T00:00:00Z">
         <w:r>
-          <w:t xml:space="preserve">Last modified: 2026-10-16 11:06:52 (PDT)</w:t>
+          <w:t xml:space="preserve">Last modified: 2026-10-16 22:37:53 (PDT)</w:t>
         </w:r>
       </w:ins>
     </w:p>
@@ -112,7 +112,7 @@
         <w:t xml:space="preserve">the expressions that write functions down and the algorithms that compute them.</w:t>
       </w:r>
     </w:p>
-    <w:bookmarkStart w:id="51" w:name="sets"/>
+    <w:bookmarkStart w:id="53" w:name="sets"/>
     <w:p>
       <w:pPr>
         <w:pStyle w:val="Heading2"/>
@@ -7275,7 +7275,7 @@
       </w:r>
     </w:p>
     <w:bookmarkEnd w:id="46"/>
-    <w:bookmarkStart w:id="47" w:name="def-index-set"/>
+    <w:bookmarkStart w:id="47" w:name="def-label"/>
     <w:p>
       <w:pPr>
         <w:pStyle w:val="BodyText"/>
@@ -7286,7 +7286,7 @@
             <w:b/>
             <w:bCs/>
           </w:rPr>
-          <w:t xml:space="preserve">Definition 15 (Index set)</w:t>
+          <w:t xml:space="preserve">Definition 15 (Label)</w:t>
         </w:r>
       </w:ins>
       <w:ins w:id="4" w:author="PR Preview" w:date="2026-01-01T00:00:00Z">
@@ -7296,15 +7296,219 @@
       </w:ins>
       <w:ins w:id="5" w:author="PR Preview" w:date="2026-01-01T00:00:00Z">
         <w:r>
+          <w:t xml:space="preserve">A</w:t>
+        </w:r>
+      </w:ins>
+      <w:ins w:id="6" w:author="PR Preview" w:date="2026-01-01T00:00:00Z">
+        <w:r>
+          <w:t xml:space="preserve"> </w:t>
+        </w:r>
+      </w:ins>
+      <w:ins w:id="7" w:author="PR Preview" w:date="2026-01-01T00:00:00Z">
+        <w:r>
+          <w:rPr>
+            <w:b/>
+            <w:bCs/>
+          </w:rPr>
+          <w:t xml:space="preserve">label</w:t>
+        </w:r>
+      </w:ins>
+      <w:ins w:id="8" w:author="PR Preview" w:date="2026-01-01T00:00:00Z">
+        <w:r>
+          <w:t xml:space="preserve"> </w:t>
+        </w:r>
+      </w:ins>
+      <w:ins w:id="9" w:author="PR Preview" w:date="2026-01-01T00:00:00Z">
+        <w:r>
+          <w:t xml:space="preserve">is a name or symbol attached to an object,</w:t>
+        </w:r>
+      </w:ins>
+      <w:ins w:id="10" w:author="PR Preview" w:date="2026-01-01T00:00:00Z">
+        <w:r>
+          <w:t xml:space="preserve"> </w:t>
+        </w:r>
+      </w:ins>
+      <w:ins w:id="11" w:author="PR Preview" w:date="2026-01-01T00:00:00Z">
+        <w:r>
+          <w:t xml:space="preserve">so that we can refer to the object and tell it apart from other objects.</w:t>
+        </w:r>
+      </w:ins>
+    </w:p>
+    <w:bookmarkEnd w:id="47"/>
+    <w:bookmarkStart w:id="48" w:name="exm-label"/>
+    <w:p>
+      <w:pPr>
+        <w:pStyle w:val="BodyText"/>
+      </w:pPr>
+      <w:ins w:id="12" w:author="PR Preview" w:date="2026-01-01T00:00:00Z">
+        <w:r>
+          <w:rPr>
+            <w:b/>
+            <w:bCs/>
+          </w:rPr>
+          <w:t xml:space="preserve">Example 9 (Labels)</w:t>
+        </w:r>
+      </w:ins>
+      <w:ins w:id="13" w:author="PR Preview" w:date="2026-01-01T00:00:00Z">
+        <w:r>
+          <w:t xml:space="preserve"> </w:t>
+        </w:r>
+      </w:ins>
+      <w:ins w:id="14" w:author="PR Preview" w:date="2026-01-01T00:00:00Z">
+        <w:r>
+          <w:t xml:space="preserve">The numbers</w:t>
+        </w:r>
+      </w:ins>
+      <w:ins w:id="15" w:author="PR Preview" w:date="2026-01-01T00:00:00Z">
+        <w:r>
+          <w:t xml:space="preserve"> </w:t>
+        </w:r>
+      </w:ins>
+      <m:oMath>
+        <m:r>
+          <m:t>1</m:t>
+        </m:r>
+        <m:r>
+          <m:rPr>
+            <m:sty m:val="p"/>
+          </m:rPr>
+          <m:t>,</m:t>
+        </m:r>
+        <m:r>
+          <m:t>2</m:t>
+        </m:r>
+        <m:r>
+          <m:rPr>
+            <m:sty m:val="p"/>
+          </m:rPr>
+          <m:t>,</m:t>
+        </m:r>
+        <m:r>
+          <m:t>3</m:t>
+        </m:r>
+      </m:oMath>
+      <w:ins w:id="16" w:author="PR Preview" w:date="2026-01-01T00:00:00Z">
+        <w:r>
+          <w:t xml:space="preserve"> </w:t>
+        </w:r>
+      </w:ins>
+      <w:ins w:id="17" w:author="PR Preview" w:date="2026-01-01T00:00:00Z">
+        <w:r>
+          <w:t xml:space="preserve">can label three students in a class list.</w:t>
+        </w:r>
+      </w:ins>
+      <w:ins w:id="18" w:author="PR Preview" w:date="2026-01-01T00:00:00Z">
+        <w:r>
+          <w:t xml:space="preserve"> </w:t>
+        </w:r>
+      </w:ins>
+      <w:ins w:id="19" w:author="PR Preview" w:date="2026-01-01T00:00:00Z">
+        <w:r>
+          <w:t xml:space="preserve">Then</w:t>
+        </w:r>
+      </w:ins>
+      <w:ins w:id="20" w:author="PR Preview" w:date="2026-01-01T00:00:00Z">
+        <w:r>
+          <w:t xml:space="preserve"> </w:t>
+        </w:r>
+      </w:ins>
+      <w:ins w:id="21" w:author="PR Preview" w:date="2026-01-01T00:00:00Z">
+        <w:r>
+          <w:t xml:space="preserve">“student 2”</w:t>
+        </w:r>
+      </w:ins>
+      <w:ins w:id="22" w:author="PR Preview" w:date="2026-01-01T00:00:00Z">
+        <w:r>
+          <w:t xml:space="preserve"> </w:t>
+        </w:r>
+      </w:ins>
+      <w:ins w:id="23" w:author="PR Preview" w:date="2026-01-01T00:00:00Z">
+        <w:r>
+          <w:t xml:space="preserve">refers to one particular student.</w:t>
+        </w:r>
+      </w:ins>
+      <w:ins w:id="24" w:author="PR Preview" w:date="2026-01-01T00:00:00Z">
+        <w:r>
+          <w:t xml:space="preserve"> </w:t>
+        </w:r>
+      </w:ins>
+      <w:ins w:id="25" w:author="PR Preview" w:date="2026-01-01T00:00:00Z">
+        <w:r>
+          <w:t xml:space="preserve">The letters</w:t>
+        </w:r>
+      </w:ins>
+      <w:ins w:id="26" w:author="PR Preview" w:date="2026-01-01T00:00:00Z">
+        <w:r>
+          <w:t xml:space="preserve"> </w:t>
+        </w:r>
+      </w:ins>
+      <m:oMath>
+        <m:r>
+          <m:t>A</m:t>
+        </m:r>
+      </m:oMath>
+      <w:ins w:id="27" w:author="PR Preview" w:date="2026-01-01T00:00:00Z">
+        <w:r>
+          <w:t xml:space="preserve"> </w:t>
+        </w:r>
+      </w:ins>
+      <w:ins w:id="28" w:author="PR Preview" w:date="2026-01-01T00:00:00Z">
+        <w:r>
+          <w:t xml:space="preserve">and</w:t>
+        </w:r>
+      </w:ins>
+      <w:ins w:id="29" w:author="PR Preview" w:date="2026-01-01T00:00:00Z">
+        <w:r>
+          <w:t xml:space="preserve"> </w:t>
+        </w:r>
+      </w:ins>
+      <m:oMath>
+        <m:r>
+          <m:t>B</m:t>
+        </m:r>
+      </m:oMath>
+      <w:ins w:id="30" w:author="PR Preview" w:date="2026-01-01T00:00:00Z">
+        <w:r>
+          <w:t xml:space="preserve"> </w:t>
+        </w:r>
+      </w:ins>
+      <w:ins w:id="31" w:author="PR Preview" w:date="2026-01-01T00:00:00Z">
+        <w:r>
+          <w:t xml:space="preserve">can label two sets.</w:t>
+        </w:r>
+      </w:ins>
+    </w:p>
+    <w:bookmarkEnd w:id="48"/>
+    <w:bookmarkStart w:id="49" w:name="def-index-set"/>
+    <w:p>
+      <w:pPr>
+        <w:pStyle w:val="BodyText"/>
+      </w:pPr>
+      <w:ins w:id="32" w:author="PR Preview" w:date="2026-01-01T00:00:00Z">
+        <w:r>
+          <w:rPr>
+            <w:b/>
+            <w:bCs/>
+          </w:rPr>
+          <w:t xml:space="preserve">Definition 16 (Index set)</w:t>
+        </w:r>
+      </w:ins>
+      <w:ins w:id="33" w:author="PR Preview" w:date="2026-01-01T00:00:00Z">
+        <w:r>
+          <w:t xml:space="preserve"> </w:t>
+        </w:r>
+      </w:ins>
+      <w:ins w:id="34" w:author="PR Preview" w:date="2026-01-01T00:00:00Z">
+        <w:r>
           <w:t xml:space="preserve">An</w:t>
         </w:r>
       </w:ins>
-      <w:ins w:id="6" w:author="PR Preview" w:date="2026-01-01T00:00:00Z">
+      <w:ins w:id="35" w:author="PR Preview" w:date="2026-01-01T00:00:00Z">
         <w:r>
           <w:t xml:space="preserve"> </w:t>
         </w:r>
       </w:ins>
-      <w:ins w:id="7" w:author="PR Preview" w:date="2026-01-01T00:00:00Z">
+      <w:ins w:id="36" w:author="PR Preview" w:date="2026-01-01T00:00:00Z">
         <w:r>
           <w:rPr>
             <w:b/>
@@ -7313,53 +7517,78 @@
           <w:t xml:space="preserve">index set</w:t>
         </w:r>
       </w:ins>
-      <w:ins w:id="8" w:author="PR Preview" w:date="2026-01-01T00:00:00Z">
+      <w:ins w:id="37" w:author="PR Preview" w:date="2026-01-01T00:00:00Z">
         <w:r>
           <w:t xml:space="preserve"> </w:t>
         </w:r>
       </w:ins>
-      <w:ins w:id="9" w:author="PR Preview" w:date="2026-01-01T00:00:00Z">
-        <w:r>
-          <w:t xml:space="preserve">is a set whose elements are used to label objects.</w:t>
-        </w:r>
-      </w:ins>
-      <w:ins w:id="10" w:author="PR Preview" w:date="2026-01-01T00:00:00Z">
+      <w:ins w:id="38" w:author="PR Preview" w:date="2026-01-01T00:00:00Z">
+        <w:r>
+          <w:t xml:space="preserve">is a set whose elements are used as</w:t>
+        </w:r>
+      </w:ins>
+      <w:ins w:id="39" w:author="PR Preview" w:date="2026-01-01T00:00:00Z">
         <w:r>
           <w:t xml:space="preserve"> </w:t>
         </w:r>
       </w:ins>
-      <w:ins w:id="11" w:author="PR Preview" w:date="2026-01-01T00:00:00Z">
+      <w:hyperlink w:anchor="def-label">
+        <w:ins w:id="40" w:author="PR Preview" w:date="2026-01-01T00:00:00Z">
+          <w:r>
+            <w:rPr>
+              <w:rStyle w:val="Hyperlink"/>
+            </w:rPr>
+            <w:t xml:space="preserve">labels</w:t>
+          </w:r>
+        </w:ins>
+      </w:hyperlink>
+      <w:ins w:id="41" w:author="PR Preview" w:date="2026-01-01T00:00:00Z">
+        <w:r>
+          <w:t xml:space="preserve"> </w:t>
+        </w:r>
+      </w:ins>
+      <w:ins w:id="42" w:author="PR Preview" w:date="2026-01-01T00:00:00Z">
+        <w:r>
+          <w:t xml:space="preserve">for objects.</w:t>
+        </w:r>
+      </w:ins>
+      <w:ins w:id="43" w:author="PR Preview" w:date="2026-01-01T00:00:00Z">
+        <w:r>
+          <w:t xml:space="preserve"> </w:t>
+        </w:r>
+      </w:ins>
+      <w:ins w:id="44" w:author="PR Preview" w:date="2026-01-01T00:00:00Z">
         <w:r>
           <w:t xml:space="preserve">Each element of the index set is called an index.</w:t>
         </w:r>
       </w:ins>
     </w:p>
-    <w:bookmarkEnd w:id="47"/>
-    <w:bookmarkStart w:id="48" w:name="exm-index-set"/>
+    <w:bookmarkEnd w:id="49"/>
+    <w:bookmarkStart w:id="50" w:name="exm-index-set"/>
     <w:p>
       <w:pPr>
         <w:pStyle w:val="BodyText"/>
       </w:pPr>
-      <w:ins w:id="12" w:author="PR Preview" w:date="2026-01-01T00:00:00Z">
+      <w:ins w:id="45" w:author="PR Preview" w:date="2026-01-01T00:00:00Z">
         <w:r>
           <w:rPr>
             <w:b/>
             <w:bCs/>
           </w:rPr>
-          <w:t xml:space="preserve">Example 9 (Index sets)</w:t>
-        </w:r>
-      </w:ins>
-      <w:ins w:id="13" w:author="PR Preview" w:date="2026-01-01T00:00:00Z">
+          <w:t xml:space="preserve">Example 10 (Index sets)</w:t>
+        </w:r>
+      </w:ins>
+      <w:ins w:id="46" w:author="PR Preview" w:date="2026-01-01T00:00:00Z">
         <w:r>
           <w:t xml:space="preserve"> </w:t>
         </w:r>
       </w:ins>
-      <w:ins w:id="14" w:author="PR Preview" w:date="2026-01-01T00:00:00Z">
+      <w:ins w:id="47" w:author="PR Preview" w:date="2026-01-01T00:00:00Z">
         <w:r>
           <w:t xml:space="preserve">The set</w:t>
         </w:r>
       </w:ins>
-      <w:ins w:id="15" w:author="PR Preview" w:date="2026-01-01T00:00:00Z">
+      <w:ins w:id="48" w:author="PR Preview" w:date="2026-01-01T00:00:00Z">
         <w:r>
           <w:t xml:space="preserve"> </w:t>
         </w:r>
@@ -7402,17 +7631,17 @@
           <m:t>}</m:t>
         </m:r>
       </m:oMath>
-      <w:ins w:id="16" w:author="PR Preview" w:date="2026-01-01T00:00:00Z">
+      <w:ins w:id="49" w:author="PR Preview" w:date="2026-01-01T00:00:00Z">
         <w:r>
           <w:t xml:space="preserve"> </w:t>
         </w:r>
       </w:ins>
-      <w:ins w:id="17" w:author="PR Preview" w:date="2026-01-01T00:00:00Z">
+      <w:ins w:id="50" w:author="PR Preview" w:date="2026-01-01T00:00:00Z">
         <w:r>
           <w:t xml:space="preserve">labels the entries of a vector with</w:t>
         </w:r>
       </w:ins>
-      <w:ins w:id="18" w:author="PR Preview" w:date="2026-01-01T00:00:00Z">
+      <w:ins w:id="51" w:author="PR Preview" w:date="2026-01-01T00:00:00Z">
         <w:r>
           <w:t xml:space="preserve"> </w:t>
         </w:r>
@@ -7422,58 +7651,58 @@
           <m:t>n</m:t>
         </m:r>
       </m:oMath>
-      <w:ins w:id="19" w:author="PR Preview" w:date="2026-01-01T00:00:00Z">
+      <w:ins w:id="52" w:author="PR Preview" w:date="2026-01-01T00:00:00Z">
         <w:r>
           <w:t xml:space="preserve"> </w:t>
         </w:r>
       </w:ins>
-      <w:ins w:id="20" w:author="PR Preview" w:date="2026-01-01T00:00:00Z">
+      <w:ins w:id="53" w:author="PR Preview" w:date="2026-01-01T00:00:00Z">
         <w:r>
           <w:t xml:space="preserve">entries.</w:t>
         </w:r>
       </w:ins>
-      <w:ins w:id="21" w:author="PR Preview" w:date="2026-01-01T00:00:00Z">
+      <w:ins w:id="54" w:author="PR Preview" w:date="2026-01-01T00:00:00Z">
         <w:r>
           <w:t xml:space="preserve"> </w:t>
         </w:r>
       </w:ins>
-      <w:ins w:id="22" w:author="PR Preview" w:date="2026-01-01T00:00:00Z">
+      <w:ins w:id="55" w:author="PR Preview" w:date="2026-01-01T00:00:00Z">
         <w:r>
           <w:t xml:space="preserve">The set of nonnegative real numbers can label moments in time.</w:t>
         </w:r>
       </w:ins>
     </w:p>
-    <w:bookmarkEnd w:id="48"/>
-    <w:bookmarkStart w:id="49" w:name="def-indexed-family"/>
+    <w:bookmarkEnd w:id="50"/>
+    <w:bookmarkStart w:id="51" w:name="def-indexed-family"/>
     <w:p>
       <w:pPr>
         <w:pStyle w:val="BodyText"/>
       </w:pPr>
-      <w:ins w:id="23" w:author="PR Preview" w:date="2026-01-01T00:00:00Z">
+      <w:ins w:id="56" w:author="PR Preview" w:date="2026-01-01T00:00:00Z">
         <w:r>
           <w:rPr>
             <w:b/>
             <w:bCs/>
           </w:rPr>
-          <w:t xml:space="preserve">Definition 16 (Indexed family)</w:t>
-        </w:r>
-      </w:ins>
-      <w:ins w:id="24" w:author="PR Preview" w:date="2026-01-01T00:00:00Z">
+          <w:t xml:space="preserve">Definition 17 (Indexed family)</w:t>
+        </w:r>
+      </w:ins>
+      <w:ins w:id="57" w:author="PR Preview" w:date="2026-01-01T00:00:00Z">
         <w:r>
           <w:t xml:space="preserve"> </w:t>
         </w:r>
       </w:ins>
-      <w:ins w:id="25" w:author="PR Preview" w:date="2026-01-01T00:00:00Z">
+      <w:ins w:id="58" w:author="PR Preview" w:date="2026-01-01T00:00:00Z">
         <w:r>
           <w:t xml:space="preserve">An</w:t>
         </w:r>
       </w:ins>
-      <w:ins w:id="26" w:author="PR Preview" w:date="2026-01-01T00:00:00Z">
+      <w:ins w:id="59" w:author="PR Preview" w:date="2026-01-01T00:00:00Z">
         <w:r>
           <w:t xml:space="preserve"> </w:t>
         </w:r>
       </w:ins>
-      <w:ins w:id="27" w:author="PR Preview" w:date="2026-01-01T00:00:00Z">
+      <w:ins w:id="60" w:author="PR Preview" w:date="2026-01-01T00:00:00Z">
         <w:r>
           <w:rPr>
             <w:b/>
@@ -7482,33 +7711,33 @@
           <w:t xml:space="preserve">indexed family</w:t>
         </w:r>
       </w:ins>
-      <w:ins w:id="28" w:author="PR Preview" w:date="2026-01-01T00:00:00Z">
+      <w:ins w:id="61" w:author="PR Preview" w:date="2026-01-01T00:00:00Z">
         <w:r>
           <w:t xml:space="preserve"> </w:t>
         </w:r>
       </w:ins>
-      <w:ins w:id="29" w:author="PR Preview" w:date="2026-01-01T00:00:00Z">
+      <w:ins w:id="62" w:author="PR Preview" w:date="2026-01-01T00:00:00Z">
         <w:r>
           <w:t xml:space="preserve">is a collection of objects,</w:t>
         </w:r>
       </w:ins>
-      <w:ins w:id="30" w:author="PR Preview" w:date="2026-01-01T00:00:00Z">
+      <w:ins w:id="63" w:author="PR Preview" w:date="2026-01-01T00:00:00Z">
         <w:r>
           <w:t xml:space="preserve"> </w:t>
         </w:r>
       </w:ins>
-      <w:ins w:id="31" w:author="PR Preview" w:date="2026-01-01T00:00:00Z">
+      <w:ins w:id="64" w:author="PR Preview" w:date="2026-01-01T00:00:00Z">
         <w:r>
           <w:t xml:space="preserve">one for each element of a given</w:t>
         </w:r>
       </w:ins>
-      <w:ins w:id="32" w:author="PR Preview" w:date="2026-01-01T00:00:00Z">
+      <w:ins w:id="65" w:author="PR Preview" w:date="2026-01-01T00:00:00Z">
         <w:r>
           <w:t xml:space="preserve"> </w:t>
         </w:r>
       </w:ins>
       <w:hyperlink w:anchor="def-index-set">
-        <w:ins w:id="33" w:author="PR Preview" w:date="2026-01-01T00:00:00Z">
+        <w:ins w:id="66" w:author="PR Preview" w:date="2026-01-01T00:00:00Z">
           <w:r>
             <w:rPr>
               <w:rStyle w:val="Hyperlink"/>
@@ -7517,22 +7746,22 @@
           </w:r>
         </w:ins>
       </w:hyperlink>
-      <w:ins w:id="34" w:author="PR Preview" w:date="2026-01-01T00:00:00Z">
+      <w:ins w:id="67" w:author="PR Preview" w:date="2026-01-01T00:00:00Z">
         <w:r>
           <w:t xml:space="preserve">.</w:t>
         </w:r>
       </w:ins>
-      <w:ins w:id="35" w:author="PR Preview" w:date="2026-01-01T00:00:00Z">
+      <w:ins w:id="68" w:author="PR Preview" w:date="2026-01-01T00:00:00Z">
         <w:r>
           <w:t xml:space="preserve"> </w:t>
         </w:r>
       </w:ins>
-      <w:ins w:id="36" w:author="PR Preview" w:date="2026-01-01T00:00:00Z">
+      <w:ins w:id="69" w:author="PR Preview" w:date="2026-01-01T00:00:00Z">
         <w:r>
           <w:t xml:space="preserve">The object for the index</w:t>
         </w:r>
       </w:ins>
-      <w:ins w:id="37" w:author="PR Preview" w:date="2026-01-01T00:00:00Z">
+      <w:ins w:id="70" w:author="PR Preview" w:date="2026-01-01T00:00:00Z">
         <w:r>
           <w:t xml:space="preserve"> </w:t>
         </w:r>
@@ -7542,17 +7771,17 @@
           <m:t>i</m:t>
         </m:r>
       </m:oMath>
-      <w:ins w:id="38" w:author="PR Preview" w:date="2026-01-01T00:00:00Z">
+      <w:ins w:id="71" w:author="PR Preview" w:date="2026-01-01T00:00:00Z">
         <w:r>
           <w:t xml:space="preserve"> </w:t>
         </w:r>
       </w:ins>
-      <w:ins w:id="39" w:author="PR Preview" w:date="2026-01-01T00:00:00Z">
+      <w:ins w:id="72" w:author="PR Preview" w:date="2026-01-01T00:00:00Z">
         <w:r>
           <w:t xml:space="preserve">is written</w:t>
         </w:r>
       </w:ins>
-      <w:ins w:id="40" w:author="PR Preview" w:date="2026-01-01T00:00:00Z">
+      <w:ins w:id="73" w:author="PR Preview" w:date="2026-01-01T00:00:00Z">
         <w:r>
           <w:t xml:space="preserve"> </w:t>
         </w:r>
@@ -7571,38 +7800,38 @@
           </m:sub>
         </m:sSub>
       </m:oMath>
-      <w:ins w:id="41" w:author="PR Preview" w:date="2026-01-01T00:00:00Z">
+      <w:ins w:id="74" w:author="PR Preview" w:date="2026-01-01T00:00:00Z">
         <w:r>
           <w:t xml:space="preserve">.</w:t>
         </w:r>
       </w:ins>
     </w:p>
-    <w:bookmarkEnd w:id="49"/>
-    <w:bookmarkStart w:id="50" w:name="exm-indexed-family"/>
+    <w:bookmarkEnd w:id="51"/>
+    <w:bookmarkStart w:id="52" w:name="exm-indexed-family"/>
     <w:p>
       <w:pPr>
         <w:pStyle w:val="BodyText"/>
       </w:pPr>
-      <w:ins w:id="42" w:author="PR Preview" w:date="2026-01-01T00:00:00Z">
+      <w:ins w:id="75" w:author="PR Preview" w:date="2026-01-01T00:00:00Z">
         <w:r>
           <w:rPr>
             <w:b/>
             <w:bCs/>
           </w:rPr>
-          <w:t xml:space="preserve">Example 10 (Indexed families)</w:t>
-        </w:r>
-      </w:ins>
-      <w:ins w:id="43" w:author="PR Preview" w:date="2026-01-01T00:00:00Z">
+          <w:t xml:space="preserve">Example 11 (Indexed families)</w:t>
+        </w:r>
+      </w:ins>
+      <w:ins w:id="76" w:author="PR Preview" w:date="2026-01-01T00:00:00Z">
         <w:r>
           <w:t xml:space="preserve"> </w:t>
         </w:r>
       </w:ins>
-      <w:ins w:id="44" w:author="PR Preview" w:date="2026-01-01T00:00:00Z">
+      <w:ins w:id="77" w:author="PR Preview" w:date="2026-01-01T00:00:00Z">
         <w:r>
           <w:t xml:space="preserve">The entries</w:t>
         </w:r>
       </w:ins>
-      <w:ins w:id="45" w:author="PR Preview" w:date="2026-01-01T00:00:00Z">
+      <w:ins w:id="78" w:author="PR Preview" w:date="2026-01-01T00:00:00Z">
         <w:r>
           <w:t xml:space="preserve"> </w:t>
         </w:r>
@@ -7651,27 +7880,27 @@
           </m:sub>
         </m:sSub>
       </m:oMath>
-      <w:ins w:id="46" w:author="PR Preview" w:date="2026-01-01T00:00:00Z">
+      <w:ins w:id="79" w:author="PR Preview" w:date="2026-01-01T00:00:00Z">
         <w:r>
           <w:t xml:space="preserve"> </w:t>
         </w:r>
       </w:ins>
-      <w:ins w:id="47" w:author="PR Preview" w:date="2026-01-01T00:00:00Z">
+      <w:ins w:id="80" w:author="PR Preview" w:date="2026-01-01T00:00:00Z">
         <w:r>
           <w:t xml:space="preserve">of a vector are an indexed family of numbers,</w:t>
         </w:r>
       </w:ins>
-      <w:ins w:id="48" w:author="PR Preview" w:date="2026-01-01T00:00:00Z">
+      <w:ins w:id="81" w:author="PR Preview" w:date="2026-01-01T00:00:00Z">
         <w:r>
           <w:t xml:space="preserve"> </w:t>
         </w:r>
       </w:ins>
-      <w:ins w:id="49" w:author="PR Preview" w:date="2026-01-01T00:00:00Z">
+      <w:ins w:id="82" w:author="PR Preview" w:date="2026-01-01T00:00:00Z">
         <w:r>
           <w:t xml:space="preserve">with index set</w:t>
         </w:r>
       </w:ins>
-      <w:ins w:id="50" w:author="PR Preview" w:date="2026-01-01T00:00:00Z">
+      <w:ins w:id="83" w:author="PR Preview" w:date="2026-01-01T00:00:00Z">
         <w:r>
           <w:t xml:space="preserve"> </w:t>
         </w:r>
@@ -7714,22 +7943,22 @@
           <m:t>}</m:t>
         </m:r>
       </m:oMath>
-      <w:ins w:id="51" w:author="PR Preview" w:date="2026-01-01T00:00:00Z">
+      <w:ins w:id="84" w:author="PR Preview" w:date="2026-01-01T00:00:00Z">
         <w:r>
           <w:t xml:space="preserve">.</w:t>
         </w:r>
       </w:ins>
-      <w:ins w:id="52" w:author="PR Preview" w:date="2026-01-01T00:00:00Z">
+      <w:ins w:id="85" w:author="PR Preview" w:date="2026-01-01T00:00:00Z">
         <w:r>
           <w:t xml:space="preserve"> </w:t>
         </w:r>
       </w:ins>
-      <w:ins w:id="53" w:author="PR Preview" w:date="2026-01-01T00:00:00Z">
+      <w:ins w:id="86" w:author="PR Preview" w:date="2026-01-01T00:00:00Z">
         <w:r>
           <w:t xml:space="preserve">The functions</w:t>
         </w:r>
       </w:ins>
-      <w:ins w:id="54" w:author="PR Preview" w:date="2026-01-01T00:00:00Z">
+      <w:ins w:id="87" w:author="PR Preview" w:date="2026-01-01T00:00:00Z">
         <w:r>
           <w:t xml:space="preserve"> </w:t>
         </w:r>
@@ -7748,12 +7977,12 @@
           </m:sub>
         </m:sSub>
       </m:oMath>
-      <w:ins w:id="55" w:author="PR Preview" w:date="2026-01-01T00:00:00Z">
+      <w:ins w:id="88" w:author="PR Preview" w:date="2026-01-01T00:00:00Z">
         <w:r>
           <w:t xml:space="preserve">, one for each parameter value</w:t>
         </w:r>
       </w:ins>
-      <w:ins w:id="56" w:author="PR Preview" w:date="2026-01-01T00:00:00Z">
+      <w:ins w:id="89" w:author="PR Preview" w:date="2026-01-01T00:00:00Z">
         <w:r>
           <w:t xml:space="preserve"> </w:t>
         </w:r>
@@ -7763,30 +7992,30 @@
           <m:t>θ</m:t>
         </m:r>
       </m:oMath>
-      <w:ins w:id="57" w:author="PR Preview" w:date="2026-01-01T00:00:00Z">
+      <w:ins w:id="90" w:author="PR Preview" w:date="2026-01-01T00:00:00Z">
         <w:r>
           <w:t xml:space="preserve"> </w:t>
         </w:r>
       </w:ins>
-      <w:ins w:id="58" w:author="PR Preview" w:date="2026-01-01T00:00:00Z">
+      <w:ins w:id="91" w:author="PR Preview" w:date="2026-01-01T00:00:00Z">
         <w:r>
           <w:t xml:space="preserve">in a parameter set,</w:t>
         </w:r>
       </w:ins>
-      <w:ins w:id="59" w:author="PR Preview" w:date="2026-01-01T00:00:00Z">
+      <w:ins w:id="92" w:author="PR Preview" w:date="2026-01-01T00:00:00Z">
         <w:r>
           <w:t xml:space="preserve"> </w:t>
         </w:r>
       </w:ins>
-      <w:ins w:id="60" w:author="PR Preview" w:date="2026-01-01T00:00:00Z">
+      <w:ins w:id="93" w:author="PR Preview" w:date="2026-01-01T00:00:00Z">
         <w:r>
           <w:t xml:space="preserve">are an indexed family of functions.</w:t>
         </w:r>
       </w:ins>
     </w:p>
-    <w:bookmarkEnd w:id="50"/>
-    <w:bookmarkEnd w:id="51"/>
-    <w:bookmarkStart w:id="67" w:name="combining-sets"/>
+    <w:bookmarkEnd w:id="52"/>
+    <w:bookmarkEnd w:id="53"/>
+    <w:bookmarkStart w:id="69" w:name="combining-sets"/>
     <w:p>
       <w:pPr>
         <w:pStyle w:val="Heading2"/>
@@ -7795,12 +8024,12 @@
         <w:t xml:space="preserve">2 Combining sets</w:t>
       </w:r>
     </w:p>
-    <w:bookmarkStart w:id="52" w:name="def-union"/>
+    <w:bookmarkStart w:id="54" w:name="def-union"/>
     <w:p>
       <w:pPr>
         <w:pStyle w:val="FirstParagraph"/>
       </w:pPr>
-      <w:del w:id="61" w:author="PR Preview" w:date="2026-01-01T00:00:00Z">
+      <w:del w:id="94" w:author="PR Preview" w:date="2026-01-01T00:00:00Z">
         <w:r>
           <w:rPr>
             <w:b/>
@@ -7809,22 +8038,22 @@
           <w:delText xml:space="preserve">Definition 15 (Union)</w:delText>
         </w:r>
       </w:del>
-      <w:del w:id="62" w:author="PR Preview" w:date="2026-01-01T00:00:00Z">
+      <w:del w:id="95" w:author="PR Preview" w:date="2026-01-01T00:00:00Z">
         <w:r>
           <w:delText xml:space="preserve"> </w:delText>
         </w:r>
       </w:del>
-      <w:del w:id="63" w:author="PR Preview" w:date="2026-01-01T00:00:00Z">
+      <w:del w:id="96" w:author="PR Preview" w:date="2026-01-01T00:00:00Z">
         <w:r>
           <w:delText xml:space="preserve">The</w:delText>
         </w:r>
       </w:del>
-      <w:del w:id="64" w:author="PR Preview" w:date="2026-01-01T00:00:00Z">
+      <w:del w:id="97" w:author="PR Preview" w:date="2026-01-01T00:00:00Z">
         <w:r>
           <w:delText xml:space="preserve"> </w:delText>
         </w:r>
       </w:del>
-      <w:del w:id="65" w:author="PR Preview" w:date="2026-01-01T00:00:00Z">
+      <w:del w:id="98" w:author="PR Preview" w:date="2026-01-01T00:00:00Z">
         <w:r>
           <w:rPr>
             <w:b/>
@@ -7833,17 +8062,17 @@
           <w:delText xml:space="preserve">union</w:delText>
         </w:r>
       </w:del>
-      <w:del w:id="66" w:author="PR Preview" w:date="2026-01-01T00:00:00Z">
+      <w:del w:id="99" w:author="PR Preview" w:date="2026-01-01T00:00:00Z">
         <w:r>
           <w:delText xml:space="preserve"> </w:delText>
         </w:r>
       </w:del>
-      <w:del w:id="67" w:author="PR Preview" w:date="2026-01-01T00:00:00Z">
+      <w:del w:id="100" w:author="PR Preview" w:date="2026-01-01T00:00:00Z">
         <w:r>
           <w:delText xml:space="preserve">of sets</w:delText>
         </w:r>
       </w:del>
-      <w:del w:id="68" w:author="PR Preview" w:date="2026-01-01T00:00:00Z">
+      <w:del w:id="101" w:author="PR Preview" w:date="2026-01-01T00:00:00Z">
         <w:r>
           <w:delText xml:space="preserve"> </w:delText>
         </w:r>
@@ -7853,17 +8082,17 @@
           <m:t>A</m:t>
         </m:r>
       </m:oMath>
-      <w:del w:id="69" w:author="PR Preview" w:date="2026-01-01T00:00:00Z">
+      <w:del w:id="102" w:author="PR Preview" w:date="2026-01-01T00:00:00Z">
         <w:r>
           <w:delText xml:space="preserve"> </w:delText>
         </w:r>
       </w:del>
-      <w:del w:id="70" w:author="PR Preview" w:date="2026-01-01T00:00:00Z">
+      <w:del w:id="103" w:author="PR Preview" w:date="2026-01-01T00:00:00Z">
         <w:r>
           <w:delText xml:space="preserve">and</w:delText>
         </w:r>
       </w:del>
-      <w:del w:id="71" w:author="PR Preview" w:date="2026-01-01T00:00:00Z">
+      <w:del w:id="104" w:author="PR Preview" w:date="2026-01-01T00:00:00Z">
         <w:r>
           <w:delText xml:space="preserve"> </w:delText>
         </w:r>
@@ -7873,22 +8102,22 @@
           <m:t>B</m:t>
         </m:r>
       </m:oMath>
-      <w:del w:id="72" w:author="PR Preview" w:date="2026-01-01T00:00:00Z">
+      <w:del w:id="105" w:author="PR Preview" w:date="2026-01-01T00:00:00Z">
         <w:r>
           <w:delText xml:space="preserve">,</w:delText>
         </w:r>
       </w:del>
-      <w:del w:id="73" w:author="PR Preview" w:date="2026-01-01T00:00:00Z">
+      <w:del w:id="106" w:author="PR Preview" w:date="2026-01-01T00:00:00Z">
         <w:r>
           <w:delText xml:space="preserve"> </w:delText>
         </w:r>
       </w:del>
-      <w:del w:id="74" w:author="PR Preview" w:date="2026-01-01T00:00:00Z">
+      <w:del w:id="107" w:author="PR Preview" w:date="2026-01-01T00:00:00Z">
         <w:r>
           <w:delText xml:space="preserve">written</w:delText>
         </w:r>
       </w:del>
-      <w:del w:id="75" w:author="PR Preview" w:date="2026-01-01T00:00:00Z">
+      <w:del w:id="108" w:author="PR Preview" w:date="2026-01-01T00:00:00Z">
         <w:r>
           <w:delText xml:space="preserve"> </w:delText>
         </w:r>
@@ -7907,22 +8136,22 @@
           <m:t>B</m:t>
         </m:r>
       </m:oMath>
-      <w:del w:id="76" w:author="PR Preview" w:date="2026-01-01T00:00:00Z">
+      <w:del w:id="109" w:author="PR Preview" w:date="2026-01-01T00:00:00Z">
         <w:r>
           <w:delText xml:space="preserve">,</w:delText>
         </w:r>
       </w:del>
-      <w:del w:id="77" w:author="PR Preview" w:date="2026-01-01T00:00:00Z">
+      <w:del w:id="110" w:author="PR Preview" w:date="2026-01-01T00:00:00Z">
         <w:r>
           <w:delText xml:space="preserve"> </w:delText>
         </w:r>
       </w:del>
-      <w:del w:id="78" w:author="PR Preview" w:date="2026-01-01T00:00:00Z">
+      <w:del w:id="111" w:author="PR Preview" w:date="2026-01-01T00:00:00Z">
         <w:r>
           <w:delText xml:space="preserve">is the set of elements that are in</w:delText>
         </w:r>
       </w:del>
-      <w:del w:id="79" w:author="PR Preview" w:date="2026-01-01T00:00:00Z">
+      <w:del w:id="112" w:author="PR Preview" w:date="2026-01-01T00:00:00Z">
         <w:r>
           <w:delText xml:space="preserve"> </w:delText>
         </w:r>
@@ -7932,12 +8161,12 @@
           <m:t>A</m:t>
         </m:r>
       </m:oMath>
-      <w:del w:id="80" w:author="PR Preview" w:date="2026-01-01T00:00:00Z">
+      <w:del w:id="113" w:author="PR Preview" w:date="2026-01-01T00:00:00Z">
         <w:r>
           <w:delText xml:space="preserve">, in</w:delText>
         </w:r>
       </w:del>
-      <w:del w:id="81" w:author="PR Preview" w:date="2026-01-01T00:00:00Z">
+      <w:del w:id="114" w:author="PR Preview" w:date="2026-01-01T00:00:00Z">
         <w:r>
           <w:delText xml:space="preserve"> </w:delText>
         </w:r>
@@ -7947,7 +8176,7 @@
           <m:t>B</m:t>
         </m:r>
       </m:oMath>
-      <w:del w:id="82" w:author="PR Preview" w:date="2026-01-01T00:00:00Z">
+      <w:del w:id="115" w:author="PR Preview" w:date="2026-01-01T00:00:00Z">
         <w:r>
           <w:delText xml:space="preserve">, or in both:</w:delText>
         </w:r>
@@ -7957,31 +8186,31 @@
       <w:pPr>
         <w:pStyle w:val="FirstParagraph"/>
       </w:pPr>
-      <w:ins w:id="83" w:author="PR Preview" w:date="2026-01-01T00:00:00Z">
+      <w:ins w:id="116" w:author="PR Preview" w:date="2026-01-01T00:00:00Z">
         <w:r>
           <w:rPr>
             <w:b/>
             <w:bCs/>
           </w:rPr>
-          <w:t xml:space="preserve">Definition 17 (Union)</w:t>
-        </w:r>
-      </w:ins>
-      <w:ins w:id="84" w:author="PR Preview" w:date="2026-01-01T00:00:00Z">
+          <w:t xml:space="preserve">Definition 18 (Union)</w:t>
+        </w:r>
+      </w:ins>
+      <w:ins w:id="117" w:author="PR Preview" w:date="2026-01-01T00:00:00Z">
         <w:r>
           <w:t xml:space="preserve"> </w:t>
         </w:r>
       </w:ins>
-      <w:ins w:id="85" w:author="PR Preview" w:date="2026-01-01T00:00:00Z">
+      <w:ins w:id="118" w:author="PR Preview" w:date="2026-01-01T00:00:00Z">
         <w:r>
           <w:t xml:space="preserve">The</w:t>
         </w:r>
       </w:ins>
-      <w:ins w:id="86" w:author="PR Preview" w:date="2026-01-01T00:00:00Z">
+      <w:ins w:id="119" w:author="PR Preview" w:date="2026-01-01T00:00:00Z">
         <w:r>
           <w:t xml:space="preserve"> </w:t>
         </w:r>
       </w:ins>
-      <w:ins w:id="87" w:author="PR Preview" w:date="2026-01-01T00:00:00Z">
+      <w:ins w:id="120" w:author="PR Preview" w:date="2026-01-01T00:00:00Z">
         <w:r>
           <w:rPr>
             <w:b/>
@@ -7990,17 +8219,17 @@
           <w:t xml:space="preserve">union</w:t>
         </w:r>
       </w:ins>
-      <w:ins w:id="88" w:author="PR Preview" w:date="2026-01-01T00:00:00Z">
+      <w:ins w:id="121" w:author="PR Preview" w:date="2026-01-01T00:00:00Z">
         <w:r>
           <w:t xml:space="preserve"> </w:t>
         </w:r>
       </w:ins>
-      <w:ins w:id="89" w:author="PR Preview" w:date="2026-01-01T00:00:00Z">
+      <w:ins w:id="122" w:author="PR Preview" w:date="2026-01-01T00:00:00Z">
         <w:r>
           <w:t xml:space="preserve">of sets</w:t>
         </w:r>
       </w:ins>
-      <w:ins w:id="90" w:author="PR Preview" w:date="2026-01-01T00:00:00Z">
+      <w:ins w:id="123" w:author="PR Preview" w:date="2026-01-01T00:00:00Z">
         <w:r>
           <w:t xml:space="preserve"> </w:t>
         </w:r>
@@ -8010,17 +8239,17 @@
           <m:t>A</m:t>
         </m:r>
       </m:oMath>
-      <w:ins w:id="91" w:author="PR Preview" w:date="2026-01-01T00:00:00Z">
+      <w:ins w:id="124" w:author="PR Preview" w:date="2026-01-01T00:00:00Z">
         <w:r>
           <w:t xml:space="preserve"> </w:t>
         </w:r>
       </w:ins>
-      <w:ins w:id="92" w:author="PR Preview" w:date="2026-01-01T00:00:00Z">
+      <w:ins w:id="125" w:author="PR Preview" w:date="2026-01-01T00:00:00Z">
         <w:r>
           <w:t xml:space="preserve">and</w:t>
         </w:r>
       </w:ins>
-      <w:ins w:id="93" w:author="PR Preview" w:date="2026-01-01T00:00:00Z">
+      <w:ins w:id="126" w:author="PR Preview" w:date="2026-01-01T00:00:00Z">
         <w:r>
           <w:t xml:space="preserve"> </w:t>
         </w:r>
@@ -8030,22 +8259,22 @@
           <m:t>B</m:t>
         </m:r>
       </m:oMath>
-      <w:ins w:id="94" w:author="PR Preview" w:date="2026-01-01T00:00:00Z">
+      <w:ins w:id="127" w:author="PR Preview" w:date="2026-01-01T00:00:00Z">
         <w:r>
           <w:t xml:space="preserve">,</w:t>
         </w:r>
       </w:ins>
-      <w:ins w:id="95" w:author="PR Preview" w:date="2026-01-01T00:00:00Z">
+      <w:ins w:id="128" w:author="PR Preview" w:date="2026-01-01T00:00:00Z">
         <w:r>
           <w:t xml:space="preserve"> </w:t>
         </w:r>
       </w:ins>
-      <w:ins w:id="96" w:author="PR Preview" w:date="2026-01-01T00:00:00Z">
+      <w:ins w:id="129" w:author="PR Preview" w:date="2026-01-01T00:00:00Z">
         <w:r>
           <w:t xml:space="preserve">written</w:t>
         </w:r>
       </w:ins>
-      <w:ins w:id="97" w:author="PR Preview" w:date="2026-01-01T00:00:00Z">
+      <w:ins w:id="130" w:author="PR Preview" w:date="2026-01-01T00:00:00Z">
         <w:r>
           <w:t xml:space="preserve"> </w:t>
         </w:r>
@@ -8064,22 +8293,22 @@
           <m:t>B</m:t>
         </m:r>
       </m:oMath>
-      <w:ins w:id="98" w:author="PR Preview" w:date="2026-01-01T00:00:00Z">
+      <w:ins w:id="131" w:author="PR Preview" w:date="2026-01-01T00:00:00Z">
         <w:r>
           <w:t xml:space="preserve">,</w:t>
         </w:r>
       </w:ins>
-      <w:ins w:id="99" w:author="PR Preview" w:date="2026-01-01T00:00:00Z">
+      <w:ins w:id="132" w:author="PR Preview" w:date="2026-01-01T00:00:00Z">
         <w:r>
           <w:t xml:space="preserve"> </w:t>
         </w:r>
       </w:ins>
-      <w:ins w:id="100" w:author="PR Preview" w:date="2026-01-01T00:00:00Z">
+      <w:ins w:id="133" w:author="PR Preview" w:date="2026-01-01T00:00:00Z">
         <w:r>
           <w:t xml:space="preserve">is the set of elements that are in</w:t>
         </w:r>
       </w:ins>
-      <w:ins w:id="101" w:author="PR Preview" w:date="2026-01-01T00:00:00Z">
+      <w:ins w:id="134" w:author="PR Preview" w:date="2026-01-01T00:00:00Z">
         <w:r>
           <w:t xml:space="preserve"> </w:t>
         </w:r>
@@ -8089,12 +8318,12 @@
           <m:t>A</m:t>
         </m:r>
       </m:oMath>
-      <w:ins w:id="102" w:author="PR Preview" w:date="2026-01-01T00:00:00Z">
+      <w:ins w:id="135" w:author="PR Preview" w:date="2026-01-01T00:00:00Z">
         <w:r>
           <w:t xml:space="preserve">, in</w:t>
         </w:r>
       </w:ins>
-      <w:ins w:id="103" w:author="PR Preview" w:date="2026-01-01T00:00:00Z">
+      <w:ins w:id="136" w:author="PR Preview" w:date="2026-01-01T00:00:00Z">
         <w:r>
           <w:t xml:space="preserve"> </w:t>
         </w:r>
@@ -8104,7 +8333,7 @@
           <m:t>B</m:t>
         </m:r>
       </m:oMath>
-      <w:ins w:id="104" w:author="PR Preview" w:date="2026-01-01T00:00:00Z">
+      <w:ins w:id="137" w:author="PR Preview" w:date="2026-01-01T00:00:00Z">
         <w:r>
           <w:t xml:space="preserve">, or in both:</w:t>
         </w:r>
@@ -8209,13 +8438,13 @@
         </m:oMath>
       </m:oMathPara>
     </w:p>
-    <w:bookmarkEnd w:id="52"/>
-    <w:bookmarkStart w:id="53" w:name="def-indexed-union"/>
+    <w:bookmarkEnd w:id="54"/>
+    <w:bookmarkStart w:id="55" w:name="def-indexed-union"/>
     <w:p>
       <w:pPr>
         <w:pStyle w:val="FirstParagraph"/>
       </w:pPr>
-      <w:del w:id="105" w:author="PR Preview" w:date="2026-01-01T00:00:00Z">
+      <w:del w:id="138" w:author="PR Preview" w:date="2026-01-01T00:00:00Z">
         <w:r>
           <w:rPr>
             <w:b/>
@@ -8224,17 +8453,17 @@
           <w:delText xml:space="preserve">Definition 16 (Union of a family of sets)</w:delText>
         </w:r>
       </w:del>
-      <w:del w:id="106" w:author="PR Preview" w:date="2026-01-01T00:00:00Z">
+      <w:del w:id="139" w:author="PR Preview" w:date="2026-01-01T00:00:00Z">
         <w:r>
           <w:delText xml:space="preserve"> </w:delText>
         </w:r>
       </w:del>
-      <w:del w:id="107" w:author="PR Preview" w:date="2026-01-01T00:00:00Z">
+      <w:del w:id="140" w:author="PR Preview" w:date="2026-01-01T00:00:00Z">
         <w:r>
           <w:delText xml:space="preserve">Let</w:delText>
         </w:r>
       </w:del>
-      <w:del w:id="108" w:author="PR Preview" w:date="2026-01-01T00:00:00Z">
+      <w:del w:id="141" w:author="PR Preview" w:date="2026-01-01T00:00:00Z">
         <w:r>
           <w:delText xml:space="preserve"> </w:delText>
         </w:r>
@@ -8244,27 +8473,27 @@
           <m:t>I</m:t>
         </m:r>
       </m:oMath>
-      <w:del w:id="109" w:author="PR Preview" w:date="2026-01-01T00:00:00Z">
+      <w:del w:id="142" w:author="PR Preview" w:date="2026-01-01T00:00:00Z">
         <w:r>
           <w:delText xml:space="preserve"> </w:delText>
         </w:r>
       </w:del>
-      <w:del w:id="110" w:author="PR Preview" w:date="2026-01-01T00:00:00Z">
+      <w:del w:id="143" w:author="PR Preview" w:date="2026-01-01T00:00:00Z">
         <w:r>
           <w:delText xml:space="preserve">be a set of indices,</w:delText>
         </w:r>
       </w:del>
-      <w:del w:id="111" w:author="PR Preview" w:date="2026-01-01T00:00:00Z">
+      <w:del w:id="144" w:author="PR Preview" w:date="2026-01-01T00:00:00Z">
         <w:r>
           <w:delText xml:space="preserve"> </w:delText>
         </w:r>
       </w:del>
-      <w:del w:id="112" w:author="PR Preview" w:date="2026-01-01T00:00:00Z">
+      <w:del w:id="145" w:author="PR Preview" w:date="2026-01-01T00:00:00Z">
         <w:r>
           <w:delText xml:space="preserve">such as</w:delText>
         </w:r>
       </w:del>
-      <w:del w:id="113" w:author="PR Preview" w:date="2026-01-01T00:00:00Z">
+      <w:del w:id="146" w:author="PR Preview" w:date="2026-01-01T00:00:00Z">
         <w:r>
           <w:delText xml:space="preserve"> </w:delText>
         </w:r>
@@ -8311,17 +8540,17 @@
           <m:t>​</m:t>
         </m:r>
       </m:oMath>
-      <w:del w:id="114" w:author="PR Preview" w:date="2026-01-01T00:00:00Z">
+      <w:del w:id="147" w:author="PR Preview" w:date="2026-01-01T00:00:00Z">
         <w:r>
           <w:delText xml:space="preserve"> </w:delText>
         </w:r>
       </w:del>
-      <w:del w:id="115" w:author="PR Preview" w:date="2026-01-01T00:00:00Z">
+      <w:del w:id="148" w:author="PR Preview" w:date="2026-01-01T00:00:00Z">
         <w:r>
           <w:delText xml:space="preserve">or</w:delText>
         </w:r>
       </w:del>
-      <w:del w:id="116" w:author="PR Preview" w:date="2026-01-01T00:00:00Z">
+      <w:del w:id="149" w:author="PR Preview" w:date="2026-01-01T00:00:00Z">
         <w:r>
           <w:delText xml:space="preserve"> </w:delText>
         </w:r>
@@ -8377,22 +8606,22 @@
           <m:t>​</m:t>
         </m:r>
       </m:oMath>
-      <w:del w:id="117" w:author="PR Preview" w:date="2026-01-01T00:00:00Z">
+      <w:del w:id="150" w:author="PR Preview" w:date="2026-01-01T00:00:00Z">
         <w:r>
           <w:delText xml:space="preserve">,</w:delText>
         </w:r>
       </w:del>
-      <w:del w:id="118" w:author="PR Preview" w:date="2026-01-01T00:00:00Z">
+      <w:del w:id="151" w:author="PR Preview" w:date="2026-01-01T00:00:00Z">
         <w:r>
           <w:delText xml:space="preserve"> </w:delText>
         </w:r>
       </w:del>
-      <w:del w:id="119" w:author="PR Preview" w:date="2026-01-01T00:00:00Z">
+      <w:del w:id="152" w:author="PR Preview" w:date="2026-01-01T00:00:00Z">
         <w:r>
           <w:delText xml:space="preserve">and let</w:delText>
         </w:r>
       </w:del>
-      <w:del w:id="120" w:author="PR Preview" w:date="2026-01-01T00:00:00Z">
+      <w:del w:id="153" w:author="PR Preview" w:date="2026-01-01T00:00:00Z">
         <w:r>
           <w:delText xml:space="preserve"> </w:delText>
         </w:r>
@@ -8411,17 +8640,17 @@
           </m:sub>
         </m:sSub>
       </m:oMath>
-      <w:del w:id="121" w:author="PR Preview" w:date="2026-01-01T00:00:00Z">
+      <w:del w:id="154" w:author="PR Preview" w:date="2026-01-01T00:00:00Z">
         <w:r>
           <w:delText xml:space="preserve"> </w:delText>
         </w:r>
       </w:del>
-      <w:del w:id="122" w:author="PR Preview" w:date="2026-01-01T00:00:00Z">
+      <w:del w:id="155" w:author="PR Preview" w:date="2026-01-01T00:00:00Z">
         <w:r>
           <w:delText xml:space="preserve">be a set for each</w:delText>
         </w:r>
       </w:del>
-      <w:del w:id="123" w:author="PR Preview" w:date="2026-01-01T00:00:00Z">
+      <w:del w:id="156" w:author="PR Preview" w:date="2026-01-01T00:00:00Z">
         <w:r>
           <w:delText xml:space="preserve"> </w:delText>
         </w:r>
@@ -8440,27 +8669,27 @@
           <m:t>I</m:t>
         </m:r>
       </m:oMath>
-      <w:del w:id="124" w:author="PR Preview" w:date="2026-01-01T00:00:00Z">
+      <w:del w:id="157" w:author="PR Preview" w:date="2026-01-01T00:00:00Z">
         <w:r>
           <w:delText xml:space="preserve">.</w:delText>
         </w:r>
       </w:del>
-      <w:del w:id="125" w:author="PR Preview" w:date="2026-01-01T00:00:00Z">
+      <w:del w:id="158" w:author="PR Preview" w:date="2026-01-01T00:00:00Z">
         <w:r>
           <w:delText xml:space="preserve"> </w:delText>
         </w:r>
       </w:del>
-      <w:del w:id="126" w:author="PR Preview" w:date="2026-01-01T00:00:00Z">
+      <w:del w:id="159" w:author="PR Preview" w:date="2026-01-01T00:00:00Z">
         <w:r>
           <w:delText xml:space="preserve">The</w:delText>
         </w:r>
       </w:del>
-      <w:del w:id="127" w:author="PR Preview" w:date="2026-01-01T00:00:00Z">
+      <w:del w:id="160" w:author="PR Preview" w:date="2026-01-01T00:00:00Z">
         <w:r>
           <w:delText xml:space="preserve"> </w:delText>
         </w:r>
       </w:del>
-      <w:del w:id="128" w:author="PR Preview" w:date="2026-01-01T00:00:00Z">
+      <w:del w:id="161" w:author="PR Preview" w:date="2026-01-01T00:00:00Z">
         <w:r>
           <w:rPr>
             <w:b/>
@@ -8469,17 +8698,17 @@
           <w:delText xml:space="preserve">union</w:delText>
         </w:r>
       </w:del>
-      <w:del w:id="129" w:author="PR Preview" w:date="2026-01-01T00:00:00Z">
+      <w:del w:id="162" w:author="PR Preview" w:date="2026-01-01T00:00:00Z">
         <w:r>
           <w:delText xml:space="preserve"> </w:delText>
         </w:r>
       </w:del>
-      <w:del w:id="130" w:author="PR Preview" w:date="2026-01-01T00:00:00Z">
+      <w:del w:id="163" w:author="PR Preview" w:date="2026-01-01T00:00:00Z">
         <w:r>
           <w:delText xml:space="preserve">of the sets</w:delText>
         </w:r>
       </w:del>
-      <w:del w:id="131" w:author="PR Preview" w:date="2026-01-01T00:00:00Z">
+      <w:del w:id="164" w:author="PR Preview" w:date="2026-01-01T00:00:00Z">
         <w:r>
           <w:delText xml:space="preserve"> </w:delText>
         </w:r>
@@ -8498,22 +8727,22 @@
           </m:sub>
         </m:sSub>
       </m:oMath>
-      <w:del w:id="132" w:author="PR Preview" w:date="2026-01-01T00:00:00Z">
+      <w:del w:id="165" w:author="PR Preview" w:date="2026-01-01T00:00:00Z">
         <w:r>
           <w:delText xml:space="preserve">,</w:delText>
         </w:r>
       </w:del>
-      <w:del w:id="133" w:author="PR Preview" w:date="2026-01-01T00:00:00Z">
+      <w:del w:id="166" w:author="PR Preview" w:date="2026-01-01T00:00:00Z">
         <w:r>
           <w:delText xml:space="preserve"> </w:delText>
         </w:r>
       </w:del>
-      <w:del w:id="134" w:author="PR Preview" w:date="2026-01-01T00:00:00Z">
+      <w:del w:id="167" w:author="PR Preview" w:date="2026-01-01T00:00:00Z">
         <w:r>
           <w:delText xml:space="preserve">written</w:delText>
         </w:r>
       </w:del>
-      <w:del w:id="135" w:author="PR Preview" w:date="2026-01-01T00:00:00Z">
+      <w:del w:id="168" w:author="PR Preview" w:date="2026-01-01T00:00:00Z">
         <w:r>
           <w:delText xml:space="preserve"> </w:delText>
         </w:r>
@@ -8556,22 +8785,22 @@
           </m:sub>
         </m:sSub>
       </m:oMath>
-      <w:del w:id="136" w:author="PR Preview" w:date="2026-01-01T00:00:00Z">
+      <w:del w:id="169" w:author="PR Preview" w:date="2026-01-01T00:00:00Z">
         <w:r>
           <w:delText xml:space="preserve">,</w:delText>
         </w:r>
       </w:del>
-      <w:del w:id="137" w:author="PR Preview" w:date="2026-01-01T00:00:00Z">
+      <w:del w:id="170" w:author="PR Preview" w:date="2026-01-01T00:00:00Z">
         <w:r>
           <w:delText xml:space="preserve"> </w:delText>
         </w:r>
       </w:del>
-      <w:del w:id="138" w:author="PR Preview" w:date="2026-01-01T00:00:00Z">
+      <w:del w:id="171" w:author="PR Preview" w:date="2026-01-01T00:00:00Z">
         <w:r>
           <w:delText xml:space="preserve">is the set of elements that are in at least one</w:delText>
         </w:r>
       </w:del>
-      <w:del w:id="139" w:author="PR Preview" w:date="2026-01-01T00:00:00Z">
+      <w:del w:id="172" w:author="PR Preview" w:date="2026-01-01T00:00:00Z">
         <w:r>
           <w:delText xml:space="preserve"> </w:delText>
         </w:r>
@@ -8590,22 +8819,22 @@
           </m:sub>
         </m:sSub>
       </m:oMath>
-      <w:del w:id="140" w:author="PR Preview" w:date="2026-01-01T00:00:00Z">
+      <w:del w:id="173" w:author="PR Preview" w:date="2026-01-01T00:00:00Z">
         <w:r>
           <w:delText xml:space="preserve">.</w:delText>
         </w:r>
       </w:del>
-      <w:del w:id="141" w:author="PR Preview" w:date="2026-01-01T00:00:00Z">
+      <w:del w:id="174" w:author="PR Preview" w:date="2026-01-01T00:00:00Z">
         <w:r>
           <w:delText xml:space="preserve"> </w:delText>
         </w:r>
       </w:del>
-      <w:del w:id="142" w:author="PR Preview" w:date="2026-01-01T00:00:00Z">
+      <w:del w:id="175" w:author="PR Preview" w:date="2026-01-01T00:00:00Z">
         <w:r>
           <w:delText xml:space="preserve">For</w:delText>
         </w:r>
       </w:del>
-      <w:del w:id="143" w:author="PR Preview" w:date="2026-01-01T00:00:00Z">
+      <w:del w:id="176" w:author="PR Preview" w:date="2026-01-01T00:00:00Z">
         <w:r>
           <w:delText xml:space="preserve"> </w:delText>
         </w:r>
@@ -8661,12 +8890,12 @@
           <m:t>​</m:t>
         </m:r>
       </m:oMath>
-      <w:del w:id="144" w:author="PR Preview" w:date="2026-01-01T00:00:00Z">
+      <w:del w:id="177" w:author="PR Preview" w:date="2026-01-01T00:00:00Z">
         <w:r>
           <w:delText xml:space="preserve">, it is also written</w:delText>
         </w:r>
       </w:del>
-      <w:del w:id="145" w:author="PR Preview" w:date="2026-01-01T00:00:00Z">
+      <w:del w:id="178" w:author="PR Preview" w:date="2026-01-01T00:00:00Z">
         <w:r>
           <w:delText xml:space="preserve"> </w:delText>
         </w:r>
@@ -8714,17 +8943,17 @@
           </m:sub>
         </m:sSub>
       </m:oMath>
-      <w:del w:id="146" w:author="PR Preview" w:date="2026-01-01T00:00:00Z">
+      <w:del w:id="179" w:author="PR Preview" w:date="2026-01-01T00:00:00Z">
         <w:r>
           <w:delText xml:space="preserve"> </w:delText>
         </w:r>
       </w:del>
-      <w:del w:id="147" w:author="PR Preview" w:date="2026-01-01T00:00:00Z">
+      <w:del w:id="180" w:author="PR Preview" w:date="2026-01-01T00:00:00Z">
         <w:r>
           <w:delText xml:space="preserve">or</w:delText>
         </w:r>
       </w:del>
-      <w:del w:id="148" w:author="PR Preview" w:date="2026-01-01T00:00:00Z">
+      <w:del w:id="181" w:author="PR Preview" w:date="2026-01-01T00:00:00Z">
         <w:r>
           <w:delText xml:space="preserve"> </w:delText>
         </w:r>
@@ -8773,22 +9002,22 @@
           </m:sub>
         </m:sSub>
       </m:oMath>
-      <w:del w:id="149" w:author="PR Preview" w:date="2026-01-01T00:00:00Z">
+      <w:del w:id="182" w:author="PR Preview" w:date="2026-01-01T00:00:00Z">
         <w:r>
           <w:delText xml:space="preserve">,</w:delText>
         </w:r>
       </w:del>
-      <w:del w:id="150" w:author="PR Preview" w:date="2026-01-01T00:00:00Z">
+      <w:del w:id="183" w:author="PR Preview" w:date="2026-01-01T00:00:00Z">
         <w:r>
           <w:delText xml:space="preserve"> </w:delText>
         </w:r>
       </w:del>
-      <w:del w:id="151" w:author="PR Preview" w:date="2026-01-01T00:00:00Z">
+      <w:del w:id="184" w:author="PR Preview" w:date="2026-01-01T00:00:00Z">
         <w:r>
           <w:delText xml:space="preserve">and for</w:delText>
         </w:r>
       </w:del>
-      <w:del w:id="152" w:author="PR Preview" w:date="2026-01-01T00:00:00Z">
+      <w:del w:id="185" w:author="PR Preview" w:date="2026-01-01T00:00:00Z">
         <w:r>
           <w:delText xml:space="preserve"> </w:delText>
         </w:r>
@@ -8853,12 +9082,12 @@
           <m:t>​</m:t>
         </m:r>
       </m:oMath>
-      <w:del w:id="153" w:author="PR Preview" w:date="2026-01-01T00:00:00Z">
+      <w:del w:id="186" w:author="PR Preview" w:date="2026-01-01T00:00:00Z">
         <w:r>
           <w:delText xml:space="preserve">, it is written</w:delText>
         </w:r>
       </w:del>
-      <w:del w:id="154" w:author="PR Preview" w:date="2026-01-01T00:00:00Z">
+      <w:del w:id="187" w:author="PR Preview" w:date="2026-01-01T00:00:00Z">
         <w:r>
           <w:delText xml:space="preserve"> </w:delText>
         </w:r>
@@ -8909,7 +9138,7 @@
           </m:sub>
         </m:sSub>
       </m:oMath>
-      <w:del w:id="155" w:author="PR Preview" w:date="2026-01-01T00:00:00Z">
+      <w:del w:id="188" w:author="PR Preview" w:date="2026-01-01T00:00:00Z">
         <w:r>
           <w:delText xml:space="preserve">.</w:delText>
         </w:r>
@@ -8919,7 +9148,7 @@
       <w:pPr>
         <w:pStyle w:val="BodyText"/>
       </w:pPr>
-      <w:del w:id="156" w:author="PR Preview" w:date="2026-01-01T00:00:00Z">
+      <w:del w:id="189" w:author="PR Preview" w:date="2026-01-01T00:00:00Z">
         <w:r>
           <w:rPr>
             <w:b/>
@@ -8928,22 +9157,22 @@
           <w:delText xml:space="preserve">Definition 17 (Intersection)</w:delText>
         </w:r>
       </w:del>
-      <w:del w:id="157" w:author="PR Preview" w:date="2026-01-01T00:00:00Z">
+      <w:del w:id="190" w:author="PR Preview" w:date="2026-01-01T00:00:00Z">
         <w:r>
           <w:delText xml:space="preserve"> </w:delText>
         </w:r>
       </w:del>
-      <w:del w:id="158" w:author="PR Preview" w:date="2026-01-01T00:00:00Z">
+      <w:del w:id="191" w:author="PR Preview" w:date="2026-01-01T00:00:00Z">
         <w:r>
           <w:delText xml:space="preserve">The</w:delText>
         </w:r>
       </w:del>
-      <w:del w:id="159" w:author="PR Preview" w:date="2026-01-01T00:00:00Z">
+      <w:del w:id="192" w:author="PR Preview" w:date="2026-01-01T00:00:00Z">
         <w:r>
           <w:delText xml:space="preserve"> </w:delText>
         </w:r>
       </w:del>
-      <w:del w:id="160" w:author="PR Preview" w:date="2026-01-01T00:00:00Z">
+      <w:del w:id="193" w:author="PR Preview" w:date="2026-01-01T00:00:00Z">
         <w:r>
           <w:rPr>
             <w:b/>
@@ -8952,17 +9181,17 @@
           <w:delText xml:space="preserve">intersection</w:delText>
         </w:r>
       </w:del>
-      <w:del w:id="161" w:author="PR Preview" w:date="2026-01-01T00:00:00Z">
+      <w:del w:id="194" w:author="PR Preview" w:date="2026-01-01T00:00:00Z">
         <w:r>
           <w:delText xml:space="preserve"> </w:delText>
         </w:r>
       </w:del>
-      <w:del w:id="162" w:author="PR Preview" w:date="2026-01-01T00:00:00Z">
+      <w:del w:id="195" w:author="PR Preview" w:date="2026-01-01T00:00:00Z">
         <w:r>
           <w:delText xml:space="preserve">of sets</w:delText>
         </w:r>
       </w:del>
-      <w:del w:id="163" w:author="PR Preview" w:date="2026-01-01T00:00:00Z">
+      <w:del w:id="196" w:author="PR Preview" w:date="2026-01-01T00:00:00Z">
         <w:r>
           <w:delText xml:space="preserve"> </w:delText>
         </w:r>
@@ -8972,17 +9201,17 @@
           <m:t>A</m:t>
         </m:r>
       </m:oMath>
-      <w:del w:id="164" w:author="PR Preview" w:date="2026-01-01T00:00:00Z">
+      <w:del w:id="197" w:author="PR Preview" w:date="2026-01-01T00:00:00Z">
         <w:r>
           <w:delText xml:space="preserve"> </w:delText>
         </w:r>
       </w:del>
-      <w:del w:id="165" w:author="PR Preview" w:date="2026-01-01T00:00:00Z">
+      <w:del w:id="198" w:author="PR Preview" w:date="2026-01-01T00:00:00Z">
         <w:r>
           <w:delText xml:space="preserve">and</w:delText>
         </w:r>
       </w:del>
-      <w:del w:id="166" w:author="PR Preview" w:date="2026-01-01T00:00:00Z">
+      <w:del w:id="199" w:author="PR Preview" w:date="2026-01-01T00:00:00Z">
         <w:r>
           <w:delText xml:space="preserve"> </w:delText>
         </w:r>
@@ -8992,22 +9221,22 @@
           <m:t>B</m:t>
         </m:r>
       </m:oMath>
-      <w:del w:id="167" w:author="PR Preview" w:date="2026-01-01T00:00:00Z">
+      <w:del w:id="200" w:author="PR Preview" w:date="2026-01-01T00:00:00Z">
         <w:r>
           <w:delText xml:space="preserve">,</w:delText>
         </w:r>
       </w:del>
-      <w:del w:id="168" w:author="PR Preview" w:date="2026-01-01T00:00:00Z">
+      <w:del w:id="201" w:author="PR Preview" w:date="2026-01-01T00:00:00Z">
         <w:r>
           <w:delText xml:space="preserve"> </w:delText>
         </w:r>
       </w:del>
-      <w:del w:id="169" w:author="PR Preview" w:date="2026-01-01T00:00:00Z">
+      <w:del w:id="202" w:author="PR Preview" w:date="2026-01-01T00:00:00Z">
         <w:r>
           <w:delText xml:space="preserve">written</w:delText>
         </w:r>
       </w:del>
-      <w:del w:id="170" w:author="PR Preview" w:date="2026-01-01T00:00:00Z">
+      <w:del w:id="203" w:author="PR Preview" w:date="2026-01-01T00:00:00Z">
         <w:r>
           <w:delText xml:space="preserve"> </w:delText>
         </w:r>
@@ -9026,22 +9255,22 @@
           <m:t>B</m:t>
         </m:r>
       </m:oMath>
-      <w:del w:id="171" w:author="PR Preview" w:date="2026-01-01T00:00:00Z">
+      <w:del w:id="204" w:author="PR Preview" w:date="2026-01-01T00:00:00Z">
         <w:r>
           <w:delText xml:space="preserve">,</w:delText>
         </w:r>
       </w:del>
-      <w:del w:id="172" w:author="PR Preview" w:date="2026-01-01T00:00:00Z">
+      <w:del w:id="205" w:author="PR Preview" w:date="2026-01-01T00:00:00Z">
         <w:r>
           <w:delText xml:space="preserve"> </w:delText>
         </w:r>
       </w:del>
-      <w:del w:id="173" w:author="PR Preview" w:date="2026-01-01T00:00:00Z">
+      <w:del w:id="206" w:author="PR Preview" w:date="2026-01-01T00:00:00Z">
         <w:r>
           <w:delText xml:space="preserve">is the set of elements that are in both</w:delText>
         </w:r>
       </w:del>
-      <w:del w:id="174" w:author="PR Preview" w:date="2026-01-01T00:00:00Z">
+      <w:del w:id="207" w:author="PR Preview" w:date="2026-01-01T00:00:00Z">
         <w:r>
           <w:delText xml:space="preserve"> </w:delText>
         </w:r>
@@ -9051,17 +9280,17 @@
           <m:t>A</m:t>
         </m:r>
       </m:oMath>
-      <w:del w:id="175" w:author="PR Preview" w:date="2026-01-01T00:00:00Z">
+      <w:del w:id="208" w:author="PR Preview" w:date="2026-01-01T00:00:00Z">
         <w:r>
           <w:delText xml:space="preserve"> </w:delText>
         </w:r>
       </w:del>
-      <w:del w:id="176" w:author="PR Preview" w:date="2026-01-01T00:00:00Z">
+      <w:del w:id="209" w:author="PR Preview" w:date="2026-01-01T00:00:00Z">
         <w:r>
           <w:delText xml:space="preserve">and</w:delText>
         </w:r>
       </w:del>
-      <w:del w:id="177" w:author="PR Preview" w:date="2026-01-01T00:00:00Z">
+      <w:del w:id="210" w:author="PR Preview" w:date="2026-01-01T00:00:00Z">
         <w:r>
           <w:delText xml:space="preserve"> </w:delText>
         </w:r>
@@ -9071,7 +9300,7 @@
           <m:t>B</m:t>
         </m:r>
       </m:oMath>
-      <w:del w:id="178" w:author="PR Preview" w:date="2026-01-01T00:00:00Z">
+      <w:del w:id="211" w:author="PR Preview" w:date="2026-01-01T00:00:00Z">
         <w:r>
           <w:delText xml:space="preserve">:</w:delText>
         </w:r>
@@ -9081,26 +9310,26 @@
       <w:pPr>
         <w:pStyle w:val="FirstParagraph"/>
       </w:pPr>
-      <w:ins w:id="179" w:author="PR Preview" w:date="2026-01-01T00:00:00Z">
+      <w:ins w:id="212" w:author="PR Preview" w:date="2026-01-01T00:00:00Z">
         <w:r>
           <w:rPr>
             <w:b/>
             <w:bCs/>
           </w:rPr>
-          <w:t xml:space="preserve">Definition 18 (Union of a family of sets)</w:t>
-        </w:r>
-      </w:ins>
-      <w:ins w:id="180" w:author="PR Preview" w:date="2026-01-01T00:00:00Z">
+          <w:t xml:space="preserve">Definition 19 (Union of a family of sets)</w:t>
+        </w:r>
+      </w:ins>
+      <w:ins w:id="213" w:author="PR Preview" w:date="2026-01-01T00:00:00Z">
         <w:r>
           <w:t xml:space="preserve"> </w:t>
         </w:r>
       </w:ins>
-      <w:ins w:id="181" w:author="PR Preview" w:date="2026-01-01T00:00:00Z">
+      <w:ins w:id="214" w:author="PR Preview" w:date="2026-01-01T00:00:00Z">
         <w:r>
           <w:t xml:space="preserve">Let</w:t>
         </w:r>
       </w:ins>
-      <w:ins w:id="182" w:author="PR Preview" w:date="2026-01-01T00:00:00Z">
+      <w:ins w:id="215" w:author="PR Preview" w:date="2026-01-01T00:00:00Z">
         <w:r>
           <w:t xml:space="preserve"> </w:t>
         </w:r>
@@ -9110,27 +9339,27 @@
           <m:t>I</m:t>
         </m:r>
       </m:oMath>
-      <w:ins w:id="183" w:author="PR Preview" w:date="2026-01-01T00:00:00Z">
+      <w:ins w:id="216" w:author="PR Preview" w:date="2026-01-01T00:00:00Z">
         <w:r>
           <w:t xml:space="preserve"> </w:t>
         </w:r>
       </w:ins>
-      <w:ins w:id="184" w:author="PR Preview" w:date="2026-01-01T00:00:00Z">
+      <w:ins w:id="217" w:author="PR Preview" w:date="2026-01-01T00:00:00Z">
         <w:r>
           <w:t xml:space="preserve">be a set of indices,</w:t>
         </w:r>
       </w:ins>
-      <w:ins w:id="185" w:author="PR Preview" w:date="2026-01-01T00:00:00Z">
+      <w:ins w:id="218" w:author="PR Preview" w:date="2026-01-01T00:00:00Z">
         <w:r>
           <w:t xml:space="preserve"> </w:t>
         </w:r>
       </w:ins>
-      <w:ins w:id="186" w:author="PR Preview" w:date="2026-01-01T00:00:00Z">
+      <w:ins w:id="219" w:author="PR Preview" w:date="2026-01-01T00:00:00Z">
         <w:r>
           <w:t xml:space="preserve">such as</w:t>
         </w:r>
       </w:ins>
-      <w:ins w:id="187" w:author="PR Preview" w:date="2026-01-01T00:00:00Z">
+      <w:ins w:id="220" w:author="PR Preview" w:date="2026-01-01T00:00:00Z">
         <w:r>
           <w:t xml:space="preserve"> </w:t>
         </w:r>
@@ -9177,17 +9406,17 @@
           <m:t>​</m:t>
         </m:r>
       </m:oMath>
-      <w:ins w:id="188" w:author="PR Preview" w:date="2026-01-01T00:00:00Z">
+      <w:ins w:id="221" w:author="PR Preview" w:date="2026-01-01T00:00:00Z">
         <w:r>
           <w:t xml:space="preserve"> </w:t>
         </w:r>
       </w:ins>
-      <w:ins w:id="189" w:author="PR Preview" w:date="2026-01-01T00:00:00Z">
+      <w:ins w:id="222" w:author="PR Preview" w:date="2026-01-01T00:00:00Z">
         <w:r>
           <w:t xml:space="preserve">or</w:t>
         </w:r>
       </w:ins>
-      <w:ins w:id="190" w:author="PR Preview" w:date="2026-01-01T00:00:00Z">
+      <w:ins w:id="223" w:author="PR Preview" w:date="2026-01-01T00:00:00Z">
         <w:r>
           <w:t xml:space="preserve"> </w:t>
         </w:r>
@@ -9243,22 +9472,22 @@
           <m:t>​</m:t>
         </m:r>
       </m:oMath>
-      <w:ins w:id="191" w:author="PR Preview" w:date="2026-01-01T00:00:00Z">
+      <w:ins w:id="224" w:author="PR Preview" w:date="2026-01-01T00:00:00Z">
         <w:r>
           <w:t xml:space="preserve">,</w:t>
         </w:r>
       </w:ins>
-      <w:ins w:id="192" w:author="PR Preview" w:date="2026-01-01T00:00:00Z">
+      <w:ins w:id="225" w:author="PR Preview" w:date="2026-01-01T00:00:00Z">
         <w:r>
           <w:t xml:space="preserve"> </w:t>
         </w:r>
       </w:ins>
-      <w:ins w:id="193" w:author="PR Preview" w:date="2026-01-01T00:00:00Z">
+      <w:ins w:id="226" w:author="PR Preview" w:date="2026-01-01T00:00:00Z">
         <w:r>
           <w:t xml:space="preserve">and let</w:t>
         </w:r>
       </w:ins>
-      <w:ins w:id="194" w:author="PR Preview" w:date="2026-01-01T00:00:00Z">
+      <w:ins w:id="227" w:author="PR Preview" w:date="2026-01-01T00:00:00Z">
         <w:r>
           <w:t xml:space="preserve"> </w:t>
         </w:r>
@@ -9277,17 +9506,17 @@
           </m:sub>
         </m:sSub>
       </m:oMath>
-      <w:ins w:id="195" w:author="PR Preview" w:date="2026-01-01T00:00:00Z">
+      <w:ins w:id="228" w:author="PR Preview" w:date="2026-01-01T00:00:00Z">
         <w:r>
           <w:t xml:space="preserve"> </w:t>
         </w:r>
       </w:ins>
-      <w:ins w:id="196" w:author="PR Preview" w:date="2026-01-01T00:00:00Z">
+      <w:ins w:id="229" w:author="PR Preview" w:date="2026-01-01T00:00:00Z">
         <w:r>
           <w:t xml:space="preserve">be a set for each</w:t>
         </w:r>
       </w:ins>
-      <w:ins w:id="197" w:author="PR Preview" w:date="2026-01-01T00:00:00Z">
+      <w:ins w:id="230" w:author="PR Preview" w:date="2026-01-01T00:00:00Z">
         <w:r>
           <w:t xml:space="preserve"> </w:t>
         </w:r>
@@ -9306,27 +9535,27 @@
           <m:t>I</m:t>
         </m:r>
       </m:oMath>
-      <w:ins w:id="198" w:author="PR Preview" w:date="2026-01-01T00:00:00Z">
+      <w:ins w:id="231" w:author="PR Preview" w:date="2026-01-01T00:00:00Z">
         <w:r>
           <w:t xml:space="preserve">.</w:t>
         </w:r>
       </w:ins>
-      <w:ins w:id="199" w:author="PR Preview" w:date="2026-01-01T00:00:00Z">
+      <w:ins w:id="232" w:author="PR Preview" w:date="2026-01-01T00:00:00Z">
         <w:r>
           <w:t xml:space="preserve"> </w:t>
         </w:r>
       </w:ins>
-      <w:ins w:id="200" w:author="PR Preview" w:date="2026-01-01T00:00:00Z">
+      <w:ins w:id="233" w:author="PR Preview" w:date="2026-01-01T00:00:00Z">
         <w:r>
           <w:t xml:space="preserve">The</w:t>
         </w:r>
       </w:ins>
-      <w:ins w:id="201" w:author="PR Preview" w:date="2026-01-01T00:00:00Z">
+      <w:ins w:id="234" w:author="PR Preview" w:date="2026-01-01T00:00:00Z">
         <w:r>
           <w:t xml:space="preserve"> </w:t>
         </w:r>
       </w:ins>
-      <w:ins w:id="202" w:author="PR Preview" w:date="2026-01-01T00:00:00Z">
+      <w:ins w:id="235" w:author="PR Preview" w:date="2026-01-01T00:00:00Z">
         <w:r>
           <w:rPr>
             <w:b/>
@@ -9335,17 +9564,17 @@
           <w:t xml:space="preserve">union</w:t>
         </w:r>
       </w:ins>
-      <w:ins w:id="203" w:author="PR Preview" w:date="2026-01-01T00:00:00Z">
+      <w:ins w:id="236" w:author="PR Preview" w:date="2026-01-01T00:00:00Z">
         <w:r>
           <w:t xml:space="preserve"> </w:t>
         </w:r>
       </w:ins>
-      <w:ins w:id="204" w:author="PR Preview" w:date="2026-01-01T00:00:00Z">
+      <w:ins w:id="237" w:author="PR Preview" w:date="2026-01-01T00:00:00Z">
         <w:r>
           <w:t xml:space="preserve">of the sets</w:t>
         </w:r>
       </w:ins>
-      <w:ins w:id="205" w:author="PR Preview" w:date="2026-01-01T00:00:00Z">
+      <w:ins w:id="238" w:author="PR Preview" w:date="2026-01-01T00:00:00Z">
         <w:r>
           <w:t xml:space="preserve"> </w:t>
         </w:r>
@@ -9364,22 +9593,22 @@
           </m:sub>
         </m:sSub>
       </m:oMath>
-      <w:ins w:id="206" w:author="PR Preview" w:date="2026-01-01T00:00:00Z">
+      <w:ins w:id="239" w:author="PR Preview" w:date="2026-01-01T00:00:00Z">
         <w:r>
           <w:t xml:space="preserve">,</w:t>
         </w:r>
       </w:ins>
-      <w:ins w:id="207" w:author="PR Preview" w:date="2026-01-01T00:00:00Z">
+      <w:ins w:id="240" w:author="PR Preview" w:date="2026-01-01T00:00:00Z">
         <w:r>
           <w:t xml:space="preserve"> </w:t>
         </w:r>
       </w:ins>
-      <w:ins w:id="208" w:author="PR Preview" w:date="2026-01-01T00:00:00Z">
+      <w:ins w:id="241" w:author="PR Preview" w:date="2026-01-01T00:00:00Z">
         <w:r>
           <w:t xml:space="preserve">written</w:t>
         </w:r>
       </w:ins>
-      <w:ins w:id="209" w:author="PR Preview" w:date="2026-01-01T00:00:00Z">
+      <w:ins w:id="242" w:author="PR Preview" w:date="2026-01-01T00:00:00Z">
         <w:r>
           <w:t xml:space="preserve"> </w:t>
         </w:r>
@@ -9422,22 +9651,22 @@
           </m:sub>
         </m:sSub>
       </m:oMath>
-      <w:ins w:id="210" w:author="PR Preview" w:date="2026-01-01T00:00:00Z">
+      <w:ins w:id="243" w:author="PR Preview" w:date="2026-01-01T00:00:00Z">
         <w:r>
           <w:t xml:space="preserve">,</w:t>
         </w:r>
       </w:ins>
-      <w:ins w:id="211" w:author="PR Preview" w:date="2026-01-01T00:00:00Z">
+      <w:ins w:id="244" w:author="PR Preview" w:date="2026-01-01T00:00:00Z">
         <w:r>
           <w:t xml:space="preserve"> </w:t>
         </w:r>
       </w:ins>
-      <w:ins w:id="212" w:author="PR Preview" w:date="2026-01-01T00:00:00Z">
+      <w:ins w:id="245" w:author="PR Preview" w:date="2026-01-01T00:00:00Z">
         <w:r>
           <w:t xml:space="preserve">is the set of elements that are in at least one</w:t>
         </w:r>
       </w:ins>
-      <w:ins w:id="213" w:author="PR Preview" w:date="2026-01-01T00:00:00Z">
+      <w:ins w:id="246" w:author="PR Preview" w:date="2026-01-01T00:00:00Z">
         <w:r>
           <w:t xml:space="preserve"> </w:t>
         </w:r>
@@ -9456,22 +9685,22 @@
           </m:sub>
         </m:sSub>
       </m:oMath>
-      <w:ins w:id="214" w:author="PR Preview" w:date="2026-01-01T00:00:00Z">
+      <w:ins w:id="247" w:author="PR Preview" w:date="2026-01-01T00:00:00Z">
         <w:r>
           <w:t xml:space="preserve">.</w:t>
         </w:r>
       </w:ins>
-      <w:ins w:id="215" w:author="PR Preview" w:date="2026-01-01T00:00:00Z">
+      <w:ins w:id="248" w:author="PR Preview" w:date="2026-01-01T00:00:00Z">
         <w:r>
           <w:t xml:space="preserve"> </w:t>
         </w:r>
       </w:ins>
-      <w:ins w:id="216" w:author="PR Preview" w:date="2026-01-01T00:00:00Z">
+      <w:ins w:id="249" w:author="PR Preview" w:date="2026-01-01T00:00:00Z">
         <w:r>
           <w:t xml:space="preserve">For</w:t>
         </w:r>
       </w:ins>
-      <w:ins w:id="217" w:author="PR Preview" w:date="2026-01-01T00:00:00Z">
+      <w:ins w:id="250" w:author="PR Preview" w:date="2026-01-01T00:00:00Z">
         <w:r>
           <w:t xml:space="preserve"> </w:t>
         </w:r>
@@ -9527,12 +9756,12 @@
           <m:t>​</m:t>
         </m:r>
       </m:oMath>
-      <w:ins w:id="218" w:author="PR Preview" w:date="2026-01-01T00:00:00Z">
+      <w:ins w:id="251" w:author="PR Preview" w:date="2026-01-01T00:00:00Z">
         <w:r>
           <w:t xml:space="preserve">, it is also written</w:t>
         </w:r>
       </w:ins>
-      <w:ins w:id="219" w:author="PR Preview" w:date="2026-01-01T00:00:00Z">
+      <w:ins w:id="252" w:author="PR Preview" w:date="2026-01-01T00:00:00Z">
         <w:r>
           <w:t xml:space="preserve"> </w:t>
         </w:r>
@@ -9580,17 +9809,17 @@
           </m:sub>
         </m:sSub>
       </m:oMath>
-      <w:ins w:id="220" w:author="PR Preview" w:date="2026-01-01T00:00:00Z">
+      <w:ins w:id="253" w:author="PR Preview" w:date="2026-01-01T00:00:00Z">
         <w:r>
           <w:t xml:space="preserve"> </w:t>
         </w:r>
       </w:ins>
-      <w:ins w:id="221" w:author="PR Preview" w:date="2026-01-01T00:00:00Z">
+      <w:ins w:id="254" w:author="PR Preview" w:date="2026-01-01T00:00:00Z">
         <w:r>
           <w:t xml:space="preserve">or</w:t>
         </w:r>
       </w:ins>
-      <w:ins w:id="222" w:author="PR Preview" w:date="2026-01-01T00:00:00Z">
+      <w:ins w:id="255" w:author="PR Preview" w:date="2026-01-01T00:00:00Z">
         <w:r>
           <w:t xml:space="preserve"> </w:t>
         </w:r>
@@ -9639,22 +9868,22 @@
           </m:sub>
         </m:sSub>
       </m:oMath>
-      <w:ins w:id="223" w:author="PR Preview" w:date="2026-01-01T00:00:00Z">
+      <w:ins w:id="256" w:author="PR Preview" w:date="2026-01-01T00:00:00Z">
         <w:r>
           <w:t xml:space="preserve">,</w:t>
         </w:r>
       </w:ins>
-      <w:ins w:id="224" w:author="PR Preview" w:date="2026-01-01T00:00:00Z">
+      <w:ins w:id="257" w:author="PR Preview" w:date="2026-01-01T00:00:00Z">
         <w:r>
           <w:t xml:space="preserve"> </w:t>
         </w:r>
       </w:ins>
-      <w:ins w:id="225" w:author="PR Preview" w:date="2026-01-01T00:00:00Z">
+      <w:ins w:id="258" w:author="PR Preview" w:date="2026-01-01T00:00:00Z">
         <w:r>
           <w:t xml:space="preserve">and for</w:t>
         </w:r>
       </w:ins>
-      <w:ins w:id="226" w:author="PR Preview" w:date="2026-01-01T00:00:00Z">
+      <w:ins w:id="259" w:author="PR Preview" w:date="2026-01-01T00:00:00Z">
         <w:r>
           <w:t xml:space="preserve"> </w:t>
         </w:r>
@@ -9719,12 +9948,12 @@
           <m:t>​</m:t>
         </m:r>
       </m:oMath>
-      <w:ins w:id="227" w:author="PR Preview" w:date="2026-01-01T00:00:00Z">
+      <w:ins w:id="260" w:author="PR Preview" w:date="2026-01-01T00:00:00Z">
         <w:r>
           <w:t xml:space="preserve">, it is written</w:t>
         </w:r>
       </w:ins>
-      <w:ins w:id="228" w:author="PR Preview" w:date="2026-01-01T00:00:00Z">
+      <w:ins w:id="261" w:author="PR Preview" w:date="2026-01-01T00:00:00Z">
         <w:r>
           <w:t xml:space="preserve"> </w:t>
         </w:r>
@@ -9775,43 +10004,43 @@
           </m:sub>
         </m:sSub>
       </m:oMath>
-      <w:ins w:id="229" w:author="PR Preview" w:date="2026-01-01T00:00:00Z">
+      <w:ins w:id="262" w:author="PR Preview" w:date="2026-01-01T00:00:00Z">
         <w:r>
           <w:t xml:space="preserve">.</w:t>
         </w:r>
       </w:ins>
     </w:p>
-    <w:bookmarkEnd w:id="53"/>
-    <w:bookmarkStart w:id="54" w:name="def-intersection"/>
+    <w:bookmarkEnd w:id="55"/>
+    <w:bookmarkStart w:id="56" w:name="def-intersection"/>
     <w:p>
       <w:pPr>
         <w:pStyle w:val="BodyText"/>
       </w:pPr>
-      <w:ins w:id="230" w:author="PR Preview" w:date="2026-01-01T00:00:00Z">
+      <w:ins w:id="263" w:author="PR Preview" w:date="2026-01-01T00:00:00Z">
         <w:r>
           <w:rPr>
             <w:b/>
             <w:bCs/>
           </w:rPr>
-          <w:t xml:space="preserve">Definition 19 (Intersection)</w:t>
-        </w:r>
-      </w:ins>
-      <w:ins w:id="231" w:author="PR Preview" w:date="2026-01-01T00:00:00Z">
+          <w:t xml:space="preserve">Definition 20 (Intersection)</w:t>
+        </w:r>
+      </w:ins>
+      <w:ins w:id="264" w:author="PR Preview" w:date="2026-01-01T00:00:00Z">
         <w:r>
           <w:t xml:space="preserve"> </w:t>
         </w:r>
       </w:ins>
-      <w:ins w:id="232" w:author="PR Preview" w:date="2026-01-01T00:00:00Z">
+      <w:ins w:id="265" w:author="PR Preview" w:date="2026-01-01T00:00:00Z">
         <w:r>
           <w:t xml:space="preserve">The</w:t>
         </w:r>
       </w:ins>
-      <w:ins w:id="233" w:author="PR Preview" w:date="2026-01-01T00:00:00Z">
+      <w:ins w:id="266" w:author="PR Preview" w:date="2026-01-01T00:00:00Z">
         <w:r>
           <w:t xml:space="preserve"> </w:t>
         </w:r>
       </w:ins>
-      <w:ins w:id="234" w:author="PR Preview" w:date="2026-01-01T00:00:00Z">
+      <w:ins w:id="267" w:author="PR Preview" w:date="2026-01-01T00:00:00Z">
         <w:r>
           <w:rPr>
             <w:b/>
@@ -9820,17 +10049,17 @@
           <w:t xml:space="preserve">intersection</w:t>
         </w:r>
       </w:ins>
-      <w:ins w:id="235" w:author="PR Preview" w:date="2026-01-01T00:00:00Z">
+      <w:ins w:id="268" w:author="PR Preview" w:date="2026-01-01T00:00:00Z">
         <w:r>
           <w:t xml:space="preserve"> </w:t>
         </w:r>
       </w:ins>
-      <w:ins w:id="236" w:author="PR Preview" w:date="2026-01-01T00:00:00Z">
+      <w:ins w:id="269" w:author="PR Preview" w:date="2026-01-01T00:00:00Z">
         <w:r>
           <w:t xml:space="preserve">of sets</w:t>
         </w:r>
       </w:ins>
-      <w:ins w:id="237" w:author="PR Preview" w:date="2026-01-01T00:00:00Z">
+      <w:ins w:id="270" w:author="PR Preview" w:date="2026-01-01T00:00:00Z">
         <w:r>
           <w:t xml:space="preserve"> </w:t>
         </w:r>
@@ -9840,17 +10069,17 @@
           <m:t>A</m:t>
         </m:r>
       </m:oMath>
-      <w:ins w:id="238" w:author="PR Preview" w:date="2026-01-01T00:00:00Z">
+      <w:ins w:id="271" w:author="PR Preview" w:date="2026-01-01T00:00:00Z">
         <w:r>
           <w:t xml:space="preserve"> </w:t>
         </w:r>
       </w:ins>
-      <w:ins w:id="239" w:author="PR Preview" w:date="2026-01-01T00:00:00Z">
+      <w:ins w:id="272" w:author="PR Preview" w:date="2026-01-01T00:00:00Z">
         <w:r>
           <w:t xml:space="preserve">and</w:t>
         </w:r>
       </w:ins>
-      <w:ins w:id="240" w:author="PR Preview" w:date="2026-01-01T00:00:00Z">
+      <w:ins w:id="273" w:author="PR Preview" w:date="2026-01-01T00:00:00Z">
         <w:r>
           <w:t xml:space="preserve"> </w:t>
         </w:r>
@@ -9860,22 +10089,22 @@
           <m:t>B</m:t>
         </m:r>
       </m:oMath>
-      <w:ins w:id="241" w:author="PR Preview" w:date="2026-01-01T00:00:00Z">
+      <w:ins w:id="274" w:author="PR Preview" w:date="2026-01-01T00:00:00Z">
         <w:r>
           <w:t xml:space="preserve">,</w:t>
         </w:r>
       </w:ins>
-      <w:ins w:id="242" w:author="PR Preview" w:date="2026-01-01T00:00:00Z">
+      <w:ins w:id="275" w:author="PR Preview" w:date="2026-01-01T00:00:00Z">
         <w:r>
           <w:t xml:space="preserve"> </w:t>
         </w:r>
       </w:ins>
-      <w:ins w:id="243" w:author="PR Preview" w:date="2026-01-01T00:00:00Z">
+      <w:ins w:id="276" w:author="PR Preview" w:date="2026-01-01T00:00:00Z">
         <w:r>
           <w:t xml:space="preserve">written</w:t>
         </w:r>
       </w:ins>
-      <w:ins w:id="244" w:author="PR Preview" w:date="2026-01-01T00:00:00Z">
+      <w:ins w:id="277" w:author="PR Preview" w:date="2026-01-01T00:00:00Z">
         <w:r>
           <w:t xml:space="preserve"> </w:t>
         </w:r>
@@ -9894,22 +10123,22 @@
           <m:t>B</m:t>
         </m:r>
       </m:oMath>
-      <w:ins w:id="245" w:author="PR Preview" w:date="2026-01-01T00:00:00Z">
+      <w:ins w:id="278" w:author="PR Preview" w:date="2026-01-01T00:00:00Z">
         <w:r>
           <w:t xml:space="preserve">,</w:t>
         </w:r>
       </w:ins>
-      <w:ins w:id="246" w:author="PR Preview" w:date="2026-01-01T00:00:00Z">
+      <w:ins w:id="279" w:author="PR Preview" w:date="2026-01-01T00:00:00Z">
         <w:r>
           <w:t xml:space="preserve"> </w:t>
         </w:r>
       </w:ins>
-      <w:ins w:id="247" w:author="PR Preview" w:date="2026-01-01T00:00:00Z">
+      <w:ins w:id="280" w:author="PR Preview" w:date="2026-01-01T00:00:00Z">
         <w:r>
           <w:t xml:space="preserve">is the set of elements that are in both</w:t>
         </w:r>
       </w:ins>
-      <w:ins w:id="248" w:author="PR Preview" w:date="2026-01-01T00:00:00Z">
+      <w:ins w:id="281" w:author="PR Preview" w:date="2026-01-01T00:00:00Z">
         <w:r>
           <w:t xml:space="preserve"> </w:t>
         </w:r>
@@ -9919,17 +10148,17 @@
           <m:t>A</m:t>
         </m:r>
       </m:oMath>
-      <w:ins w:id="249" w:author="PR Preview" w:date="2026-01-01T00:00:00Z">
+      <w:ins w:id="282" w:author="PR Preview" w:date="2026-01-01T00:00:00Z">
         <w:r>
           <w:t xml:space="preserve"> </w:t>
         </w:r>
       </w:ins>
-      <w:ins w:id="250" w:author="PR Preview" w:date="2026-01-01T00:00:00Z">
+      <w:ins w:id="283" w:author="PR Preview" w:date="2026-01-01T00:00:00Z">
         <w:r>
           <w:t xml:space="preserve">and</w:t>
         </w:r>
       </w:ins>
-      <w:ins w:id="251" w:author="PR Preview" w:date="2026-01-01T00:00:00Z">
+      <w:ins w:id="284" w:author="PR Preview" w:date="2026-01-01T00:00:00Z">
         <w:r>
           <w:t xml:space="preserve"> </w:t>
         </w:r>
@@ -9939,7 +10168,7 @@
           <m:t>B</m:t>
         </m:r>
       </m:oMath>
-      <w:ins w:id="252" w:author="PR Preview" w:date="2026-01-01T00:00:00Z">
+      <w:ins w:id="285" w:author="PR Preview" w:date="2026-01-01T00:00:00Z">
         <w:r>
           <w:t xml:space="preserve">:</w:t>
         </w:r>
@@ -10044,13 +10273,13 @@
         </m:oMath>
       </m:oMathPara>
     </w:p>
-    <w:bookmarkEnd w:id="54"/>
-    <w:bookmarkStart w:id="55" w:name="def-indexed-intersection"/>
+    <w:bookmarkEnd w:id="56"/>
+    <w:bookmarkStart w:id="57" w:name="def-indexed-intersection"/>
     <w:p>
       <w:pPr>
         <w:pStyle w:val="FirstParagraph"/>
       </w:pPr>
-      <w:del w:id="253" w:author="PR Preview" w:date="2026-01-01T00:00:00Z">
+      <w:del w:id="286" w:author="PR Preview" w:date="2026-01-01T00:00:00Z">
         <w:r>
           <w:rPr>
             <w:b/>
@@ -10059,17 +10288,17 @@
           <w:delText xml:space="preserve">Definition 18 (Intersection of a family of sets)</w:delText>
         </w:r>
       </w:del>
-      <w:del w:id="254" w:author="PR Preview" w:date="2026-01-01T00:00:00Z">
+      <w:del w:id="287" w:author="PR Preview" w:date="2026-01-01T00:00:00Z">
         <w:r>
           <w:delText xml:space="preserve"> </w:delText>
         </w:r>
       </w:del>
-      <w:del w:id="255" w:author="PR Preview" w:date="2026-01-01T00:00:00Z">
+      <w:del w:id="288" w:author="PR Preview" w:date="2026-01-01T00:00:00Z">
         <w:r>
           <w:delText xml:space="preserve">Let</w:delText>
         </w:r>
       </w:del>
-      <w:del w:id="256" w:author="PR Preview" w:date="2026-01-01T00:00:00Z">
+      <w:del w:id="289" w:author="PR Preview" w:date="2026-01-01T00:00:00Z">
         <w:r>
           <w:delText xml:space="preserve"> </w:delText>
         </w:r>
@@ -10079,27 +10308,27 @@
           <m:t>I</m:t>
         </m:r>
       </m:oMath>
-      <w:del w:id="257" w:author="PR Preview" w:date="2026-01-01T00:00:00Z">
+      <w:del w:id="290" w:author="PR Preview" w:date="2026-01-01T00:00:00Z">
         <w:r>
           <w:delText xml:space="preserve"> </w:delText>
         </w:r>
       </w:del>
-      <w:del w:id="258" w:author="PR Preview" w:date="2026-01-01T00:00:00Z">
+      <w:del w:id="291" w:author="PR Preview" w:date="2026-01-01T00:00:00Z">
         <w:r>
           <w:delText xml:space="preserve">be a nonempty set of indices,</w:delText>
         </w:r>
       </w:del>
-      <w:del w:id="259" w:author="PR Preview" w:date="2026-01-01T00:00:00Z">
+      <w:del w:id="292" w:author="PR Preview" w:date="2026-01-01T00:00:00Z">
         <w:r>
           <w:delText xml:space="preserve"> </w:delText>
         </w:r>
       </w:del>
-      <w:del w:id="260" w:author="PR Preview" w:date="2026-01-01T00:00:00Z">
+      <w:del w:id="293" w:author="PR Preview" w:date="2026-01-01T00:00:00Z">
         <w:r>
           <w:delText xml:space="preserve">such as</w:delText>
         </w:r>
       </w:del>
-      <w:del w:id="261" w:author="PR Preview" w:date="2026-01-01T00:00:00Z">
+      <w:del w:id="294" w:author="PR Preview" w:date="2026-01-01T00:00:00Z">
         <w:r>
           <w:delText xml:space="preserve"> </w:delText>
         </w:r>
@@ -10146,17 +10375,17 @@
           <m:t>​</m:t>
         </m:r>
       </m:oMath>
-      <w:del w:id="262" w:author="PR Preview" w:date="2026-01-01T00:00:00Z">
+      <w:del w:id="295" w:author="PR Preview" w:date="2026-01-01T00:00:00Z">
         <w:r>
           <w:delText xml:space="preserve"> </w:delText>
         </w:r>
       </w:del>
-      <w:del w:id="263" w:author="PR Preview" w:date="2026-01-01T00:00:00Z">
+      <w:del w:id="296" w:author="PR Preview" w:date="2026-01-01T00:00:00Z">
         <w:r>
           <w:delText xml:space="preserve">or</w:delText>
         </w:r>
       </w:del>
-      <w:del w:id="264" w:author="PR Preview" w:date="2026-01-01T00:00:00Z">
+      <w:del w:id="297" w:author="PR Preview" w:date="2026-01-01T00:00:00Z">
         <w:r>
           <w:delText xml:space="preserve"> </w:delText>
         </w:r>
@@ -10212,22 +10441,22 @@
           <m:t>​</m:t>
         </m:r>
       </m:oMath>
-      <w:del w:id="265" w:author="PR Preview" w:date="2026-01-01T00:00:00Z">
+      <w:del w:id="298" w:author="PR Preview" w:date="2026-01-01T00:00:00Z">
         <w:r>
           <w:delText xml:space="preserve">,</w:delText>
         </w:r>
       </w:del>
-      <w:del w:id="266" w:author="PR Preview" w:date="2026-01-01T00:00:00Z">
+      <w:del w:id="299" w:author="PR Preview" w:date="2026-01-01T00:00:00Z">
         <w:r>
           <w:delText xml:space="preserve"> </w:delText>
         </w:r>
       </w:del>
-      <w:del w:id="267" w:author="PR Preview" w:date="2026-01-01T00:00:00Z">
+      <w:del w:id="300" w:author="PR Preview" w:date="2026-01-01T00:00:00Z">
         <w:r>
           <w:delText xml:space="preserve">and let</w:delText>
         </w:r>
       </w:del>
-      <w:del w:id="268" w:author="PR Preview" w:date="2026-01-01T00:00:00Z">
+      <w:del w:id="301" w:author="PR Preview" w:date="2026-01-01T00:00:00Z">
         <w:r>
           <w:delText xml:space="preserve"> </w:delText>
         </w:r>
@@ -10246,17 +10475,17 @@
           </m:sub>
         </m:sSub>
       </m:oMath>
-      <w:del w:id="269" w:author="PR Preview" w:date="2026-01-01T00:00:00Z">
+      <w:del w:id="302" w:author="PR Preview" w:date="2026-01-01T00:00:00Z">
         <w:r>
           <w:delText xml:space="preserve"> </w:delText>
         </w:r>
       </w:del>
-      <w:del w:id="270" w:author="PR Preview" w:date="2026-01-01T00:00:00Z">
+      <w:del w:id="303" w:author="PR Preview" w:date="2026-01-01T00:00:00Z">
         <w:r>
           <w:delText xml:space="preserve">be a set for each</w:delText>
         </w:r>
       </w:del>
-      <w:del w:id="271" w:author="PR Preview" w:date="2026-01-01T00:00:00Z">
+      <w:del w:id="304" w:author="PR Preview" w:date="2026-01-01T00:00:00Z">
         <w:r>
           <w:delText xml:space="preserve"> </w:delText>
         </w:r>
@@ -10275,27 +10504,27 @@
           <m:t>I</m:t>
         </m:r>
       </m:oMath>
-      <w:del w:id="272" w:author="PR Preview" w:date="2026-01-01T00:00:00Z">
+      <w:del w:id="305" w:author="PR Preview" w:date="2026-01-01T00:00:00Z">
         <w:r>
           <w:delText xml:space="preserve">.</w:delText>
         </w:r>
       </w:del>
-      <w:del w:id="273" w:author="PR Preview" w:date="2026-01-01T00:00:00Z">
+      <w:del w:id="306" w:author="PR Preview" w:date="2026-01-01T00:00:00Z">
         <w:r>
           <w:delText xml:space="preserve"> </w:delText>
         </w:r>
       </w:del>
-      <w:del w:id="274" w:author="PR Preview" w:date="2026-01-01T00:00:00Z">
+      <w:del w:id="307" w:author="PR Preview" w:date="2026-01-01T00:00:00Z">
         <w:r>
           <w:delText xml:space="preserve">The</w:delText>
         </w:r>
       </w:del>
-      <w:del w:id="275" w:author="PR Preview" w:date="2026-01-01T00:00:00Z">
+      <w:del w:id="308" w:author="PR Preview" w:date="2026-01-01T00:00:00Z">
         <w:r>
           <w:delText xml:space="preserve"> </w:delText>
         </w:r>
       </w:del>
-      <w:del w:id="276" w:author="PR Preview" w:date="2026-01-01T00:00:00Z">
+      <w:del w:id="309" w:author="PR Preview" w:date="2026-01-01T00:00:00Z">
         <w:r>
           <w:rPr>
             <w:b/>
@@ -10304,17 +10533,17 @@
           <w:delText xml:space="preserve">intersection</w:delText>
         </w:r>
       </w:del>
-      <w:del w:id="277" w:author="PR Preview" w:date="2026-01-01T00:00:00Z">
+      <w:del w:id="310" w:author="PR Preview" w:date="2026-01-01T00:00:00Z">
         <w:r>
           <w:delText xml:space="preserve"> </w:delText>
         </w:r>
       </w:del>
-      <w:del w:id="278" w:author="PR Preview" w:date="2026-01-01T00:00:00Z">
+      <w:del w:id="311" w:author="PR Preview" w:date="2026-01-01T00:00:00Z">
         <w:r>
           <w:delText xml:space="preserve">of the sets</w:delText>
         </w:r>
       </w:del>
-      <w:del w:id="279" w:author="PR Preview" w:date="2026-01-01T00:00:00Z">
+      <w:del w:id="312" w:author="PR Preview" w:date="2026-01-01T00:00:00Z">
         <w:r>
           <w:delText xml:space="preserve"> </w:delText>
         </w:r>
@@ -10333,22 +10562,22 @@
           </m:sub>
         </m:sSub>
       </m:oMath>
-      <w:del w:id="280" w:author="PR Preview" w:date="2026-01-01T00:00:00Z">
+      <w:del w:id="313" w:author="PR Preview" w:date="2026-01-01T00:00:00Z">
         <w:r>
           <w:delText xml:space="preserve">,</w:delText>
         </w:r>
       </w:del>
-      <w:del w:id="281" w:author="PR Preview" w:date="2026-01-01T00:00:00Z">
+      <w:del w:id="314" w:author="PR Preview" w:date="2026-01-01T00:00:00Z">
         <w:r>
           <w:delText xml:space="preserve"> </w:delText>
         </w:r>
       </w:del>
-      <w:del w:id="282" w:author="PR Preview" w:date="2026-01-01T00:00:00Z">
+      <w:del w:id="315" w:author="PR Preview" w:date="2026-01-01T00:00:00Z">
         <w:r>
           <w:delText xml:space="preserve">written</w:delText>
         </w:r>
       </w:del>
-      <w:del w:id="283" w:author="PR Preview" w:date="2026-01-01T00:00:00Z">
+      <w:del w:id="316" w:author="PR Preview" w:date="2026-01-01T00:00:00Z">
         <w:r>
           <w:delText xml:space="preserve"> </w:delText>
         </w:r>
@@ -10391,22 +10620,22 @@
           </m:sub>
         </m:sSub>
       </m:oMath>
-      <w:del w:id="284" w:author="PR Preview" w:date="2026-01-01T00:00:00Z">
+      <w:del w:id="317" w:author="PR Preview" w:date="2026-01-01T00:00:00Z">
         <w:r>
           <w:delText xml:space="preserve">,</w:delText>
         </w:r>
       </w:del>
-      <w:del w:id="285" w:author="PR Preview" w:date="2026-01-01T00:00:00Z">
+      <w:del w:id="318" w:author="PR Preview" w:date="2026-01-01T00:00:00Z">
         <w:r>
           <w:delText xml:space="preserve"> </w:delText>
         </w:r>
       </w:del>
-      <w:del w:id="286" w:author="PR Preview" w:date="2026-01-01T00:00:00Z">
+      <w:del w:id="319" w:author="PR Preview" w:date="2026-01-01T00:00:00Z">
         <w:r>
           <w:delText xml:space="preserve">is the set of elements that are in every</w:delText>
         </w:r>
       </w:del>
-      <w:del w:id="287" w:author="PR Preview" w:date="2026-01-01T00:00:00Z">
+      <w:del w:id="320" w:author="PR Preview" w:date="2026-01-01T00:00:00Z">
         <w:r>
           <w:delText xml:space="preserve"> </w:delText>
         </w:r>
@@ -10425,22 +10654,22 @@
           </m:sub>
         </m:sSub>
       </m:oMath>
-      <w:del w:id="288" w:author="PR Preview" w:date="2026-01-01T00:00:00Z">
+      <w:del w:id="321" w:author="PR Preview" w:date="2026-01-01T00:00:00Z">
         <w:r>
           <w:delText xml:space="preserve">.</w:delText>
         </w:r>
       </w:del>
-      <w:del w:id="289" w:author="PR Preview" w:date="2026-01-01T00:00:00Z">
+      <w:del w:id="322" w:author="PR Preview" w:date="2026-01-01T00:00:00Z">
         <w:r>
           <w:delText xml:space="preserve"> </w:delText>
         </w:r>
       </w:del>
-      <w:del w:id="290" w:author="PR Preview" w:date="2026-01-01T00:00:00Z">
+      <w:del w:id="323" w:author="PR Preview" w:date="2026-01-01T00:00:00Z">
         <w:r>
           <w:delText xml:space="preserve">For</w:delText>
         </w:r>
       </w:del>
-      <w:del w:id="291" w:author="PR Preview" w:date="2026-01-01T00:00:00Z">
+      <w:del w:id="324" w:author="PR Preview" w:date="2026-01-01T00:00:00Z">
         <w:r>
           <w:delText xml:space="preserve"> </w:delText>
         </w:r>
@@ -10496,12 +10725,12 @@
           <m:t>​</m:t>
         </m:r>
       </m:oMath>
-      <w:del w:id="292" w:author="PR Preview" w:date="2026-01-01T00:00:00Z">
+      <w:del w:id="325" w:author="PR Preview" w:date="2026-01-01T00:00:00Z">
         <w:r>
           <w:delText xml:space="preserve">, it is also written</w:delText>
         </w:r>
       </w:del>
-      <w:del w:id="293" w:author="PR Preview" w:date="2026-01-01T00:00:00Z">
+      <w:del w:id="326" w:author="PR Preview" w:date="2026-01-01T00:00:00Z">
         <w:r>
           <w:delText xml:space="preserve"> </w:delText>
         </w:r>
@@ -10549,17 +10778,17 @@
           </m:sub>
         </m:sSub>
       </m:oMath>
-      <w:del w:id="294" w:author="PR Preview" w:date="2026-01-01T00:00:00Z">
+      <w:del w:id="327" w:author="PR Preview" w:date="2026-01-01T00:00:00Z">
         <w:r>
           <w:delText xml:space="preserve"> </w:delText>
         </w:r>
       </w:del>
-      <w:del w:id="295" w:author="PR Preview" w:date="2026-01-01T00:00:00Z">
+      <w:del w:id="328" w:author="PR Preview" w:date="2026-01-01T00:00:00Z">
         <w:r>
           <w:delText xml:space="preserve">or</w:delText>
         </w:r>
       </w:del>
-      <w:del w:id="296" w:author="PR Preview" w:date="2026-01-01T00:00:00Z">
+      <w:del w:id="329" w:author="PR Preview" w:date="2026-01-01T00:00:00Z">
         <w:r>
           <w:delText xml:space="preserve"> </w:delText>
         </w:r>
@@ -10608,22 +10837,22 @@
           </m:sub>
         </m:sSub>
       </m:oMath>
-      <w:del w:id="297" w:author="PR Preview" w:date="2026-01-01T00:00:00Z">
+      <w:del w:id="330" w:author="PR Preview" w:date="2026-01-01T00:00:00Z">
         <w:r>
           <w:delText xml:space="preserve">,</w:delText>
         </w:r>
       </w:del>
-      <w:del w:id="298" w:author="PR Preview" w:date="2026-01-01T00:00:00Z">
+      <w:del w:id="331" w:author="PR Preview" w:date="2026-01-01T00:00:00Z">
         <w:r>
           <w:delText xml:space="preserve"> </w:delText>
         </w:r>
       </w:del>
-      <w:del w:id="299" w:author="PR Preview" w:date="2026-01-01T00:00:00Z">
+      <w:del w:id="332" w:author="PR Preview" w:date="2026-01-01T00:00:00Z">
         <w:r>
           <w:delText xml:space="preserve">and for</w:delText>
         </w:r>
       </w:del>
-      <w:del w:id="300" w:author="PR Preview" w:date="2026-01-01T00:00:00Z">
+      <w:del w:id="333" w:author="PR Preview" w:date="2026-01-01T00:00:00Z">
         <w:r>
           <w:delText xml:space="preserve"> </w:delText>
         </w:r>
@@ -10688,12 +10917,12 @@
           <m:t>​</m:t>
         </m:r>
       </m:oMath>
-      <w:del w:id="301" w:author="PR Preview" w:date="2026-01-01T00:00:00Z">
+      <w:del w:id="334" w:author="PR Preview" w:date="2026-01-01T00:00:00Z">
         <w:r>
           <w:delText xml:space="preserve">, it is written</w:delText>
         </w:r>
       </w:del>
-      <w:del w:id="302" w:author="PR Preview" w:date="2026-01-01T00:00:00Z">
+      <w:del w:id="335" w:author="PR Preview" w:date="2026-01-01T00:00:00Z">
         <w:r>
           <w:delText xml:space="preserve"> </w:delText>
         </w:r>
@@ -10744,7 +10973,7 @@
           </m:sub>
         </m:sSub>
       </m:oMath>
-      <w:del w:id="303" w:author="PR Preview" w:date="2026-01-01T00:00:00Z">
+      <w:del w:id="336" w:author="PR Preview" w:date="2026-01-01T00:00:00Z">
         <w:r>
           <w:delText xml:space="preserve">.</w:delText>
         </w:r>
@@ -10754,7 +10983,7 @@
       <w:pPr>
         <w:pStyle w:val="BodyText"/>
       </w:pPr>
-      <w:del w:id="304" w:author="PR Preview" w:date="2026-01-01T00:00:00Z">
+      <w:del w:id="337" w:author="PR Preview" w:date="2026-01-01T00:00:00Z">
         <w:r>
           <w:rPr>
             <w:b/>
@@ -10763,22 +10992,22 @@
           <w:delText xml:space="preserve">Definition 19 (Set difference)</w:delText>
         </w:r>
       </w:del>
-      <w:del w:id="305" w:author="PR Preview" w:date="2026-01-01T00:00:00Z">
+      <w:del w:id="338" w:author="PR Preview" w:date="2026-01-01T00:00:00Z">
         <w:r>
           <w:delText xml:space="preserve"> </w:delText>
         </w:r>
       </w:del>
-      <w:del w:id="306" w:author="PR Preview" w:date="2026-01-01T00:00:00Z">
+      <w:del w:id="339" w:author="PR Preview" w:date="2026-01-01T00:00:00Z">
         <w:r>
           <w:delText xml:space="preserve">The</w:delText>
         </w:r>
       </w:del>
-      <w:del w:id="307" w:author="PR Preview" w:date="2026-01-01T00:00:00Z">
+      <w:del w:id="340" w:author="PR Preview" w:date="2026-01-01T00:00:00Z">
         <w:r>
           <w:delText xml:space="preserve"> </w:delText>
         </w:r>
       </w:del>
-      <w:del w:id="308" w:author="PR Preview" w:date="2026-01-01T00:00:00Z">
+      <w:del w:id="341" w:author="PR Preview" w:date="2026-01-01T00:00:00Z">
         <w:r>
           <w:rPr>
             <w:b/>
@@ -10787,17 +11016,17 @@
           <w:delText xml:space="preserve">set difference</w:delText>
         </w:r>
       </w:del>
-      <w:del w:id="309" w:author="PR Preview" w:date="2026-01-01T00:00:00Z">
+      <w:del w:id="342" w:author="PR Preview" w:date="2026-01-01T00:00:00Z">
         <w:r>
           <w:delText xml:space="preserve"> </w:delText>
         </w:r>
       </w:del>
-      <w:del w:id="310" w:author="PR Preview" w:date="2026-01-01T00:00:00Z">
+      <w:del w:id="343" w:author="PR Preview" w:date="2026-01-01T00:00:00Z">
         <w:r>
           <w:delText xml:space="preserve">of sets</w:delText>
         </w:r>
       </w:del>
-      <w:del w:id="311" w:author="PR Preview" w:date="2026-01-01T00:00:00Z">
+      <w:del w:id="344" w:author="PR Preview" w:date="2026-01-01T00:00:00Z">
         <w:r>
           <w:delText xml:space="preserve"> </w:delText>
         </w:r>
@@ -10807,17 +11036,17 @@
           <m:t>A</m:t>
         </m:r>
       </m:oMath>
-      <w:del w:id="312" w:author="PR Preview" w:date="2026-01-01T00:00:00Z">
+      <w:del w:id="345" w:author="PR Preview" w:date="2026-01-01T00:00:00Z">
         <w:r>
           <w:delText xml:space="preserve"> </w:delText>
         </w:r>
       </w:del>
-      <w:del w:id="313" w:author="PR Preview" w:date="2026-01-01T00:00:00Z">
+      <w:del w:id="346" w:author="PR Preview" w:date="2026-01-01T00:00:00Z">
         <w:r>
           <w:delText xml:space="preserve">and</w:delText>
         </w:r>
       </w:del>
-      <w:del w:id="314" w:author="PR Preview" w:date="2026-01-01T00:00:00Z">
+      <w:del w:id="347" w:author="PR Preview" w:date="2026-01-01T00:00:00Z">
         <w:r>
           <w:delText xml:space="preserve"> </w:delText>
         </w:r>
@@ -10827,22 +11056,22 @@
           <m:t>B</m:t>
         </m:r>
       </m:oMath>
-      <w:del w:id="315" w:author="PR Preview" w:date="2026-01-01T00:00:00Z">
+      <w:del w:id="348" w:author="PR Preview" w:date="2026-01-01T00:00:00Z">
         <w:r>
           <w:delText xml:space="preserve">,</w:delText>
         </w:r>
       </w:del>
-      <w:del w:id="316" w:author="PR Preview" w:date="2026-01-01T00:00:00Z">
+      <w:del w:id="349" w:author="PR Preview" w:date="2026-01-01T00:00:00Z">
         <w:r>
           <w:delText xml:space="preserve"> </w:delText>
         </w:r>
       </w:del>
-      <w:del w:id="317" w:author="PR Preview" w:date="2026-01-01T00:00:00Z">
+      <w:del w:id="350" w:author="PR Preview" w:date="2026-01-01T00:00:00Z">
         <w:r>
           <w:delText xml:space="preserve">written</w:delText>
         </w:r>
       </w:del>
-      <w:del w:id="318" w:author="PR Preview" w:date="2026-01-01T00:00:00Z">
+      <w:del w:id="351" w:author="PR Preview" w:date="2026-01-01T00:00:00Z">
         <w:r>
           <w:delText xml:space="preserve"> </w:delText>
         </w:r>
@@ -10861,22 +11090,22 @@
           <m:t>B</m:t>
         </m:r>
       </m:oMath>
-      <w:del w:id="319" w:author="PR Preview" w:date="2026-01-01T00:00:00Z">
+      <w:del w:id="352" w:author="PR Preview" w:date="2026-01-01T00:00:00Z">
         <w:r>
           <w:delText xml:space="preserve">,</w:delText>
         </w:r>
       </w:del>
-      <w:del w:id="320" w:author="PR Preview" w:date="2026-01-01T00:00:00Z">
+      <w:del w:id="353" w:author="PR Preview" w:date="2026-01-01T00:00:00Z">
         <w:r>
           <w:delText xml:space="preserve"> </w:delText>
         </w:r>
       </w:del>
-      <w:del w:id="321" w:author="PR Preview" w:date="2026-01-01T00:00:00Z">
+      <w:del w:id="354" w:author="PR Preview" w:date="2026-01-01T00:00:00Z">
         <w:r>
           <w:delText xml:space="preserve">is the set of elements of</w:delText>
         </w:r>
       </w:del>
-      <w:del w:id="322" w:author="PR Preview" w:date="2026-01-01T00:00:00Z">
+      <w:del w:id="355" w:author="PR Preview" w:date="2026-01-01T00:00:00Z">
         <w:r>
           <w:delText xml:space="preserve"> </w:delText>
         </w:r>
@@ -10886,17 +11115,17 @@
           <m:t>A</m:t>
         </m:r>
       </m:oMath>
-      <w:del w:id="323" w:author="PR Preview" w:date="2026-01-01T00:00:00Z">
+      <w:del w:id="356" w:author="PR Preview" w:date="2026-01-01T00:00:00Z">
         <w:r>
           <w:delText xml:space="preserve"> </w:delText>
         </w:r>
       </w:del>
-      <w:del w:id="324" w:author="PR Preview" w:date="2026-01-01T00:00:00Z">
+      <w:del w:id="357" w:author="PR Preview" w:date="2026-01-01T00:00:00Z">
         <w:r>
           <w:delText xml:space="preserve">that are not in</w:delText>
         </w:r>
       </w:del>
-      <w:del w:id="325" w:author="PR Preview" w:date="2026-01-01T00:00:00Z">
+      <w:del w:id="358" w:author="PR Preview" w:date="2026-01-01T00:00:00Z">
         <w:r>
           <w:delText xml:space="preserve"> </w:delText>
         </w:r>
@@ -10906,7 +11135,7 @@
           <m:t>B</m:t>
         </m:r>
       </m:oMath>
-      <w:del w:id="326" w:author="PR Preview" w:date="2026-01-01T00:00:00Z">
+      <w:del w:id="359" w:author="PR Preview" w:date="2026-01-01T00:00:00Z">
         <w:r>
           <w:delText xml:space="preserve">:</w:delText>
         </w:r>
@@ -10916,26 +11145,26 @@
       <w:pPr>
         <w:pStyle w:val="FirstParagraph"/>
       </w:pPr>
-      <w:ins w:id="327" w:author="PR Preview" w:date="2026-01-01T00:00:00Z">
+      <w:ins w:id="360" w:author="PR Preview" w:date="2026-01-01T00:00:00Z">
         <w:r>
           <w:rPr>
             <w:b/>
             <w:bCs/>
           </w:rPr>
-          <w:t xml:space="preserve">Definition 20 (Intersection of a family of sets)</w:t>
-        </w:r>
-      </w:ins>
-      <w:ins w:id="328" w:author="PR Preview" w:date="2026-01-01T00:00:00Z">
+          <w:t xml:space="preserve">Definition 21 (Intersection of a family of sets)</w:t>
+        </w:r>
+      </w:ins>
+      <w:ins w:id="361" w:author="PR Preview" w:date="2026-01-01T00:00:00Z">
         <w:r>
           <w:t xml:space="preserve"> </w:t>
         </w:r>
       </w:ins>
-      <w:ins w:id="329" w:author="PR Preview" w:date="2026-01-01T00:00:00Z">
+      <w:ins w:id="362" w:author="PR Preview" w:date="2026-01-01T00:00:00Z">
         <w:r>
           <w:t xml:space="preserve">Let</w:t>
         </w:r>
       </w:ins>
-      <w:ins w:id="330" w:author="PR Preview" w:date="2026-01-01T00:00:00Z">
+      <w:ins w:id="363" w:author="PR Preview" w:date="2026-01-01T00:00:00Z">
         <w:r>
           <w:t xml:space="preserve"> </w:t>
         </w:r>
@@ -10945,27 +11174,27 @@
           <m:t>I</m:t>
         </m:r>
       </m:oMath>
-      <w:ins w:id="331" w:author="PR Preview" w:date="2026-01-01T00:00:00Z">
+      <w:ins w:id="364" w:author="PR Preview" w:date="2026-01-01T00:00:00Z">
         <w:r>
           <w:t xml:space="preserve"> </w:t>
         </w:r>
       </w:ins>
-      <w:ins w:id="332" w:author="PR Preview" w:date="2026-01-01T00:00:00Z">
+      <w:ins w:id="365" w:author="PR Preview" w:date="2026-01-01T00:00:00Z">
         <w:r>
           <w:t xml:space="preserve">be a nonempty set of indices,</w:t>
         </w:r>
       </w:ins>
-      <w:ins w:id="333" w:author="PR Preview" w:date="2026-01-01T00:00:00Z">
+      <w:ins w:id="366" w:author="PR Preview" w:date="2026-01-01T00:00:00Z">
         <w:r>
           <w:t xml:space="preserve"> </w:t>
         </w:r>
       </w:ins>
-      <w:ins w:id="334" w:author="PR Preview" w:date="2026-01-01T00:00:00Z">
+      <w:ins w:id="367" w:author="PR Preview" w:date="2026-01-01T00:00:00Z">
         <w:r>
           <w:t xml:space="preserve">such as</w:t>
         </w:r>
       </w:ins>
-      <w:ins w:id="335" w:author="PR Preview" w:date="2026-01-01T00:00:00Z">
+      <w:ins w:id="368" w:author="PR Preview" w:date="2026-01-01T00:00:00Z">
         <w:r>
           <w:t xml:space="preserve"> </w:t>
         </w:r>
@@ -11012,17 +11241,17 @@
           <m:t>​</m:t>
         </m:r>
       </m:oMath>
-      <w:ins w:id="336" w:author="PR Preview" w:date="2026-01-01T00:00:00Z">
+      <w:ins w:id="369" w:author="PR Preview" w:date="2026-01-01T00:00:00Z">
         <w:r>
           <w:t xml:space="preserve"> </w:t>
         </w:r>
       </w:ins>
-      <w:ins w:id="337" w:author="PR Preview" w:date="2026-01-01T00:00:00Z">
+      <w:ins w:id="370" w:author="PR Preview" w:date="2026-01-01T00:00:00Z">
         <w:r>
           <w:t xml:space="preserve">or</w:t>
         </w:r>
       </w:ins>
-      <w:ins w:id="338" w:author="PR Preview" w:date="2026-01-01T00:00:00Z">
+      <w:ins w:id="371" w:author="PR Preview" w:date="2026-01-01T00:00:00Z">
         <w:r>
           <w:t xml:space="preserve"> </w:t>
         </w:r>
@@ -11078,22 +11307,22 @@
           <m:t>​</m:t>
         </m:r>
       </m:oMath>
-      <w:ins w:id="339" w:author="PR Preview" w:date="2026-01-01T00:00:00Z">
+      <w:ins w:id="372" w:author="PR Preview" w:date="2026-01-01T00:00:00Z">
         <w:r>
           <w:t xml:space="preserve">,</w:t>
         </w:r>
       </w:ins>
-      <w:ins w:id="340" w:author="PR Preview" w:date="2026-01-01T00:00:00Z">
+      <w:ins w:id="373" w:author="PR Preview" w:date="2026-01-01T00:00:00Z">
         <w:r>
           <w:t xml:space="preserve"> </w:t>
         </w:r>
       </w:ins>
-      <w:ins w:id="341" w:author="PR Preview" w:date="2026-01-01T00:00:00Z">
+      <w:ins w:id="374" w:author="PR Preview" w:date="2026-01-01T00:00:00Z">
         <w:r>
           <w:t xml:space="preserve">and let</w:t>
         </w:r>
       </w:ins>
-      <w:ins w:id="342" w:author="PR Preview" w:date="2026-01-01T00:00:00Z">
+      <w:ins w:id="375" w:author="PR Preview" w:date="2026-01-01T00:00:00Z">
         <w:r>
           <w:t xml:space="preserve"> </w:t>
         </w:r>
@@ -11112,17 +11341,17 @@
           </m:sub>
         </m:sSub>
       </m:oMath>
-      <w:ins w:id="343" w:author="PR Preview" w:date="2026-01-01T00:00:00Z">
+      <w:ins w:id="376" w:author="PR Preview" w:date="2026-01-01T00:00:00Z">
         <w:r>
           <w:t xml:space="preserve"> </w:t>
         </w:r>
       </w:ins>
-      <w:ins w:id="344" w:author="PR Preview" w:date="2026-01-01T00:00:00Z">
+      <w:ins w:id="377" w:author="PR Preview" w:date="2026-01-01T00:00:00Z">
         <w:r>
           <w:t xml:space="preserve">be a set for each</w:t>
         </w:r>
       </w:ins>
-      <w:ins w:id="345" w:author="PR Preview" w:date="2026-01-01T00:00:00Z">
+      <w:ins w:id="378" w:author="PR Preview" w:date="2026-01-01T00:00:00Z">
         <w:r>
           <w:t xml:space="preserve"> </w:t>
         </w:r>
@@ -11141,27 +11370,27 @@
           <m:t>I</m:t>
         </m:r>
       </m:oMath>
-      <w:ins w:id="346" w:author="PR Preview" w:date="2026-01-01T00:00:00Z">
+      <w:ins w:id="379" w:author="PR Preview" w:date="2026-01-01T00:00:00Z">
         <w:r>
           <w:t xml:space="preserve">.</w:t>
         </w:r>
       </w:ins>
-      <w:ins w:id="347" w:author="PR Preview" w:date="2026-01-01T00:00:00Z">
+      <w:ins w:id="380" w:author="PR Preview" w:date="2026-01-01T00:00:00Z">
         <w:r>
           <w:t xml:space="preserve"> </w:t>
         </w:r>
       </w:ins>
-      <w:ins w:id="348" w:author="PR Preview" w:date="2026-01-01T00:00:00Z">
+      <w:ins w:id="381" w:author="PR Preview" w:date="2026-01-01T00:00:00Z">
         <w:r>
           <w:t xml:space="preserve">The</w:t>
         </w:r>
       </w:ins>
-      <w:ins w:id="349" w:author="PR Preview" w:date="2026-01-01T00:00:00Z">
+      <w:ins w:id="382" w:author="PR Preview" w:date="2026-01-01T00:00:00Z">
         <w:r>
           <w:t xml:space="preserve"> </w:t>
         </w:r>
       </w:ins>
-      <w:ins w:id="350" w:author="PR Preview" w:date="2026-01-01T00:00:00Z">
+      <w:ins w:id="383" w:author="PR Preview" w:date="2026-01-01T00:00:00Z">
         <w:r>
           <w:rPr>
             <w:b/>
@@ -11170,17 +11399,17 @@
           <w:t xml:space="preserve">intersection</w:t>
         </w:r>
       </w:ins>
-      <w:ins w:id="351" w:author="PR Preview" w:date="2026-01-01T00:00:00Z">
+      <w:ins w:id="384" w:author="PR Preview" w:date="2026-01-01T00:00:00Z">
         <w:r>
           <w:t xml:space="preserve"> </w:t>
         </w:r>
       </w:ins>
-      <w:ins w:id="352" w:author="PR Preview" w:date="2026-01-01T00:00:00Z">
+      <w:ins w:id="385" w:author="PR Preview" w:date="2026-01-01T00:00:00Z">
         <w:r>
           <w:t xml:space="preserve">of the sets</w:t>
         </w:r>
       </w:ins>
-      <w:ins w:id="353" w:author="PR Preview" w:date="2026-01-01T00:00:00Z">
+      <w:ins w:id="386" w:author="PR Preview" w:date="2026-01-01T00:00:00Z">
         <w:r>
           <w:t xml:space="preserve"> </w:t>
         </w:r>
@@ -11199,22 +11428,22 @@
           </m:sub>
         </m:sSub>
       </m:oMath>
-      <w:ins w:id="354" w:author="PR Preview" w:date="2026-01-01T00:00:00Z">
+      <w:ins w:id="387" w:author="PR Preview" w:date="2026-01-01T00:00:00Z">
         <w:r>
           <w:t xml:space="preserve">,</w:t>
         </w:r>
       </w:ins>
-      <w:ins w:id="355" w:author="PR Preview" w:date="2026-01-01T00:00:00Z">
+      <w:ins w:id="388" w:author="PR Preview" w:date="2026-01-01T00:00:00Z">
         <w:r>
           <w:t xml:space="preserve"> </w:t>
         </w:r>
       </w:ins>
-      <w:ins w:id="356" w:author="PR Preview" w:date="2026-01-01T00:00:00Z">
+      <w:ins w:id="389" w:author="PR Preview" w:date="2026-01-01T00:00:00Z">
         <w:r>
           <w:t xml:space="preserve">written</w:t>
         </w:r>
       </w:ins>
-      <w:ins w:id="357" w:author="PR Preview" w:date="2026-01-01T00:00:00Z">
+      <w:ins w:id="390" w:author="PR Preview" w:date="2026-01-01T00:00:00Z">
         <w:r>
           <w:t xml:space="preserve"> </w:t>
         </w:r>
@@ -11257,22 +11486,22 @@
           </m:sub>
         </m:sSub>
       </m:oMath>
-      <w:ins w:id="358" w:author="PR Preview" w:date="2026-01-01T00:00:00Z">
+      <w:ins w:id="391" w:author="PR Preview" w:date="2026-01-01T00:00:00Z">
         <w:r>
           <w:t xml:space="preserve">,</w:t>
         </w:r>
       </w:ins>
-      <w:ins w:id="359" w:author="PR Preview" w:date="2026-01-01T00:00:00Z">
+      <w:ins w:id="392" w:author="PR Preview" w:date="2026-01-01T00:00:00Z">
         <w:r>
           <w:t xml:space="preserve"> </w:t>
         </w:r>
       </w:ins>
-      <w:ins w:id="360" w:author="PR Preview" w:date="2026-01-01T00:00:00Z">
+      <w:ins w:id="393" w:author="PR Preview" w:date="2026-01-01T00:00:00Z">
         <w:r>
           <w:t xml:space="preserve">is the set of elements that are in every</w:t>
         </w:r>
       </w:ins>
-      <w:ins w:id="361" w:author="PR Preview" w:date="2026-01-01T00:00:00Z">
+      <w:ins w:id="394" w:author="PR Preview" w:date="2026-01-01T00:00:00Z">
         <w:r>
           <w:t xml:space="preserve"> </w:t>
         </w:r>
@@ -11291,22 +11520,22 @@
           </m:sub>
         </m:sSub>
       </m:oMath>
-      <w:ins w:id="362" w:author="PR Preview" w:date="2026-01-01T00:00:00Z">
+      <w:ins w:id="395" w:author="PR Preview" w:date="2026-01-01T00:00:00Z">
         <w:r>
           <w:t xml:space="preserve">.</w:t>
         </w:r>
       </w:ins>
-      <w:ins w:id="363" w:author="PR Preview" w:date="2026-01-01T00:00:00Z">
+      <w:ins w:id="396" w:author="PR Preview" w:date="2026-01-01T00:00:00Z">
         <w:r>
           <w:t xml:space="preserve"> </w:t>
         </w:r>
       </w:ins>
-      <w:ins w:id="364" w:author="PR Preview" w:date="2026-01-01T00:00:00Z">
+      <w:ins w:id="397" w:author="PR Preview" w:date="2026-01-01T00:00:00Z">
         <w:r>
           <w:t xml:space="preserve">For</w:t>
         </w:r>
       </w:ins>
-      <w:ins w:id="365" w:author="PR Preview" w:date="2026-01-01T00:00:00Z">
+      <w:ins w:id="398" w:author="PR Preview" w:date="2026-01-01T00:00:00Z">
         <w:r>
           <w:t xml:space="preserve"> </w:t>
         </w:r>
@@ -11362,12 +11591,12 @@
           <m:t>​</m:t>
         </m:r>
       </m:oMath>
-      <w:ins w:id="366" w:author="PR Preview" w:date="2026-01-01T00:00:00Z">
+      <w:ins w:id="399" w:author="PR Preview" w:date="2026-01-01T00:00:00Z">
         <w:r>
           <w:t xml:space="preserve">, it is also written</w:t>
         </w:r>
       </w:ins>
-      <w:ins w:id="367" w:author="PR Preview" w:date="2026-01-01T00:00:00Z">
+      <w:ins w:id="400" w:author="PR Preview" w:date="2026-01-01T00:00:00Z">
         <w:r>
           <w:t xml:space="preserve"> </w:t>
         </w:r>
@@ -11415,17 +11644,17 @@
           </m:sub>
         </m:sSub>
       </m:oMath>
-      <w:ins w:id="368" w:author="PR Preview" w:date="2026-01-01T00:00:00Z">
+      <w:ins w:id="401" w:author="PR Preview" w:date="2026-01-01T00:00:00Z">
         <w:r>
           <w:t xml:space="preserve"> </w:t>
         </w:r>
       </w:ins>
-      <w:ins w:id="369" w:author="PR Preview" w:date="2026-01-01T00:00:00Z">
+      <w:ins w:id="402" w:author="PR Preview" w:date="2026-01-01T00:00:00Z">
         <w:r>
           <w:t xml:space="preserve">or</w:t>
         </w:r>
       </w:ins>
-      <w:ins w:id="370" w:author="PR Preview" w:date="2026-01-01T00:00:00Z">
+      <w:ins w:id="403" w:author="PR Preview" w:date="2026-01-01T00:00:00Z">
         <w:r>
           <w:t xml:space="preserve"> </w:t>
         </w:r>
@@ -11474,22 +11703,22 @@
           </m:sub>
         </m:sSub>
       </m:oMath>
-      <w:ins w:id="371" w:author="PR Preview" w:date="2026-01-01T00:00:00Z">
+      <w:ins w:id="404" w:author="PR Preview" w:date="2026-01-01T00:00:00Z">
         <w:r>
           <w:t xml:space="preserve">,</w:t>
         </w:r>
       </w:ins>
-      <w:ins w:id="372" w:author="PR Preview" w:date="2026-01-01T00:00:00Z">
+      <w:ins w:id="405" w:author="PR Preview" w:date="2026-01-01T00:00:00Z">
         <w:r>
           <w:t xml:space="preserve"> </w:t>
         </w:r>
       </w:ins>
-      <w:ins w:id="373" w:author="PR Preview" w:date="2026-01-01T00:00:00Z">
+      <w:ins w:id="406" w:author="PR Preview" w:date="2026-01-01T00:00:00Z">
         <w:r>
           <w:t xml:space="preserve">and for</w:t>
         </w:r>
       </w:ins>
-      <w:ins w:id="374" w:author="PR Preview" w:date="2026-01-01T00:00:00Z">
+      <w:ins w:id="407" w:author="PR Preview" w:date="2026-01-01T00:00:00Z">
         <w:r>
           <w:t xml:space="preserve"> </w:t>
         </w:r>
@@ -11554,12 +11783,12 @@
           <m:t>​</m:t>
         </m:r>
       </m:oMath>
-      <w:ins w:id="375" w:author="PR Preview" w:date="2026-01-01T00:00:00Z">
+      <w:ins w:id="408" w:author="PR Preview" w:date="2026-01-01T00:00:00Z">
         <w:r>
           <w:t xml:space="preserve">, it is written</w:t>
         </w:r>
       </w:ins>
-      <w:ins w:id="376" w:author="PR Preview" w:date="2026-01-01T00:00:00Z">
+      <w:ins w:id="409" w:author="PR Preview" w:date="2026-01-01T00:00:00Z">
         <w:r>
           <w:t xml:space="preserve"> </w:t>
         </w:r>
@@ -11610,43 +11839,43 @@
           </m:sub>
         </m:sSub>
       </m:oMath>
-      <w:ins w:id="377" w:author="PR Preview" w:date="2026-01-01T00:00:00Z">
+      <w:ins w:id="410" w:author="PR Preview" w:date="2026-01-01T00:00:00Z">
         <w:r>
           <w:t xml:space="preserve">.</w:t>
         </w:r>
       </w:ins>
     </w:p>
-    <w:bookmarkEnd w:id="55"/>
-    <w:bookmarkStart w:id="56" w:name="def-set-difference"/>
+    <w:bookmarkEnd w:id="57"/>
+    <w:bookmarkStart w:id="58" w:name="def-set-difference"/>
     <w:p>
       <w:pPr>
         <w:pStyle w:val="BodyText"/>
       </w:pPr>
-      <w:ins w:id="378" w:author="PR Preview" w:date="2026-01-01T00:00:00Z">
+      <w:ins w:id="411" w:author="PR Preview" w:date="2026-01-01T00:00:00Z">
         <w:r>
           <w:rPr>
             <w:b/>
             <w:bCs/>
           </w:rPr>
-          <w:t xml:space="preserve">Definition 21 (Set difference)</w:t>
-        </w:r>
-      </w:ins>
-      <w:ins w:id="379" w:author="PR Preview" w:date="2026-01-01T00:00:00Z">
+          <w:t xml:space="preserve">Definition 22 (Set difference)</w:t>
+        </w:r>
+      </w:ins>
+      <w:ins w:id="412" w:author="PR Preview" w:date="2026-01-01T00:00:00Z">
         <w:r>
           <w:t xml:space="preserve"> </w:t>
         </w:r>
       </w:ins>
-      <w:ins w:id="380" w:author="PR Preview" w:date="2026-01-01T00:00:00Z">
+      <w:ins w:id="413" w:author="PR Preview" w:date="2026-01-01T00:00:00Z">
         <w:r>
           <w:t xml:space="preserve">The</w:t>
         </w:r>
       </w:ins>
-      <w:ins w:id="381" w:author="PR Preview" w:date="2026-01-01T00:00:00Z">
+      <w:ins w:id="414" w:author="PR Preview" w:date="2026-01-01T00:00:00Z">
         <w:r>
           <w:t xml:space="preserve"> </w:t>
         </w:r>
       </w:ins>
-      <w:ins w:id="382" w:author="PR Preview" w:date="2026-01-01T00:00:00Z">
+      <w:ins w:id="415" w:author="PR Preview" w:date="2026-01-01T00:00:00Z">
         <w:r>
           <w:rPr>
             <w:b/>
@@ -11655,17 +11884,17 @@
           <w:t xml:space="preserve">set difference</w:t>
         </w:r>
       </w:ins>
-      <w:ins w:id="383" w:author="PR Preview" w:date="2026-01-01T00:00:00Z">
+      <w:ins w:id="416" w:author="PR Preview" w:date="2026-01-01T00:00:00Z">
         <w:r>
           <w:t xml:space="preserve"> </w:t>
         </w:r>
       </w:ins>
-      <w:ins w:id="384" w:author="PR Preview" w:date="2026-01-01T00:00:00Z">
+      <w:ins w:id="417" w:author="PR Preview" w:date="2026-01-01T00:00:00Z">
         <w:r>
           <w:t xml:space="preserve">of sets</w:t>
         </w:r>
       </w:ins>
-      <w:ins w:id="385" w:author="PR Preview" w:date="2026-01-01T00:00:00Z">
+      <w:ins w:id="418" w:author="PR Preview" w:date="2026-01-01T00:00:00Z">
         <w:r>
           <w:t xml:space="preserve"> </w:t>
         </w:r>
@@ -11675,17 +11904,17 @@
           <m:t>A</m:t>
         </m:r>
       </m:oMath>
-      <w:ins w:id="386" w:author="PR Preview" w:date="2026-01-01T00:00:00Z">
+      <w:ins w:id="419" w:author="PR Preview" w:date="2026-01-01T00:00:00Z">
         <w:r>
           <w:t xml:space="preserve"> </w:t>
         </w:r>
       </w:ins>
-      <w:ins w:id="387" w:author="PR Preview" w:date="2026-01-01T00:00:00Z">
+      <w:ins w:id="420" w:author="PR Preview" w:date="2026-01-01T00:00:00Z">
         <w:r>
           <w:t xml:space="preserve">and</w:t>
         </w:r>
       </w:ins>
-      <w:ins w:id="388" w:author="PR Preview" w:date="2026-01-01T00:00:00Z">
+      <w:ins w:id="421" w:author="PR Preview" w:date="2026-01-01T00:00:00Z">
         <w:r>
           <w:t xml:space="preserve"> </w:t>
         </w:r>
@@ -11695,22 +11924,22 @@
           <m:t>B</m:t>
         </m:r>
       </m:oMath>
-      <w:ins w:id="389" w:author="PR Preview" w:date="2026-01-01T00:00:00Z">
+      <w:ins w:id="422" w:author="PR Preview" w:date="2026-01-01T00:00:00Z">
         <w:r>
           <w:t xml:space="preserve">,</w:t>
         </w:r>
       </w:ins>
-      <w:ins w:id="390" w:author="PR Preview" w:date="2026-01-01T00:00:00Z">
+      <w:ins w:id="423" w:author="PR Preview" w:date="2026-01-01T00:00:00Z">
         <w:r>
           <w:t xml:space="preserve"> </w:t>
         </w:r>
       </w:ins>
-      <w:ins w:id="391" w:author="PR Preview" w:date="2026-01-01T00:00:00Z">
+      <w:ins w:id="424" w:author="PR Preview" w:date="2026-01-01T00:00:00Z">
         <w:r>
           <w:t xml:space="preserve">written</w:t>
         </w:r>
       </w:ins>
-      <w:ins w:id="392" w:author="PR Preview" w:date="2026-01-01T00:00:00Z">
+      <w:ins w:id="425" w:author="PR Preview" w:date="2026-01-01T00:00:00Z">
         <w:r>
           <w:t xml:space="preserve"> </w:t>
         </w:r>
@@ -11729,22 +11958,22 @@
           <m:t>B</m:t>
         </m:r>
       </m:oMath>
-      <w:ins w:id="393" w:author="PR Preview" w:date="2026-01-01T00:00:00Z">
+      <w:ins w:id="426" w:author="PR Preview" w:date="2026-01-01T00:00:00Z">
         <w:r>
           <w:t xml:space="preserve">,</w:t>
         </w:r>
       </w:ins>
-      <w:ins w:id="394" w:author="PR Preview" w:date="2026-01-01T00:00:00Z">
+      <w:ins w:id="427" w:author="PR Preview" w:date="2026-01-01T00:00:00Z">
         <w:r>
           <w:t xml:space="preserve"> </w:t>
         </w:r>
       </w:ins>
-      <w:ins w:id="395" w:author="PR Preview" w:date="2026-01-01T00:00:00Z">
+      <w:ins w:id="428" w:author="PR Preview" w:date="2026-01-01T00:00:00Z">
         <w:r>
           <w:t xml:space="preserve">is the set of elements of</w:t>
         </w:r>
       </w:ins>
-      <w:ins w:id="396" w:author="PR Preview" w:date="2026-01-01T00:00:00Z">
+      <w:ins w:id="429" w:author="PR Preview" w:date="2026-01-01T00:00:00Z">
         <w:r>
           <w:t xml:space="preserve"> </w:t>
         </w:r>
@@ -11754,17 +11983,17 @@
           <m:t>A</m:t>
         </m:r>
       </m:oMath>
-      <w:ins w:id="397" w:author="PR Preview" w:date="2026-01-01T00:00:00Z">
+      <w:ins w:id="430" w:author="PR Preview" w:date="2026-01-01T00:00:00Z">
         <w:r>
           <w:t xml:space="preserve"> </w:t>
         </w:r>
       </w:ins>
-      <w:ins w:id="398" w:author="PR Preview" w:date="2026-01-01T00:00:00Z">
+      <w:ins w:id="431" w:author="PR Preview" w:date="2026-01-01T00:00:00Z">
         <w:r>
           <w:t xml:space="preserve">that are not in</w:t>
         </w:r>
       </w:ins>
-      <w:ins w:id="399" w:author="PR Preview" w:date="2026-01-01T00:00:00Z">
+      <w:ins w:id="432" w:author="PR Preview" w:date="2026-01-01T00:00:00Z">
         <w:r>
           <w:t xml:space="preserve"> </w:t>
         </w:r>
@@ -11774,7 +12003,7 @@
           <m:t>B</m:t>
         </m:r>
       </m:oMath>
-      <w:ins w:id="400" w:author="PR Preview" w:date="2026-01-01T00:00:00Z">
+      <w:ins w:id="433" w:author="PR Preview" w:date="2026-01-01T00:00:00Z">
         <w:r>
           <w:t xml:space="preserve">:</w:t>
         </w:r>
@@ -11869,13 +12098,13 @@
         </m:oMath>
       </m:oMathPara>
     </w:p>
-    <w:bookmarkEnd w:id="56"/>
-    <w:bookmarkStart w:id="57" w:name="def-complement"/>
+    <w:bookmarkEnd w:id="58"/>
+    <w:bookmarkStart w:id="59" w:name="def-complement"/>
     <w:p>
       <w:pPr>
         <w:pStyle w:val="FirstParagraph"/>
       </w:pPr>
-      <w:del w:id="401" w:author="PR Preview" w:date="2026-01-01T00:00:00Z">
+      <w:del w:id="434" w:author="PR Preview" w:date="2026-01-01T00:00:00Z">
         <w:r>
           <w:rPr>
             <w:b/>
@@ -11884,17 +12113,17 @@
           <w:delText xml:space="preserve">Definition 20 (Complement)</w:delText>
         </w:r>
       </w:del>
-      <w:del w:id="402" w:author="PR Preview" w:date="2026-01-01T00:00:00Z">
+      <w:del w:id="435" w:author="PR Preview" w:date="2026-01-01T00:00:00Z">
         <w:r>
           <w:delText xml:space="preserve"> </w:delText>
         </w:r>
       </w:del>
-      <w:del w:id="403" w:author="PR Preview" w:date="2026-01-01T00:00:00Z">
+      <w:del w:id="436" w:author="PR Preview" w:date="2026-01-01T00:00:00Z">
         <w:r>
           <w:delText xml:space="preserve">Let</w:delText>
         </w:r>
       </w:del>
-      <w:del w:id="404" w:author="PR Preview" w:date="2026-01-01T00:00:00Z">
+      <w:del w:id="437" w:author="PR Preview" w:date="2026-01-01T00:00:00Z">
         <w:r>
           <w:delText xml:space="preserve"> </w:delText>
         </w:r>
@@ -11904,23 +12133,23 @@
           <m:t>A</m:t>
         </m:r>
       </m:oMath>
-      <w:del w:id="405" w:author="PR Preview" w:date="2026-01-01T00:00:00Z">
+      <w:del w:id="438" w:author="PR Preview" w:date="2026-01-01T00:00:00Z">
         <w:r>
           <w:delText xml:space="preserve"> </w:delText>
         </w:r>
       </w:del>
-      <w:del w:id="406" w:author="PR Preview" w:date="2026-01-01T00:00:00Z">
+      <w:del w:id="439" w:author="PR Preview" w:date="2026-01-01T00:00:00Z">
         <w:r>
           <w:delText xml:space="preserve">be a</w:delText>
         </w:r>
       </w:del>
-      <w:del w:id="407" w:author="PR Preview" w:date="2026-01-01T00:00:00Z">
+      <w:del w:id="440" w:author="PR Preview" w:date="2026-01-01T00:00:00Z">
         <w:r>
           <w:delText xml:space="preserve"> </w:delText>
         </w:r>
       </w:del>
       <w:hyperlink w:anchor="def-subset">
-        <w:del w:id="408" w:author="PR Preview" w:date="2026-01-01T00:00:00Z">
+        <w:del w:id="441" w:author="PR Preview" w:date="2026-01-01T00:00:00Z">
           <w:r>
             <w:rPr>
               <w:rStyle w:val="Hyperlink"/>
@@ -11929,17 +12158,17 @@
           </w:r>
         </w:del>
       </w:hyperlink>
-      <w:del w:id="409" w:author="PR Preview" w:date="2026-01-01T00:00:00Z">
+      <w:del w:id="442" w:author="PR Preview" w:date="2026-01-01T00:00:00Z">
         <w:r>
           <w:delText xml:space="preserve"> </w:delText>
         </w:r>
       </w:del>
-      <w:del w:id="410" w:author="PR Preview" w:date="2026-01-01T00:00:00Z">
+      <w:del w:id="443" w:author="PR Preview" w:date="2026-01-01T00:00:00Z">
         <w:r>
           <w:delText xml:space="preserve">of a set</w:delText>
         </w:r>
       </w:del>
-      <w:del w:id="411" w:author="PR Preview" w:date="2026-01-01T00:00:00Z">
+      <w:del w:id="444" w:author="PR Preview" w:date="2026-01-01T00:00:00Z">
         <w:r>
           <w:delText xml:space="preserve"> </w:delText>
         </w:r>
@@ -11949,27 +12178,27 @@
           <m:t>S</m:t>
         </m:r>
       </m:oMath>
-      <w:del w:id="412" w:author="PR Preview" w:date="2026-01-01T00:00:00Z">
+      <w:del w:id="445" w:author="PR Preview" w:date="2026-01-01T00:00:00Z">
         <w:r>
           <w:delText xml:space="preserve">.</w:delText>
         </w:r>
       </w:del>
-      <w:del w:id="413" w:author="PR Preview" w:date="2026-01-01T00:00:00Z">
+      <w:del w:id="446" w:author="PR Preview" w:date="2026-01-01T00:00:00Z">
         <w:r>
           <w:delText xml:space="preserve"> </w:delText>
         </w:r>
       </w:del>
-      <w:del w:id="414" w:author="PR Preview" w:date="2026-01-01T00:00:00Z">
+      <w:del w:id="447" w:author="PR Preview" w:date="2026-01-01T00:00:00Z">
         <w:r>
           <w:delText xml:space="preserve">The</w:delText>
         </w:r>
       </w:del>
-      <w:del w:id="415" w:author="PR Preview" w:date="2026-01-01T00:00:00Z">
+      <w:del w:id="448" w:author="PR Preview" w:date="2026-01-01T00:00:00Z">
         <w:r>
           <w:delText xml:space="preserve"> </w:delText>
         </w:r>
       </w:del>
-      <w:del w:id="416" w:author="PR Preview" w:date="2026-01-01T00:00:00Z">
+      <w:del w:id="449" w:author="PR Preview" w:date="2026-01-01T00:00:00Z">
         <w:r>
           <w:rPr>
             <w:b/>
@@ -11978,17 +12207,17 @@
           <w:delText xml:space="preserve">complement</w:delText>
         </w:r>
       </w:del>
-      <w:del w:id="417" w:author="PR Preview" w:date="2026-01-01T00:00:00Z">
+      <w:del w:id="450" w:author="PR Preview" w:date="2026-01-01T00:00:00Z">
         <w:r>
           <w:delText xml:space="preserve"> </w:delText>
         </w:r>
       </w:del>
-      <w:del w:id="418" w:author="PR Preview" w:date="2026-01-01T00:00:00Z">
+      <w:del w:id="451" w:author="PR Preview" w:date="2026-01-01T00:00:00Z">
         <w:r>
           <w:delText xml:space="preserve">of</w:delText>
         </w:r>
       </w:del>
-      <w:del w:id="419" w:author="PR Preview" w:date="2026-01-01T00:00:00Z">
+      <w:del w:id="452" w:author="PR Preview" w:date="2026-01-01T00:00:00Z">
         <w:r>
           <w:delText xml:space="preserve"> </w:delText>
         </w:r>
@@ -11998,17 +12227,17 @@
           <m:t>A</m:t>
         </m:r>
       </m:oMath>
-      <w:del w:id="420" w:author="PR Preview" w:date="2026-01-01T00:00:00Z">
+      <w:del w:id="453" w:author="PR Preview" w:date="2026-01-01T00:00:00Z">
         <w:r>
           <w:delText xml:space="preserve"> </w:delText>
         </w:r>
       </w:del>
-      <w:del w:id="421" w:author="PR Preview" w:date="2026-01-01T00:00:00Z">
+      <w:del w:id="454" w:author="PR Preview" w:date="2026-01-01T00:00:00Z">
         <w:r>
           <w:delText xml:space="preserve">in</w:delText>
         </w:r>
       </w:del>
-      <w:del w:id="422" w:author="PR Preview" w:date="2026-01-01T00:00:00Z">
+      <w:del w:id="455" w:author="PR Preview" w:date="2026-01-01T00:00:00Z">
         <w:r>
           <w:delText xml:space="preserve"> </w:delText>
         </w:r>
@@ -12018,18 +12247,18 @@
           <m:t>S</m:t>
         </m:r>
       </m:oMath>
-      <w:del w:id="423" w:author="PR Preview" w:date="2026-01-01T00:00:00Z">
+      <w:del w:id="456" w:author="PR Preview" w:date="2026-01-01T00:00:00Z">
         <w:r>
           <w:delText xml:space="preserve"> </w:delText>
         </w:r>
       </w:del>
-      <w:del w:id="424" w:author="PR Preview" w:date="2026-01-01T00:00:00Z">
+      <w:del w:id="457" w:author="PR Preview" w:date="2026-01-01T00:00:00Z">
         <w:r>
           <w:delText xml:space="preserve">is the set difference (</w:delText>
         </w:r>
       </w:del>
       <w:hyperlink w:anchor="def-set-difference">
-        <w:del w:id="425" w:author="PR Preview" w:date="2026-01-01T00:00:00Z">
+        <w:del w:id="458" w:author="PR Preview" w:date="2026-01-01T00:00:00Z">
           <w:r>
             <w:rPr>
               <w:rStyle w:val="Hyperlink"/>
@@ -12038,12 +12267,12 @@
           </w:r>
         </w:del>
       </w:hyperlink>
-      <w:del w:id="426" w:author="PR Preview" w:date="2026-01-01T00:00:00Z">
+      <w:del w:id="459" w:author="PR Preview" w:date="2026-01-01T00:00:00Z">
         <w:r>
           <w:delText xml:space="preserve">)</w:delText>
         </w:r>
       </w:del>
-      <w:del w:id="427" w:author="PR Preview" w:date="2026-01-01T00:00:00Z">
+      <w:del w:id="460" w:author="PR Preview" w:date="2026-01-01T00:00:00Z">
         <w:r>
           <w:delText xml:space="preserve"> </w:delText>
         </w:r>
@@ -12062,22 +12291,22 @@
           <m:t>A</m:t>
         </m:r>
       </m:oMath>
-      <w:del w:id="428" w:author="PR Preview" w:date="2026-01-01T00:00:00Z">
+      <w:del w:id="461" w:author="PR Preview" w:date="2026-01-01T00:00:00Z">
         <w:r>
           <w:delText xml:space="preserve">:</w:delText>
         </w:r>
       </w:del>
-      <w:del w:id="429" w:author="PR Preview" w:date="2026-01-01T00:00:00Z">
+      <w:del w:id="462" w:author="PR Preview" w:date="2026-01-01T00:00:00Z">
         <w:r>
           <w:delText xml:space="preserve"> </w:delText>
         </w:r>
       </w:del>
-      <w:del w:id="430" w:author="PR Preview" w:date="2026-01-01T00:00:00Z">
+      <w:del w:id="463" w:author="PR Preview" w:date="2026-01-01T00:00:00Z">
         <w:r>
           <w:delText xml:space="preserve">the elements of</w:delText>
         </w:r>
       </w:del>
-      <w:del w:id="431" w:author="PR Preview" w:date="2026-01-01T00:00:00Z">
+      <w:del w:id="464" w:author="PR Preview" w:date="2026-01-01T00:00:00Z">
         <w:r>
           <w:delText xml:space="preserve"> </w:delText>
         </w:r>
@@ -12087,17 +12316,17 @@
           <m:t>S</m:t>
         </m:r>
       </m:oMath>
-      <w:del w:id="432" w:author="PR Preview" w:date="2026-01-01T00:00:00Z">
+      <w:del w:id="465" w:author="PR Preview" w:date="2026-01-01T00:00:00Z">
         <w:r>
           <w:delText xml:space="preserve"> </w:delText>
         </w:r>
       </w:del>
-      <w:del w:id="433" w:author="PR Preview" w:date="2026-01-01T00:00:00Z">
+      <w:del w:id="466" w:author="PR Preview" w:date="2026-01-01T00:00:00Z">
         <w:r>
           <w:delText xml:space="preserve">that are not in</w:delText>
         </w:r>
       </w:del>
-      <w:del w:id="434" w:author="PR Preview" w:date="2026-01-01T00:00:00Z">
+      <w:del w:id="467" w:author="PR Preview" w:date="2026-01-01T00:00:00Z">
         <w:r>
           <w:delText xml:space="preserve"> </w:delText>
         </w:r>
@@ -12107,22 +12336,22 @@
           <m:t>A</m:t>
         </m:r>
       </m:oMath>
-      <w:del w:id="435" w:author="PR Preview" w:date="2026-01-01T00:00:00Z">
+      <w:del w:id="468" w:author="PR Preview" w:date="2026-01-01T00:00:00Z">
         <w:r>
           <w:delText xml:space="preserve">.</w:delText>
         </w:r>
       </w:del>
-      <w:del w:id="436" w:author="PR Preview" w:date="2026-01-01T00:00:00Z">
+      <w:del w:id="469" w:author="PR Preview" w:date="2026-01-01T00:00:00Z">
         <w:r>
           <w:delText xml:space="preserve"> </w:delText>
         </w:r>
       </w:del>
-      <w:del w:id="437" w:author="PR Preview" w:date="2026-01-01T00:00:00Z">
+      <w:del w:id="470" w:author="PR Preview" w:date="2026-01-01T00:00:00Z">
         <w:r>
           <w:delText xml:space="preserve">When the set</w:delText>
         </w:r>
       </w:del>
-      <w:del w:id="438" w:author="PR Preview" w:date="2026-01-01T00:00:00Z">
+      <w:del w:id="471" w:author="PR Preview" w:date="2026-01-01T00:00:00Z">
         <w:r>
           <w:delText xml:space="preserve"> </w:delText>
         </w:r>
@@ -12132,27 +12361,27 @@
           <m:t>S</m:t>
         </m:r>
       </m:oMath>
-      <w:del w:id="439" w:author="PR Preview" w:date="2026-01-01T00:00:00Z">
+      <w:del w:id="472" w:author="PR Preview" w:date="2026-01-01T00:00:00Z">
         <w:r>
           <w:delText xml:space="preserve"> </w:delText>
         </w:r>
       </w:del>
-      <w:del w:id="440" w:author="PR Preview" w:date="2026-01-01T00:00:00Z">
+      <w:del w:id="473" w:author="PR Preview" w:date="2026-01-01T00:00:00Z">
         <w:r>
           <w:delText xml:space="preserve">is clear from context,</w:delText>
         </w:r>
       </w:del>
-      <w:del w:id="441" w:author="PR Preview" w:date="2026-01-01T00:00:00Z">
+      <w:del w:id="474" w:author="PR Preview" w:date="2026-01-01T00:00:00Z">
         <w:r>
           <w:delText xml:space="preserve"> </w:delText>
         </w:r>
       </w:del>
-      <w:del w:id="442" w:author="PR Preview" w:date="2026-01-01T00:00:00Z">
+      <w:del w:id="475" w:author="PR Preview" w:date="2026-01-01T00:00:00Z">
         <w:r>
           <w:delText xml:space="preserve">the complement of</w:delText>
         </w:r>
       </w:del>
-      <w:del w:id="443" w:author="PR Preview" w:date="2026-01-01T00:00:00Z">
+      <w:del w:id="476" w:author="PR Preview" w:date="2026-01-01T00:00:00Z">
         <w:r>
           <w:delText xml:space="preserve"> </w:delText>
         </w:r>
@@ -12162,17 +12391,17 @@
           <m:t>A</m:t>
         </m:r>
       </m:oMath>
-      <w:del w:id="444" w:author="PR Preview" w:date="2026-01-01T00:00:00Z">
+      <w:del w:id="477" w:author="PR Preview" w:date="2026-01-01T00:00:00Z">
         <w:r>
           <w:delText xml:space="preserve"> </w:delText>
         </w:r>
       </w:del>
-      <w:del w:id="445" w:author="PR Preview" w:date="2026-01-01T00:00:00Z">
+      <w:del w:id="478" w:author="PR Preview" w:date="2026-01-01T00:00:00Z">
         <w:r>
           <w:delText xml:space="preserve">is written</w:delText>
         </w:r>
       </w:del>
-      <w:del w:id="446" w:author="PR Preview" w:date="2026-01-01T00:00:00Z">
+      <w:del w:id="479" w:author="PR Preview" w:date="2026-01-01T00:00:00Z">
         <w:r>
           <w:delText xml:space="preserve"> </w:delText>
         </w:r>
@@ -12191,7 +12420,7 @@
           </m:sup>
         </m:sSup>
       </m:oMath>
-      <w:del w:id="447" w:author="PR Preview" w:date="2026-01-01T00:00:00Z">
+      <w:del w:id="480" w:author="PR Preview" w:date="2026-01-01T00:00:00Z">
         <w:r>
           <w:delText xml:space="preserve">:</w:delText>
         </w:r>
@@ -12201,26 +12430,26 @@
       <w:pPr>
         <w:pStyle w:val="FirstParagraph"/>
       </w:pPr>
-      <w:ins w:id="448" w:author="PR Preview" w:date="2026-01-01T00:00:00Z">
+      <w:ins w:id="481" w:author="PR Preview" w:date="2026-01-01T00:00:00Z">
         <w:r>
           <w:rPr>
             <w:b/>
             <w:bCs/>
           </w:rPr>
-          <w:t xml:space="preserve">Definition 22 (Complement)</w:t>
-        </w:r>
-      </w:ins>
-      <w:ins w:id="449" w:author="PR Preview" w:date="2026-01-01T00:00:00Z">
+          <w:t xml:space="preserve">Definition 23 (Complement)</w:t>
+        </w:r>
+      </w:ins>
+      <w:ins w:id="482" w:author="PR Preview" w:date="2026-01-01T00:00:00Z">
         <w:r>
           <w:t xml:space="preserve"> </w:t>
         </w:r>
       </w:ins>
-      <w:ins w:id="450" w:author="PR Preview" w:date="2026-01-01T00:00:00Z">
+      <w:ins w:id="483" w:author="PR Preview" w:date="2026-01-01T00:00:00Z">
         <w:r>
           <w:t xml:space="preserve">Let</w:t>
         </w:r>
       </w:ins>
-      <w:ins w:id="451" w:author="PR Preview" w:date="2026-01-01T00:00:00Z">
+      <w:ins w:id="484" w:author="PR Preview" w:date="2026-01-01T00:00:00Z">
         <w:r>
           <w:t xml:space="preserve"> </w:t>
         </w:r>
@@ -12230,23 +12459,23 @@
           <m:t>A</m:t>
         </m:r>
       </m:oMath>
-      <w:ins w:id="452" w:author="PR Preview" w:date="2026-01-01T00:00:00Z">
+      <w:ins w:id="485" w:author="PR Preview" w:date="2026-01-01T00:00:00Z">
         <w:r>
           <w:t xml:space="preserve"> </w:t>
         </w:r>
       </w:ins>
-      <w:ins w:id="453" w:author="PR Preview" w:date="2026-01-01T00:00:00Z">
+      <w:ins w:id="486" w:author="PR Preview" w:date="2026-01-01T00:00:00Z">
         <w:r>
           <w:t xml:space="preserve">be a</w:t>
         </w:r>
       </w:ins>
-      <w:ins w:id="454" w:author="PR Preview" w:date="2026-01-01T00:00:00Z">
+      <w:ins w:id="487" w:author="PR Preview" w:date="2026-01-01T00:00:00Z">
         <w:r>
           <w:t xml:space="preserve"> </w:t>
         </w:r>
       </w:ins>
       <w:hyperlink w:anchor="def-subset">
-        <w:ins w:id="455" w:author="PR Preview" w:date="2026-01-01T00:00:00Z">
+        <w:ins w:id="488" w:author="PR Preview" w:date="2026-01-01T00:00:00Z">
           <w:r>
             <w:rPr>
               <w:rStyle w:val="Hyperlink"/>
@@ -12255,17 +12484,17 @@
           </w:r>
         </w:ins>
       </w:hyperlink>
-      <w:ins w:id="456" w:author="PR Preview" w:date="2026-01-01T00:00:00Z">
+      <w:ins w:id="489" w:author="PR Preview" w:date="2026-01-01T00:00:00Z">
         <w:r>
           <w:t xml:space="preserve"> </w:t>
         </w:r>
       </w:ins>
-      <w:ins w:id="457" w:author="PR Preview" w:date="2026-01-01T00:00:00Z">
+      <w:ins w:id="490" w:author="PR Preview" w:date="2026-01-01T00:00:00Z">
         <w:r>
           <w:t xml:space="preserve">of a set</w:t>
         </w:r>
       </w:ins>
-      <w:ins w:id="458" w:author="PR Preview" w:date="2026-01-01T00:00:00Z">
+      <w:ins w:id="491" w:author="PR Preview" w:date="2026-01-01T00:00:00Z">
         <w:r>
           <w:t xml:space="preserve"> </w:t>
         </w:r>
@@ -12275,27 +12504,27 @@
           <m:t>S</m:t>
         </m:r>
       </m:oMath>
-      <w:ins w:id="459" w:author="PR Preview" w:date="2026-01-01T00:00:00Z">
+      <w:ins w:id="492" w:author="PR Preview" w:date="2026-01-01T00:00:00Z">
         <w:r>
           <w:t xml:space="preserve">.</w:t>
         </w:r>
       </w:ins>
-      <w:ins w:id="460" w:author="PR Preview" w:date="2026-01-01T00:00:00Z">
+      <w:ins w:id="493" w:author="PR Preview" w:date="2026-01-01T00:00:00Z">
         <w:r>
           <w:t xml:space="preserve"> </w:t>
         </w:r>
       </w:ins>
-      <w:ins w:id="461" w:author="PR Preview" w:date="2026-01-01T00:00:00Z">
+      <w:ins w:id="494" w:author="PR Preview" w:date="2026-01-01T00:00:00Z">
         <w:r>
           <w:t xml:space="preserve">The</w:t>
         </w:r>
       </w:ins>
-      <w:ins w:id="462" w:author="PR Preview" w:date="2026-01-01T00:00:00Z">
+      <w:ins w:id="495" w:author="PR Preview" w:date="2026-01-01T00:00:00Z">
         <w:r>
           <w:t xml:space="preserve"> </w:t>
         </w:r>
       </w:ins>
-      <w:ins w:id="463" w:author="PR Preview" w:date="2026-01-01T00:00:00Z">
+      <w:ins w:id="496" w:author="PR Preview" w:date="2026-01-01T00:00:00Z">
         <w:r>
           <w:rPr>
             <w:b/>
@@ -12304,17 +12533,17 @@
           <w:t xml:space="preserve">complement</w:t>
         </w:r>
       </w:ins>
-      <w:ins w:id="464" w:author="PR Preview" w:date="2026-01-01T00:00:00Z">
+      <w:ins w:id="497" w:author="PR Preview" w:date="2026-01-01T00:00:00Z">
         <w:r>
           <w:t xml:space="preserve"> </w:t>
         </w:r>
       </w:ins>
-      <w:ins w:id="465" w:author="PR Preview" w:date="2026-01-01T00:00:00Z">
+      <w:ins w:id="498" w:author="PR Preview" w:date="2026-01-01T00:00:00Z">
         <w:r>
           <w:t xml:space="preserve">of</w:t>
         </w:r>
       </w:ins>
-      <w:ins w:id="466" w:author="PR Preview" w:date="2026-01-01T00:00:00Z">
+      <w:ins w:id="499" w:author="PR Preview" w:date="2026-01-01T00:00:00Z">
         <w:r>
           <w:t xml:space="preserve"> </w:t>
         </w:r>
@@ -12324,17 +12553,17 @@
           <m:t>A</m:t>
         </m:r>
       </m:oMath>
-      <w:ins w:id="467" w:author="PR Preview" w:date="2026-01-01T00:00:00Z">
+      <w:ins w:id="500" w:author="PR Preview" w:date="2026-01-01T00:00:00Z">
         <w:r>
           <w:t xml:space="preserve"> </w:t>
         </w:r>
       </w:ins>
-      <w:ins w:id="468" w:author="PR Preview" w:date="2026-01-01T00:00:00Z">
+      <w:ins w:id="501" w:author="PR Preview" w:date="2026-01-01T00:00:00Z">
         <w:r>
           <w:t xml:space="preserve">in</w:t>
         </w:r>
       </w:ins>
-      <w:ins w:id="469" w:author="PR Preview" w:date="2026-01-01T00:00:00Z">
+      <w:ins w:id="502" w:author="PR Preview" w:date="2026-01-01T00:00:00Z">
         <w:r>
           <w:t xml:space="preserve"> </w:t>
         </w:r>
@@ -12344,32 +12573,32 @@
           <m:t>S</m:t>
         </m:r>
       </m:oMath>
-      <w:ins w:id="470" w:author="PR Preview" w:date="2026-01-01T00:00:00Z">
+      <w:ins w:id="503" w:author="PR Preview" w:date="2026-01-01T00:00:00Z">
         <w:r>
           <w:t xml:space="preserve"> </w:t>
         </w:r>
       </w:ins>
-      <w:ins w:id="471" w:author="PR Preview" w:date="2026-01-01T00:00:00Z">
+      <w:ins w:id="504" w:author="PR Preview" w:date="2026-01-01T00:00:00Z">
         <w:r>
           <w:t xml:space="preserve">is the set difference (</w:t>
         </w:r>
       </w:ins>
       <w:hyperlink w:anchor="def-set-difference">
-        <w:ins w:id="472" w:author="PR Preview" w:date="2026-01-01T00:00:00Z">
+        <w:ins w:id="505" w:author="PR Preview" w:date="2026-01-01T00:00:00Z">
           <w:r>
             <w:rPr>
               <w:rStyle w:val="Hyperlink"/>
             </w:rPr>
-            <w:t xml:space="preserve">Definition 21</w:t>
+            <w:t xml:space="preserve">Definition 22</w:t>
           </w:r>
         </w:ins>
       </w:hyperlink>
-      <w:ins w:id="473" w:author="PR Preview" w:date="2026-01-01T00:00:00Z">
+      <w:ins w:id="506" w:author="PR Preview" w:date="2026-01-01T00:00:00Z">
         <w:r>
           <w:t xml:space="preserve">)</w:t>
         </w:r>
       </w:ins>
-      <w:ins w:id="474" w:author="PR Preview" w:date="2026-01-01T00:00:00Z">
+      <w:ins w:id="507" w:author="PR Preview" w:date="2026-01-01T00:00:00Z">
         <w:r>
           <w:t xml:space="preserve"> </w:t>
         </w:r>
@@ -12388,22 +12617,22 @@
           <m:t>A</m:t>
         </m:r>
       </m:oMath>
-      <w:ins w:id="475" w:author="PR Preview" w:date="2026-01-01T00:00:00Z">
+      <w:ins w:id="508" w:author="PR Preview" w:date="2026-01-01T00:00:00Z">
         <w:r>
           <w:t xml:space="preserve">:</w:t>
         </w:r>
       </w:ins>
-      <w:ins w:id="476" w:author="PR Preview" w:date="2026-01-01T00:00:00Z">
+      <w:ins w:id="509" w:author="PR Preview" w:date="2026-01-01T00:00:00Z">
         <w:r>
           <w:t xml:space="preserve"> </w:t>
         </w:r>
       </w:ins>
-      <w:ins w:id="477" w:author="PR Preview" w:date="2026-01-01T00:00:00Z">
+      <w:ins w:id="510" w:author="PR Preview" w:date="2026-01-01T00:00:00Z">
         <w:r>
           <w:t xml:space="preserve">the elements of</w:t>
         </w:r>
       </w:ins>
-      <w:ins w:id="478" w:author="PR Preview" w:date="2026-01-01T00:00:00Z">
+      <w:ins w:id="511" w:author="PR Preview" w:date="2026-01-01T00:00:00Z">
         <w:r>
           <w:t xml:space="preserve"> </w:t>
         </w:r>
@@ -12413,17 +12642,17 @@
           <m:t>S</m:t>
         </m:r>
       </m:oMath>
-      <w:ins w:id="479" w:author="PR Preview" w:date="2026-01-01T00:00:00Z">
+      <w:ins w:id="512" w:author="PR Preview" w:date="2026-01-01T00:00:00Z">
         <w:r>
           <w:t xml:space="preserve"> </w:t>
         </w:r>
       </w:ins>
-      <w:ins w:id="480" w:author="PR Preview" w:date="2026-01-01T00:00:00Z">
+      <w:ins w:id="513" w:author="PR Preview" w:date="2026-01-01T00:00:00Z">
         <w:r>
           <w:t xml:space="preserve">that are not in</w:t>
         </w:r>
       </w:ins>
-      <w:ins w:id="481" w:author="PR Preview" w:date="2026-01-01T00:00:00Z">
+      <w:ins w:id="514" w:author="PR Preview" w:date="2026-01-01T00:00:00Z">
         <w:r>
           <w:t xml:space="preserve"> </w:t>
         </w:r>
@@ -12433,22 +12662,22 @@
           <m:t>A</m:t>
         </m:r>
       </m:oMath>
-      <w:ins w:id="482" w:author="PR Preview" w:date="2026-01-01T00:00:00Z">
+      <w:ins w:id="515" w:author="PR Preview" w:date="2026-01-01T00:00:00Z">
         <w:r>
           <w:t xml:space="preserve">.</w:t>
         </w:r>
       </w:ins>
-      <w:ins w:id="483" w:author="PR Preview" w:date="2026-01-01T00:00:00Z">
+      <w:ins w:id="516" w:author="PR Preview" w:date="2026-01-01T00:00:00Z">
         <w:r>
           <w:t xml:space="preserve"> </w:t>
         </w:r>
       </w:ins>
-      <w:ins w:id="484" w:author="PR Preview" w:date="2026-01-01T00:00:00Z">
+      <w:ins w:id="517" w:author="PR Preview" w:date="2026-01-01T00:00:00Z">
         <w:r>
           <w:t xml:space="preserve">When the set</w:t>
         </w:r>
       </w:ins>
-      <w:ins w:id="485" w:author="PR Preview" w:date="2026-01-01T00:00:00Z">
+      <w:ins w:id="518" w:author="PR Preview" w:date="2026-01-01T00:00:00Z">
         <w:r>
           <w:t xml:space="preserve"> </w:t>
         </w:r>
@@ -12458,27 +12687,27 @@
           <m:t>S</m:t>
         </m:r>
       </m:oMath>
-      <w:ins w:id="486" w:author="PR Preview" w:date="2026-01-01T00:00:00Z">
+      <w:ins w:id="519" w:author="PR Preview" w:date="2026-01-01T00:00:00Z">
         <w:r>
           <w:t xml:space="preserve"> </w:t>
         </w:r>
       </w:ins>
-      <w:ins w:id="487" w:author="PR Preview" w:date="2026-01-01T00:00:00Z">
+      <w:ins w:id="520" w:author="PR Preview" w:date="2026-01-01T00:00:00Z">
         <w:r>
           <w:t xml:space="preserve">is clear from context,</w:t>
         </w:r>
       </w:ins>
-      <w:ins w:id="488" w:author="PR Preview" w:date="2026-01-01T00:00:00Z">
+      <w:ins w:id="521" w:author="PR Preview" w:date="2026-01-01T00:00:00Z">
         <w:r>
           <w:t xml:space="preserve"> </w:t>
         </w:r>
       </w:ins>
-      <w:ins w:id="489" w:author="PR Preview" w:date="2026-01-01T00:00:00Z">
+      <w:ins w:id="522" w:author="PR Preview" w:date="2026-01-01T00:00:00Z">
         <w:r>
           <w:t xml:space="preserve">the complement of</w:t>
         </w:r>
       </w:ins>
-      <w:ins w:id="490" w:author="PR Preview" w:date="2026-01-01T00:00:00Z">
+      <w:ins w:id="523" w:author="PR Preview" w:date="2026-01-01T00:00:00Z">
         <w:r>
           <w:t xml:space="preserve"> </w:t>
         </w:r>
@@ -12488,17 +12717,17 @@
           <m:t>A</m:t>
         </m:r>
       </m:oMath>
-      <w:ins w:id="491" w:author="PR Preview" w:date="2026-01-01T00:00:00Z">
+      <w:ins w:id="524" w:author="PR Preview" w:date="2026-01-01T00:00:00Z">
         <w:r>
           <w:t xml:space="preserve"> </w:t>
         </w:r>
       </w:ins>
-      <w:ins w:id="492" w:author="PR Preview" w:date="2026-01-01T00:00:00Z">
+      <w:ins w:id="525" w:author="PR Preview" w:date="2026-01-01T00:00:00Z">
         <w:r>
           <w:t xml:space="preserve">is written</w:t>
         </w:r>
       </w:ins>
-      <w:ins w:id="493" w:author="PR Preview" w:date="2026-01-01T00:00:00Z">
+      <w:ins w:id="526" w:author="PR Preview" w:date="2026-01-01T00:00:00Z">
         <w:r>
           <w:t xml:space="preserve"> </w:t>
         </w:r>
@@ -12517,7 +12746,7 @@
           </m:sup>
         </m:sSup>
       </m:oMath>
-      <w:ins w:id="494" w:author="PR Preview" w:date="2026-01-01T00:00:00Z">
+      <w:ins w:id="527" w:author="PR Preview" w:date="2026-01-01T00:00:00Z">
         <w:r>
           <w:t xml:space="preserve">:</w:t>
         </w:r>
@@ -12630,13 +12859,13 @@
         </m:oMath>
       </m:oMathPara>
     </w:p>
-    <w:bookmarkEnd w:id="57"/>
-    <w:bookmarkStart w:id="58" w:name="exm-complement"/>
+    <w:bookmarkEnd w:id="59"/>
+    <w:bookmarkStart w:id="60" w:name="exm-complement"/>
     <w:p>
       <w:pPr>
         <w:pStyle w:val="FirstParagraph"/>
       </w:pPr>
-      <w:del w:id="495" w:author="PR Preview" w:date="2026-01-01T00:00:00Z">
+      <w:del w:id="528" w:author="PR Preview" w:date="2026-01-01T00:00:00Z">
         <w:r>
           <w:rPr>
             <w:b/>
@@ -12645,17 +12874,17 @@
           <w:delText xml:space="preserve">Example 9 (Complements of sets of die rolls)</w:delText>
         </w:r>
       </w:del>
-      <w:del w:id="496" w:author="PR Preview" w:date="2026-01-01T00:00:00Z">
+      <w:del w:id="529" w:author="PR Preview" w:date="2026-01-01T00:00:00Z">
         <w:r>
           <w:delText xml:space="preserve"> </w:delText>
         </w:r>
       </w:del>
-      <w:del w:id="497" w:author="PR Preview" w:date="2026-01-01T00:00:00Z">
+      <w:del w:id="530" w:author="PR Preview" w:date="2026-01-01T00:00:00Z">
         <w:r>
           <w:delText xml:space="preserve">Let</w:delText>
         </w:r>
       </w:del>
-      <w:del w:id="498" w:author="PR Preview" w:date="2026-01-01T00:00:00Z">
+      <w:del w:id="531" w:author="PR Preview" w:date="2026-01-01T00:00:00Z">
         <w:r>
           <w:delText xml:space="preserve"> </w:delText>
         </w:r>
@@ -12735,12 +12964,12 @@
           <m:t>​</m:t>
         </m:r>
       </m:oMath>
-      <w:del w:id="499" w:author="PR Preview" w:date="2026-01-01T00:00:00Z">
+      <w:del w:id="532" w:author="PR Preview" w:date="2026-01-01T00:00:00Z">
         <w:r>
           <w:delText xml:space="preserve"> </w:delText>
         </w:r>
       </w:del>
-      <w:del w:id="500" w:author="PR Preview" w:date="2026-01-01T00:00:00Z">
+      <w:del w:id="533" w:author="PR Preview" w:date="2026-01-01T00:00:00Z">
         <w:r>
           <w:delText xml:space="preserve">be the possible rolls of a die.</w:delText>
         </w:r>
@@ -12750,26 +12979,26 @@
       <w:pPr>
         <w:pStyle w:val="FirstParagraph"/>
       </w:pPr>
-      <w:ins w:id="501" w:author="PR Preview" w:date="2026-01-01T00:00:00Z">
+      <w:ins w:id="534" w:author="PR Preview" w:date="2026-01-01T00:00:00Z">
         <w:r>
           <w:rPr>
             <w:b/>
             <w:bCs/>
           </w:rPr>
-          <w:t xml:space="preserve">Example 11 (Complements of sets of die rolls)</w:t>
-        </w:r>
-      </w:ins>
-      <w:ins w:id="502" w:author="PR Preview" w:date="2026-01-01T00:00:00Z">
+          <w:t xml:space="preserve">Example 12 (Complements of sets of die rolls)</w:t>
+        </w:r>
+      </w:ins>
+      <w:ins w:id="535" w:author="PR Preview" w:date="2026-01-01T00:00:00Z">
         <w:r>
           <w:t xml:space="preserve"> </w:t>
         </w:r>
       </w:ins>
-      <w:ins w:id="503" w:author="PR Preview" w:date="2026-01-01T00:00:00Z">
+      <w:ins w:id="536" w:author="PR Preview" w:date="2026-01-01T00:00:00Z">
         <w:r>
           <w:t xml:space="preserve">Let</w:t>
         </w:r>
       </w:ins>
-      <w:ins w:id="504" w:author="PR Preview" w:date="2026-01-01T00:00:00Z">
+      <w:ins w:id="537" w:author="PR Preview" w:date="2026-01-01T00:00:00Z">
         <w:r>
           <w:t xml:space="preserve"> </w:t>
         </w:r>
@@ -12849,12 +13078,12 @@
           <m:t>​</m:t>
         </m:r>
       </m:oMath>
-      <w:ins w:id="505" w:author="PR Preview" w:date="2026-01-01T00:00:00Z">
+      <w:ins w:id="538" w:author="PR Preview" w:date="2026-01-01T00:00:00Z">
         <w:r>
           <w:t xml:space="preserve"> </w:t>
         </w:r>
       </w:ins>
-      <w:ins w:id="506" w:author="PR Preview" w:date="2026-01-01T00:00:00Z">
+      <w:ins w:id="539" w:author="PR Preview" w:date="2026-01-01T00:00:00Z">
         <w:r>
           <w:t xml:space="preserve">be the possible rolls of a die.</w:t>
         </w:r>
@@ -13400,13 +13629,13 @@
         <w:t xml:space="preserve">.</w:t>
       </w:r>
     </w:p>
-    <w:bookmarkEnd w:id="58"/>
-    <w:bookmarkStart w:id="59" w:name="exm-set-operations"/>
+    <w:bookmarkEnd w:id="60"/>
+    <w:bookmarkStart w:id="61" w:name="exm-set-operations"/>
     <w:p>
       <w:pPr>
         <w:pStyle w:val="BodyText"/>
       </w:pPr>
-      <w:del w:id="507" w:author="PR Preview" w:date="2026-01-01T00:00:00Z">
+      <w:del w:id="540" w:author="PR Preview" w:date="2026-01-01T00:00:00Z">
         <w:r>
           <w:rPr>
             <w:b/>
@@ -13415,17 +13644,17 @@
           <w:delText xml:space="preserve">Example 10 (Combining sets of die rolls)</w:delText>
         </w:r>
       </w:del>
-      <w:del w:id="508" w:author="PR Preview" w:date="2026-01-01T00:00:00Z">
+      <w:del w:id="541" w:author="PR Preview" w:date="2026-01-01T00:00:00Z">
         <w:r>
           <w:delText xml:space="preserve"> </w:delText>
         </w:r>
       </w:del>
-      <w:del w:id="509" w:author="PR Preview" w:date="2026-01-01T00:00:00Z">
+      <w:del w:id="542" w:author="PR Preview" w:date="2026-01-01T00:00:00Z">
         <w:r>
           <w:delText xml:space="preserve">Let</w:delText>
         </w:r>
       </w:del>
-      <w:del w:id="510" w:author="PR Preview" w:date="2026-01-01T00:00:00Z">
+      <w:del w:id="543" w:author="PR Preview" w:date="2026-01-01T00:00:00Z">
         <w:r>
           <w:delText xml:space="preserve"> </w:delText>
         </w:r>
@@ -13478,17 +13707,17 @@
           <m:t>​</m:t>
         </m:r>
       </m:oMath>
-      <w:del w:id="511" w:author="PR Preview" w:date="2026-01-01T00:00:00Z">
+      <w:del w:id="544" w:author="PR Preview" w:date="2026-01-01T00:00:00Z">
         <w:r>
           <w:delText xml:space="preserve"> </w:delText>
         </w:r>
       </w:del>
-      <w:del w:id="512" w:author="PR Preview" w:date="2026-01-01T00:00:00Z">
+      <w:del w:id="545" w:author="PR Preview" w:date="2026-01-01T00:00:00Z">
         <w:r>
           <w:delText xml:space="preserve">(the even rolls) and</w:delText>
         </w:r>
       </w:del>
-      <w:del w:id="513" w:author="PR Preview" w:date="2026-01-01T00:00:00Z">
+      <w:del w:id="546" w:author="PR Preview" w:date="2026-01-01T00:00:00Z">
         <w:r>
           <w:delText xml:space="preserve"> </w:delText>
         </w:r>
@@ -13541,22 +13770,22 @@
           <m:t>​</m:t>
         </m:r>
       </m:oMath>
-      <w:del w:id="514" w:author="PR Preview" w:date="2026-01-01T00:00:00Z">
+      <w:del w:id="547" w:author="PR Preview" w:date="2026-01-01T00:00:00Z">
         <w:r>
           <w:delText xml:space="preserve"> </w:delText>
         </w:r>
       </w:del>
-      <w:del w:id="515" w:author="PR Preview" w:date="2026-01-01T00:00:00Z">
+      <w:del w:id="548" w:author="PR Preview" w:date="2026-01-01T00:00:00Z">
         <w:r>
           <w:delText xml:space="preserve">(the rolls of at most 3).</w:delText>
         </w:r>
       </w:del>
-      <w:del w:id="516" w:author="PR Preview" w:date="2026-01-01T00:00:00Z">
+      <w:del w:id="549" w:author="PR Preview" w:date="2026-01-01T00:00:00Z">
         <w:r>
           <w:delText xml:space="preserve"> </w:delText>
         </w:r>
       </w:del>
-      <w:del w:id="517" w:author="PR Preview" w:date="2026-01-01T00:00:00Z">
+      <w:del w:id="550" w:author="PR Preview" w:date="2026-01-01T00:00:00Z">
         <w:r>
           <w:delText xml:space="preserve">Then:</w:delText>
         </w:r>
@@ -13566,26 +13795,26 @@
       <w:pPr>
         <w:pStyle w:val="BodyText"/>
       </w:pPr>
-      <w:ins w:id="518" w:author="PR Preview" w:date="2026-01-01T00:00:00Z">
+      <w:ins w:id="551" w:author="PR Preview" w:date="2026-01-01T00:00:00Z">
         <w:r>
           <w:rPr>
             <w:b/>
             <w:bCs/>
           </w:rPr>
-          <w:t xml:space="preserve">Example 12 (Combining sets of die rolls)</w:t>
-        </w:r>
-      </w:ins>
-      <w:ins w:id="519" w:author="PR Preview" w:date="2026-01-01T00:00:00Z">
+          <w:t xml:space="preserve">Example 13 (Combining sets of die rolls)</w:t>
+        </w:r>
+      </w:ins>
+      <w:ins w:id="552" w:author="PR Preview" w:date="2026-01-01T00:00:00Z">
         <w:r>
           <w:t xml:space="preserve"> </w:t>
         </w:r>
       </w:ins>
-      <w:ins w:id="520" w:author="PR Preview" w:date="2026-01-01T00:00:00Z">
+      <w:ins w:id="553" w:author="PR Preview" w:date="2026-01-01T00:00:00Z">
         <w:r>
           <w:t xml:space="preserve">Let</w:t>
         </w:r>
       </w:ins>
-      <w:ins w:id="521" w:author="PR Preview" w:date="2026-01-01T00:00:00Z">
+      <w:ins w:id="554" w:author="PR Preview" w:date="2026-01-01T00:00:00Z">
         <w:r>
           <w:t xml:space="preserve"> </w:t>
         </w:r>
@@ -13638,17 +13867,17 @@
           <m:t>​</m:t>
         </m:r>
       </m:oMath>
-      <w:ins w:id="522" w:author="PR Preview" w:date="2026-01-01T00:00:00Z">
+      <w:ins w:id="555" w:author="PR Preview" w:date="2026-01-01T00:00:00Z">
         <w:r>
           <w:t xml:space="preserve"> </w:t>
         </w:r>
       </w:ins>
-      <w:ins w:id="523" w:author="PR Preview" w:date="2026-01-01T00:00:00Z">
+      <w:ins w:id="556" w:author="PR Preview" w:date="2026-01-01T00:00:00Z">
         <w:r>
           <w:t xml:space="preserve">(the even rolls) and</w:t>
         </w:r>
       </w:ins>
-      <w:ins w:id="524" w:author="PR Preview" w:date="2026-01-01T00:00:00Z">
+      <w:ins w:id="557" w:author="PR Preview" w:date="2026-01-01T00:00:00Z">
         <w:r>
           <w:t xml:space="preserve"> </w:t>
         </w:r>
@@ -13701,22 +13930,22 @@
           <m:t>​</m:t>
         </m:r>
       </m:oMath>
-      <w:ins w:id="525" w:author="PR Preview" w:date="2026-01-01T00:00:00Z">
+      <w:ins w:id="558" w:author="PR Preview" w:date="2026-01-01T00:00:00Z">
         <w:r>
           <w:t xml:space="preserve"> </w:t>
         </w:r>
       </w:ins>
-      <w:ins w:id="526" w:author="PR Preview" w:date="2026-01-01T00:00:00Z">
+      <w:ins w:id="559" w:author="PR Preview" w:date="2026-01-01T00:00:00Z">
         <w:r>
           <w:t xml:space="preserve">(the rolls of at most 3).</w:t>
         </w:r>
       </w:ins>
-      <w:ins w:id="527" w:author="PR Preview" w:date="2026-01-01T00:00:00Z">
+      <w:ins w:id="560" w:author="PR Preview" w:date="2026-01-01T00:00:00Z">
         <w:r>
           <w:t xml:space="preserve"> </w:t>
         </w:r>
       </w:ins>
-      <w:ins w:id="528" w:author="PR Preview" w:date="2026-01-01T00:00:00Z">
+      <w:ins w:id="561" w:author="PR Preview" w:date="2026-01-01T00:00:00Z">
         <w:r>
           <w:t xml:space="preserve">Then:</w:t>
         </w:r>
@@ -14026,13 +14255,13 @@
         <w:t xml:space="preserve">: no roll is both even and odd.</w:t>
       </w:r>
     </w:p>
-    <w:bookmarkEnd w:id="59"/>
-    <w:bookmarkStart w:id="60" w:name="exm-indexed-union-intersection"/>
+    <w:bookmarkEnd w:id="61"/>
+    <w:bookmarkStart w:id="62" w:name="exm-indexed-union-intersection"/>
     <w:p>
       <w:pPr>
         <w:pStyle w:val="FirstParagraph"/>
       </w:pPr>
-      <w:del w:id="529" w:author="PR Preview" w:date="2026-01-01T00:00:00Z">
+      <w:del w:id="562" w:author="PR Preview" w:date="2026-01-01T00:00:00Z">
         <w:r>
           <w:rPr>
             <w:b/>
@@ -14041,12 +14270,12 @@
           <w:delText xml:space="preserve">Example 11 (Unions and intersections of many sets)</w:delText>
         </w:r>
       </w:del>
-      <w:del w:id="530" w:author="PR Preview" w:date="2026-01-01T00:00:00Z">
+      <w:del w:id="563" w:author="PR Preview" w:date="2026-01-01T00:00:00Z">
         <w:r>
           <w:delText xml:space="preserve"> </w:delText>
         </w:r>
       </w:del>
-      <w:del w:id="531" w:author="PR Preview" w:date="2026-01-01T00:00:00Z">
+      <w:del w:id="564" w:author="PR Preview" w:date="2026-01-01T00:00:00Z">
         <w:r>
           <w:delText xml:space="preserve"> </w:delText>
         </w:r>
@@ -14056,21 +14285,21 @@
       <w:pPr>
         <w:pStyle w:val="FirstParagraph"/>
       </w:pPr>
-      <w:ins w:id="532" w:author="PR Preview" w:date="2026-01-01T00:00:00Z">
+      <w:ins w:id="565" w:author="PR Preview" w:date="2026-01-01T00:00:00Z">
         <w:r>
           <w:rPr>
             <w:b/>
             <w:bCs/>
           </w:rPr>
-          <w:t xml:space="preserve">Example 13 (Unions and intersections of many sets)</w:t>
-        </w:r>
-      </w:ins>
-      <w:ins w:id="533" w:author="PR Preview" w:date="2026-01-01T00:00:00Z">
+          <w:t xml:space="preserve">Example 14 (Unions and intersections of many sets)</w:t>
+        </w:r>
+      </w:ins>
+      <w:ins w:id="566" w:author="PR Preview" w:date="2026-01-01T00:00:00Z">
         <w:r>
           <w:t xml:space="preserve"> </w:t>
         </w:r>
       </w:ins>
-      <w:ins w:id="534" w:author="PR Preview" w:date="2026-01-01T00:00:00Z">
+      <w:ins w:id="567" w:author="PR Preview" w:date="2026-01-01T00:00:00Z">
         <w:r>
           <w:t xml:space="preserve"> </w:t>
         </w:r>
@@ -14790,8 +15019,8 @@
         <w:t xml:space="preserve">is in none of them.</w:t>
       </w:r>
     </w:p>
-    <w:bookmarkEnd w:id="60"/>
-    <w:bookmarkStart w:id="61" w:name="thm-de-morgan"/>
+    <w:bookmarkEnd w:id="62"/>
+    <w:bookmarkStart w:id="63" w:name="thm-de-morgan"/>
     <w:p>
       <w:pPr>
         <w:pStyle w:val="FirstParagraph"/>
@@ -15174,18 +15403,18 @@
       <w:pPr>
         <w:pStyle w:val="FirstParagraph"/>
       </w:pPr>
-      <w:del w:id="535" w:author="PR Preview" w:date="2026-01-01T00:00:00Z">
+      <w:del w:id="568" w:author="PR Preview" w:date="2026-01-01T00:00:00Z">
         <w:r>
           <w:delText xml:space="preserve">With the complement notation of</w:delText>
         </w:r>
       </w:del>
-      <w:del w:id="536" w:author="PR Preview" w:date="2026-01-01T00:00:00Z">
+      <w:del w:id="569" w:author="PR Preview" w:date="2026-01-01T00:00:00Z">
         <w:r>
           <w:delText xml:space="preserve"> </w:delText>
         </w:r>
       </w:del>
       <w:hyperlink w:anchor="def-complement">
-        <w:del w:id="537" w:author="PR Preview" w:date="2026-01-01T00:00:00Z">
+        <w:del w:id="570" w:author="PR Preview" w:date="2026-01-01T00:00:00Z">
           <w:r>
             <w:rPr>
               <w:rStyle w:val="Hyperlink"/>
@@ -15194,22 +15423,22 @@
           </w:r>
         </w:del>
       </w:hyperlink>
-      <w:del w:id="538" w:author="PR Preview" w:date="2026-01-01T00:00:00Z">
+      <w:del w:id="571" w:author="PR Preview" w:date="2026-01-01T00:00:00Z">
         <w:r>
           <w:delText xml:space="preserve">,</w:delText>
         </w:r>
       </w:del>
-      <w:del w:id="539" w:author="PR Preview" w:date="2026-01-01T00:00:00Z">
+      <w:del w:id="572" w:author="PR Preview" w:date="2026-01-01T00:00:00Z">
         <w:r>
           <w:delText xml:space="preserve"> </w:delText>
         </w:r>
       </w:del>
-      <w:del w:id="540" w:author="PR Preview" w:date="2026-01-01T00:00:00Z">
+      <w:del w:id="573" w:author="PR Preview" w:date="2026-01-01T00:00:00Z">
         <w:r>
           <w:delText xml:space="preserve">these read</w:delText>
         </w:r>
       </w:del>
-      <w:del w:id="541" w:author="PR Preview" w:date="2026-01-01T00:00:00Z">
+      <w:del w:id="574" w:author="PR Preview" w:date="2026-01-01T00:00:00Z">
         <w:r>
           <w:delText xml:space="preserve"> </w:delText>
         </w:r>
@@ -15324,17 +15553,17 @@
           </m:sup>
         </m:sSubSup>
       </m:oMath>
-      <w:del w:id="542" w:author="PR Preview" w:date="2026-01-01T00:00:00Z">
+      <w:del w:id="575" w:author="PR Preview" w:date="2026-01-01T00:00:00Z">
         <w:r>
           <w:delText xml:space="preserve"> </w:delText>
         </w:r>
       </w:del>
-      <w:del w:id="543" w:author="PR Preview" w:date="2026-01-01T00:00:00Z">
+      <w:del w:id="576" w:author="PR Preview" w:date="2026-01-01T00:00:00Z">
         <w:r>
           <w:delText xml:space="preserve">and</w:delText>
         </w:r>
       </w:del>
-      <w:del w:id="544" w:author="PR Preview" w:date="2026-01-01T00:00:00Z">
+      <w:del w:id="577" w:author="PR Preview" w:date="2026-01-01T00:00:00Z">
         <w:r>
           <w:delText xml:space="preserve"> </w:delText>
         </w:r>
@@ -15449,7 +15678,7 @@
           </m:sup>
         </m:sSubSup>
       </m:oMath>
-      <w:del w:id="545" w:author="PR Preview" w:date="2026-01-01T00:00:00Z">
+      <w:del w:id="578" w:author="PR Preview" w:date="2026-01-01T00:00:00Z">
         <w:r>
           <w:delText xml:space="preserve">.</w:delText>
         </w:r>
@@ -15459,42 +15688,42 @@
       <w:pPr>
         <w:pStyle w:val="FirstParagraph"/>
       </w:pPr>
-      <w:ins w:id="546" w:author="PR Preview" w:date="2026-01-01T00:00:00Z">
+      <w:ins w:id="579" w:author="PR Preview" w:date="2026-01-01T00:00:00Z">
         <w:r>
           <w:t xml:space="preserve">With the complement notation of</w:t>
         </w:r>
       </w:ins>
-      <w:ins w:id="547" w:author="PR Preview" w:date="2026-01-01T00:00:00Z">
+      <w:ins w:id="580" w:author="PR Preview" w:date="2026-01-01T00:00:00Z">
         <w:r>
           <w:t xml:space="preserve"> </w:t>
         </w:r>
       </w:ins>
       <w:hyperlink w:anchor="def-complement">
-        <w:ins w:id="548" w:author="PR Preview" w:date="2026-01-01T00:00:00Z">
+        <w:ins w:id="581" w:author="PR Preview" w:date="2026-01-01T00:00:00Z">
           <w:r>
             <w:rPr>
               <w:rStyle w:val="Hyperlink"/>
             </w:rPr>
-            <w:t xml:space="preserve">Definition 22</w:t>
+            <w:t xml:space="preserve">Definition 23</w:t>
           </w:r>
         </w:ins>
       </w:hyperlink>
-      <w:ins w:id="549" w:author="PR Preview" w:date="2026-01-01T00:00:00Z">
+      <w:ins w:id="582" w:author="PR Preview" w:date="2026-01-01T00:00:00Z">
         <w:r>
           <w:t xml:space="preserve">,</w:t>
         </w:r>
       </w:ins>
-      <w:ins w:id="550" w:author="PR Preview" w:date="2026-01-01T00:00:00Z">
+      <w:ins w:id="583" w:author="PR Preview" w:date="2026-01-01T00:00:00Z">
         <w:r>
           <w:t xml:space="preserve"> </w:t>
         </w:r>
       </w:ins>
-      <w:ins w:id="551" w:author="PR Preview" w:date="2026-01-01T00:00:00Z">
+      <w:ins w:id="584" w:author="PR Preview" w:date="2026-01-01T00:00:00Z">
         <w:r>
           <w:t xml:space="preserve">these read</w:t>
         </w:r>
       </w:ins>
-      <w:ins w:id="552" w:author="PR Preview" w:date="2026-01-01T00:00:00Z">
+      <w:ins w:id="585" w:author="PR Preview" w:date="2026-01-01T00:00:00Z">
         <w:r>
           <w:t xml:space="preserve"> </w:t>
         </w:r>
@@ -15609,17 +15838,17 @@
           </m:sup>
         </m:sSubSup>
       </m:oMath>
-      <w:ins w:id="553" w:author="PR Preview" w:date="2026-01-01T00:00:00Z">
+      <w:ins w:id="586" w:author="PR Preview" w:date="2026-01-01T00:00:00Z">
         <w:r>
           <w:t xml:space="preserve"> </w:t>
         </w:r>
       </w:ins>
-      <w:ins w:id="554" w:author="PR Preview" w:date="2026-01-01T00:00:00Z">
+      <w:ins w:id="587" w:author="PR Preview" w:date="2026-01-01T00:00:00Z">
         <w:r>
           <w:t xml:space="preserve">and</w:t>
         </w:r>
       </w:ins>
-      <w:ins w:id="555" w:author="PR Preview" w:date="2026-01-01T00:00:00Z">
+      <w:ins w:id="588" w:author="PR Preview" w:date="2026-01-01T00:00:00Z">
         <w:r>
           <w:t xml:space="preserve"> </w:t>
         </w:r>
@@ -15734,13 +15963,13 @@
           </m:sup>
         </m:sSubSup>
       </m:oMath>
-      <w:ins w:id="556" w:author="PR Preview" w:date="2026-01-01T00:00:00Z">
+      <w:ins w:id="589" w:author="PR Preview" w:date="2026-01-01T00:00:00Z">
         <w:r>
           <w:t xml:space="preserve">.</w:t>
         </w:r>
       </w:ins>
     </w:p>
-    <w:bookmarkEnd w:id="61"/>
+    <w:bookmarkEnd w:id="63"/>
     <w:p>
       <w:pPr>
         <w:pStyle w:val="BodyText"/>
@@ -15792,7 +16021,7 @@
       <w:r>
         <w:t xml:space="preserve"> </w:t>
       </w:r>
-      <w:hyperlink r:id="rId62">
+      <w:hyperlink r:id="rId64">
         <w:r>
           <w:rPr>
             <w:rStyle w:val="Hyperlink"/>
@@ -15986,7 +16215,7 @@
                   <m:nor/>
                   <m:sty m:val="p"/>
                 </m:rPr>
-                <m:t>Definition 21</m:t>
+                <m:t>Definition 22</m:t>
               </m:r>
               <m:r>
                 <m:rPr>
@@ -16083,7 +16312,7 @@
                   <m:nor/>
                   <m:sty m:val="p"/>
                 </m:rPr>
-                <m:t>Definition 17</m:t>
+                <m:t>Definition 18</m:t>
               </m:r>
               <m:r>
                 <m:rPr>
@@ -16170,7 +16399,7 @@
                   <m:nor/>
                   <m:sty m:val="p"/>
                 </m:rPr>
-                <m:t>Definition 21</m:t>
+                <m:t>Definition 22</m:t>
               </m:r>
               <m:r>
                 <m:rPr>
@@ -16274,7 +16503,7 @@
                   <m:nor/>
                   <m:sty m:val="p"/>
                 </m:rPr>
-                <m:t>Definition 19</m:t>
+                <m:t>Definition 20</m:t>
               </m:r>
               <m:r>
                 <m:rPr>
@@ -16452,7 +16681,7 @@
                   <m:nor/>
                   <m:sty m:val="p"/>
                 </m:rPr>
-                <m:t>Definition 21</m:t>
+                <m:t>Definition 22</m:t>
               </m:r>
               <m:r>
                 <m:rPr>
@@ -16549,7 +16778,7 @@
                   <m:nor/>
                   <m:sty m:val="p"/>
                 </m:rPr>
-                <m:t>Definition 19</m:t>
+                <m:t>Definition 20</m:t>
               </m:r>
               <m:r>
                 <m:rPr>
@@ -16636,7 +16865,7 @@
                   <m:nor/>
                   <m:sty m:val="p"/>
                 </m:rPr>
-                <m:t>Definition 21</m:t>
+                <m:t>Definition 22</m:t>
               </m:r>
               <m:r>
                 <m:rPr>
@@ -16740,7 +16969,7 @@
                   <m:nor/>
                   <m:sty m:val="p"/>
                 </m:rPr>
-                <m:t>Definition 17</m:t>
+                <m:t>Definition 18</m:t>
               </m:r>
               <m:r>
                 <m:rPr>
@@ -16754,12 +16983,12 @@
         </m:oMath>
       </m:oMathPara>
     </w:p>
-    <w:bookmarkStart w:id="63" w:name="exm-de-morgan"/>
+    <w:bookmarkStart w:id="65" w:name="exm-de-morgan"/>
     <w:p>
       <w:pPr>
         <w:pStyle w:val="FirstParagraph"/>
       </w:pPr>
-      <w:del w:id="557" w:author="PR Preview" w:date="2026-01-01T00:00:00Z">
+      <w:del w:id="590" w:author="PR Preview" w:date="2026-01-01T00:00:00Z">
         <w:r>
           <w:rPr>
             <w:b/>
@@ -16768,17 +16997,17 @@
           <w:delText xml:space="preserve">Example 12 (De Morgan’s laws for die rolls)</w:delText>
         </w:r>
       </w:del>
-      <w:del w:id="558" w:author="PR Preview" w:date="2026-01-01T00:00:00Z">
+      <w:del w:id="591" w:author="PR Preview" w:date="2026-01-01T00:00:00Z">
         <w:r>
           <w:delText xml:space="preserve"> </w:delText>
         </w:r>
       </w:del>
-      <w:del w:id="559" w:author="PR Preview" w:date="2026-01-01T00:00:00Z">
+      <w:del w:id="592" w:author="PR Preview" w:date="2026-01-01T00:00:00Z">
         <w:r>
           <w:delText xml:space="preserve">In</w:delText>
         </w:r>
       </w:del>
-      <w:del w:id="560" w:author="PR Preview" w:date="2026-01-01T00:00:00Z">
+      <w:del w:id="593" w:author="PR Preview" w:date="2026-01-01T00:00:00Z">
         <w:r>
           <w:delText xml:space="preserve"> </w:delText>
         </w:r>
@@ -16858,22 +17087,22 @@
           <m:t>​</m:t>
         </m:r>
       </m:oMath>
-      <w:del w:id="561" w:author="PR Preview" w:date="2026-01-01T00:00:00Z">
+      <w:del w:id="594" w:author="PR Preview" w:date="2026-01-01T00:00:00Z">
         <w:r>
           <w:delText xml:space="preserve">,</w:delText>
         </w:r>
       </w:del>
-      <w:del w:id="562" w:author="PR Preview" w:date="2026-01-01T00:00:00Z">
+      <w:del w:id="595" w:author="PR Preview" w:date="2026-01-01T00:00:00Z">
         <w:r>
           <w:delText xml:space="preserve"> </w:delText>
         </w:r>
       </w:del>
-      <w:del w:id="563" w:author="PR Preview" w:date="2026-01-01T00:00:00Z">
+      <w:del w:id="596" w:author="PR Preview" w:date="2026-01-01T00:00:00Z">
         <w:r>
           <w:delText xml:space="preserve">let</w:delText>
         </w:r>
       </w:del>
-      <w:del w:id="564" w:author="PR Preview" w:date="2026-01-01T00:00:00Z">
+      <w:del w:id="597" w:author="PR Preview" w:date="2026-01-01T00:00:00Z">
         <w:r>
           <w:delText xml:space="preserve"> </w:delText>
         </w:r>
@@ -16926,17 +17155,17 @@
           <m:t>​</m:t>
         </m:r>
       </m:oMath>
-      <w:del w:id="565" w:author="PR Preview" w:date="2026-01-01T00:00:00Z">
+      <w:del w:id="598" w:author="PR Preview" w:date="2026-01-01T00:00:00Z">
         <w:r>
           <w:delText xml:space="preserve"> </w:delText>
         </w:r>
       </w:del>
-      <w:del w:id="566" w:author="PR Preview" w:date="2026-01-01T00:00:00Z">
+      <w:del w:id="599" w:author="PR Preview" w:date="2026-01-01T00:00:00Z">
         <w:r>
           <w:delText xml:space="preserve">and</w:delText>
         </w:r>
       </w:del>
-      <w:del w:id="567" w:author="PR Preview" w:date="2026-01-01T00:00:00Z">
+      <w:del w:id="600" w:author="PR Preview" w:date="2026-01-01T00:00:00Z">
         <w:r>
           <w:delText xml:space="preserve"> </w:delText>
         </w:r>
@@ -16989,18 +17218,18 @@
           <m:t>​</m:t>
         </m:r>
       </m:oMath>
-      <w:del w:id="568" w:author="PR Preview" w:date="2026-01-01T00:00:00Z">
+      <w:del w:id="601" w:author="PR Preview" w:date="2026-01-01T00:00:00Z">
         <w:r>
           <w:delText xml:space="preserve">, as in</w:delText>
         </w:r>
       </w:del>
-      <w:del w:id="569" w:author="PR Preview" w:date="2026-01-01T00:00:00Z">
+      <w:del w:id="602" w:author="PR Preview" w:date="2026-01-01T00:00:00Z">
         <w:r>
           <w:delText xml:space="preserve"> </w:delText>
         </w:r>
       </w:del>
       <w:hyperlink w:anchor="exm-set-operations">
-        <w:del w:id="570" w:author="PR Preview" w:date="2026-01-01T00:00:00Z">
+        <w:del w:id="603" w:author="PR Preview" w:date="2026-01-01T00:00:00Z">
           <w:r>
             <w:rPr>
               <w:rStyle w:val="Hyperlink"/>
@@ -17009,22 +17238,22 @@
           </w:r>
         </w:del>
       </w:hyperlink>
-      <w:del w:id="571" w:author="PR Preview" w:date="2026-01-01T00:00:00Z">
+      <w:del w:id="604" w:author="PR Preview" w:date="2026-01-01T00:00:00Z">
         <w:r>
           <w:delText xml:space="preserve">,</w:delText>
         </w:r>
       </w:del>
-      <w:del w:id="572" w:author="PR Preview" w:date="2026-01-01T00:00:00Z">
+      <w:del w:id="605" w:author="PR Preview" w:date="2026-01-01T00:00:00Z">
         <w:r>
           <w:delText xml:space="preserve"> </w:delText>
         </w:r>
       </w:del>
-      <w:del w:id="573" w:author="PR Preview" w:date="2026-01-01T00:00:00Z">
+      <w:del w:id="606" w:author="PR Preview" w:date="2026-01-01T00:00:00Z">
         <w:r>
           <w:delText xml:space="preserve">so</w:delText>
         </w:r>
       </w:del>
-      <w:del w:id="574" w:author="PR Preview" w:date="2026-01-01T00:00:00Z">
+      <w:del w:id="607" w:author="PR Preview" w:date="2026-01-01T00:00:00Z">
         <w:r>
           <w:delText xml:space="preserve"> </w:delText>
         </w:r>
@@ -17086,17 +17315,17 @@
           <m:t>​</m:t>
         </m:r>
       </m:oMath>
-      <w:del w:id="575" w:author="PR Preview" w:date="2026-01-01T00:00:00Z">
+      <w:del w:id="608" w:author="PR Preview" w:date="2026-01-01T00:00:00Z">
         <w:r>
           <w:delText xml:space="preserve"> </w:delText>
         </w:r>
       </w:del>
-      <w:del w:id="576" w:author="PR Preview" w:date="2026-01-01T00:00:00Z">
+      <w:del w:id="609" w:author="PR Preview" w:date="2026-01-01T00:00:00Z">
         <w:r>
           <w:delText xml:space="preserve">and</w:delText>
         </w:r>
       </w:del>
-      <w:del w:id="577" w:author="PR Preview" w:date="2026-01-01T00:00:00Z">
+      <w:del w:id="610" w:author="PR Preview" w:date="2026-01-01T00:00:00Z">
         <w:r>
           <w:delText xml:space="preserve"> </w:delText>
         </w:r>
@@ -17158,7 +17387,7 @@
           <m:t>​</m:t>
         </m:r>
       </m:oMath>
-      <w:del w:id="578" w:author="PR Preview" w:date="2026-01-01T00:00:00Z">
+      <w:del w:id="611" w:author="PR Preview" w:date="2026-01-01T00:00:00Z">
         <w:r>
           <w:delText xml:space="preserve">.</w:delText>
         </w:r>
@@ -17168,26 +17397,26 @@
       <w:pPr>
         <w:pStyle w:val="FirstParagraph"/>
       </w:pPr>
-      <w:ins w:id="579" w:author="PR Preview" w:date="2026-01-01T00:00:00Z">
+      <w:ins w:id="612" w:author="PR Preview" w:date="2026-01-01T00:00:00Z">
         <w:r>
           <w:rPr>
             <w:b/>
             <w:bCs/>
           </w:rPr>
-          <w:t xml:space="preserve">Example 14 (De Morgan’s laws for die rolls)</w:t>
-        </w:r>
-      </w:ins>
-      <w:ins w:id="580" w:author="PR Preview" w:date="2026-01-01T00:00:00Z">
+          <w:t xml:space="preserve">Example 15 (De Morgan’s laws for die rolls)</w:t>
+        </w:r>
+      </w:ins>
+      <w:ins w:id="613" w:author="PR Preview" w:date="2026-01-01T00:00:00Z">
         <w:r>
           <w:t xml:space="preserve"> </w:t>
         </w:r>
       </w:ins>
-      <w:ins w:id="581" w:author="PR Preview" w:date="2026-01-01T00:00:00Z">
+      <w:ins w:id="614" w:author="PR Preview" w:date="2026-01-01T00:00:00Z">
         <w:r>
           <w:t xml:space="preserve">In</w:t>
         </w:r>
       </w:ins>
-      <w:ins w:id="582" w:author="PR Preview" w:date="2026-01-01T00:00:00Z">
+      <w:ins w:id="615" w:author="PR Preview" w:date="2026-01-01T00:00:00Z">
         <w:r>
           <w:t xml:space="preserve"> </w:t>
         </w:r>
@@ -17267,22 +17496,22 @@
           <m:t>​</m:t>
         </m:r>
       </m:oMath>
-      <w:ins w:id="583" w:author="PR Preview" w:date="2026-01-01T00:00:00Z">
+      <w:ins w:id="616" w:author="PR Preview" w:date="2026-01-01T00:00:00Z">
         <w:r>
           <w:t xml:space="preserve">,</w:t>
         </w:r>
       </w:ins>
-      <w:ins w:id="584" w:author="PR Preview" w:date="2026-01-01T00:00:00Z">
+      <w:ins w:id="617" w:author="PR Preview" w:date="2026-01-01T00:00:00Z">
         <w:r>
           <w:t xml:space="preserve"> </w:t>
         </w:r>
       </w:ins>
-      <w:ins w:id="585" w:author="PR Preview" w:date="2026-01-01T00:00:00Z">
+      <w:ins w:id="618" w:author="PR Preview" w:date="2026-01-01T00:00:00Z">
         <w:r>
           <w:t xml:space="preserve">let</w:t>
         </w:r>
       </w:ins>
-      <w:ins w:id="586" w:author="PR Preview" w:date="2026-01-01T00:00:00Z">
+      <w:ins w:id="619" w:author="PR Preview" w:date="2026-01-01T00:00:00Z">
         <w:r>
           <w:t xml:space="preserve"> </w:t>
         </w:r>
@@ -17335,17 +17564,17 @@
           <m:t>​</m:t>
         </m:r>
       </m:oMath>
-      <w:ins w:id="587" w:author="PR Preview" w:date="2026-01-01T00:00:00Z">
+      <w:ins w:id="620" w:author="PR Preview" w:date="2026-01-01T00:00:00Z">
         <w:r>
           <w:t xml:space="preserve"> </w:t>
         </w:r>
       </w:ins>
-      <w:ins w:id="588" w:author="PR Preview" w:date="2026-01-01T00:00:00Z">
+      <w:ins w:id="621" w:author="PR Preview" w:date="2026-01-01T00:00:00Z">
         <w:r>
           <w:t xml:space="preserve">and</w:t>
         </w:r>
       </w:ins>
-      <w:ins w:id="589" w:author="PR Preview" w:date="2026-01-01T00:00:00Z">
+      <w:ins w:id="622" w:author="PR Preview" w:date="2026-01-01T00:00:00Z">
         <w:r>
           <w:t xml:space="preserve"> </w:t>
         </w:r>
@@ -17398,42 +17627,42 @@
           <m:t>​</m:t>
         </m:r>
       </m:oMath>
-      <w:ins w:id="590" w:author="PR Preview" w:date="2026-01-01T00:00:00Z">
+      <w:ins w:id="623" w:author="PR Preview" w:date="2026-01-01T00:00:00Z">
         <w:r>
           <w:t xml:space="preserve">, as in</w:t>
         </w:r>
       </w:ins>
-      <w:ins w:id="591" w:author="PR Preview" w:date="2026-01-01T00:00:00Z">
+      <w:ins w:id="624" w:author="PR Preview" w:date="2026-01-01T00:00:00Z">
         <w:r>
           <w:t xml:space="preserve"> </w:t>
         </w:r>
       </w:ins>
       <w:hyperlink w:anchor="exm-set-operations">
-        <w:ins w:id="592" w:author="PR Preview" w:date="2026-01-01T00:00:00Z">
+        <w:ins w:id="625" w:author="PR Preview" w:date="2026-01-01T00:00:00Z">
           <w:r>
             <w:rPr>
               <w:rStyle w:val="Hyperlink"/>
             </w:rPr>
-            <w:t xml:space="preserve">Example 12</w:t>
+            <w:t xml:space="preserve">Example 13</w:t>
           </w:r>
         </w:ins>
       </w:hyperlink>
-      <w:ins w:id="593" w:author="PR Preview" w:date="2026-01-01T00:00:00Z">
+      <w:ins w:id="626" w:author="PR Preview" w:date="2026-01-01T00:00:00Z">
         <w:r>
           <w:t xml:space="preserve">,</w:t>
         </w:r>
       </w:ins>
-      <w:ins w:id="594" w:author="PR Preview" w:date="2026-01-01T00:00:00Z">
+      <w:ins w:id="627" w:author="PR Preview" w:date="2026-01-01T00:00:00Z">
         <w:r>
           <w:t xml:space="preserve"> </w:t>
         </w:r>
       </w:ins>
-      <w:ins w:id="595" w:author="PR Preview" w:date="2026-01-01T00:00:00Z">
+      <w:ins w:id="628" w:author="PR Preview" w:date="2026-01-01T00:00:00Z">
         <w:r>
           <w:t xml:space="preserve">so</w:t>
         </w:r>
       </w:ins>
-      <w:ins w:id="596" w:author="PR Preview" w:date="2026-01-01T00:00:00Z">
+      <w:ins w:id="629" w:author="PR Preview" w:date="2026-01-01T00:00:00Z">
         <w:r>
           <w:t xml:space="preserve"> </w:t>
         </w:r>
@@ -17495,17 +17724,17 @@
           <m:t>​</m:t>
         </m:r>
       </m:oMath>
-      <w:ins w:id="597" w:author="PR Preview" w:date="2026-01-01T00:00:00Z">
+      <w:ins w:id="630" w:author="PR Preview" w:date="2026-01-01T00:00:00Z">
         <w:r>
           <w:t xml:space="preserve"> </w:t>
         </w:r>
       </w:ins>
-      <w:ins w:id="598" w:author="PR Preview" w:date="2026-01-01T00:00:00Z">
+      <w:ins w:id="631" w:author="PR Preview" w:date="2026-01-01T00:00:00Z">
         <w:r>
           <w:t xml:space="preserve">and</w:t>
         </w:r>
       </w:ins>
-      <w:ins w:id="599" w:author="PR Preview" w:date="2026-01-01T00:00:00Z">
+      <w:ins w:id="632" w:author="PR Preview" w:date="2026-01-01T00:00:00Z">
         <w:r>
           <w:t xml:space="preserve"> </w:t>
         </w:r>
@@ -17567,7 +17796,7 @@
           <m:t>​</m:t>
         </m:r>
       </m:oMath>
-      <w:ins w:id="600" w:author="PR Preview" w:date="2026-01-01T00:00:00Z">
+      <w:ins w:id="633" w:author="PR Preview" w:date="2026-01-01T00:00:00Z">
         <w:r>
           <w:t xml:space="preserve">.</w:t>
         </w:r>
@@ -18289,13 +18518,13 @@
         </m:oMath>
       </m:oMathPara>
     </w:p>
-    <w:bookmarkEnd w:id="63"/>
-    <w:bookmarkStart w:id="64" w:name="def-ordered-pair"/>
+    <w:bookmarkEnd w:id="65"/>
+    <w:bookmarkStart w:id="66" w:name="def-ordered-pair"/>
     <w:p>
       <w:pPr>
         <w:pStyle w:val="FirstParagraph"/>
       </w:pPr>
-      <w:del w:id="601" w:author="PR Preview" w:date="2026-01-01T00:00:00Z">
+      <w:del w:id="634" w:author="PR Preview" w:date="2026-01-01T00:00:00Z">
         <w:r>
           <w:rPr>
             <w:b/>
@@ -18304,22 +18533,22 @@
           <w:delText xml:space="preserve">Definition 21 (Ordered pair)</w:delText>
         </w:r>
       </w:del>
-      <w:del w:id="602" w:author="PR Preview" w:date="2026-01-01T00:00:00Z">
+      <w:del w:id="635" w:author="PR Preview" w:date="2026-01-01T00:00:00Z">
         <w:r>
           <w:delText xml:space="preserve"> </w:delText>
         </w:r>
       </w:del>
-      <w:del w:id="603" w:author="PR Preview" w:date="2026-01-01T00:00:00Z">
+      <w:del w:id="636" w:author="PR Preview" w:date="2026-01-01T00:00:00Z">
         <w:r>
           <w:delText xml:space="preserve">An</w:delText>
         </w:r>
       </w:del>
-      <w:del w:id="604" w:author="PR Preview" w:date="2026-01-01T00:00:00Z">
+      <w:del w:id="637" w:author="PR Preview" w:date="2026-01-01T00:00:00Z">
         <w:r>
           <w:delText xml:space="preserve"> </w:delText>
         </w:r>
       </w:del>
-      <w:del w:id="605" w:author="PR Preview" w:date="2026-01-01T00:00:00Z">
+      <w:del w:id="638" w:author="PR Preview" w:date="2026-01-01T00:00:00Z">
         <w:r>
           <w:rPr>
             <w:b/>
@@ -18328,7 +18557,7 @@
           <w:delText xml:space="preserve">ordered pair</w:delText>
         </w:r>
       </w:del>
-      <w:del w:id="606" w:author="PR Preview" w:date="2026-01-01T00:00:00Z">
+      <w:del w:id="639" w:author="PR Preview" w:date="2026-01-01T00:00:00Z">
         <w:r>
           <w:delText xml:space="preserve"> </w:delText>
         </w:r>
@@ -18359,27 +18588,27 @@
           <m:t>)</m:t>
         </m:r>
       </m:oMath>
-      <w:del w:id="607" w:author="PR Preview" w:date="2026-01-01T00:00:00Z">
+      <w:del w:id="640" w:author="PR Preview" w:date="2026-01-01T00:00:00Z">
         <w:r>
           <w:delText xml:space="preserve"> </w:delText>
         </w:r>
       </w:del>
-      <w:del w:id="608" w:author="PR Preview" w:date="2026-01-01T00:00:00Z">
+      <w:del w:id="641" w:author="PR Preview" w:date="2026-01-01T00:00:00Z">
         <w:r>
           <w:delText xml:space="preserve">is a pair of objects listed in order,</w:delText>
         </w:r>
       </w:del>
-      <w:del w:id="609" w:author="PR Preview" w:date="2026-01-01T00:00:00Z">
+      <w:del w:id="642" w:author="PR Preview" w:date="2026-01-01T00:00:00Z">
         <w:r>
           <w:delText xml:space="preserve"> </w:delText>
         </w:r>
       </w:del>
-      <w:del w:id="610" w:author="PR Preview" w:date="2026-01-01T00:00:00Z">
+      <w:del w:id="643" w:author="PR Preview" w:date="2026-01-01T00:00:00Z">
         <w:r>
           <w:delText xml:space="preserve">with</w:delText>
         </w:r>
       </w:del>
-      <w:del w:id="611" w:author="PR Preview" w:date="2026-01-01T00:00:00Z">
+      <w:del w:id="644" w:author="PR Preview" w:date="2026-01-01T00:00:00Z">
         <w:r>
           <w:delText xml:space="preserve"> </w:delText>
         </w:r>
@@ -18389,17 +18618,17 @@
           <m:t>a</m:t>
         </m:r>
       </m:oMath>
-      <w:del w:id="612" w:author="PR Preview" w:date="2026-01-01T00:00:00Z">
+      <w:del w:id="645" w:author="PR Preview" w:date="2026-01-01T00:00:00Z">
         <w:r>
           <w:delText xml:space="preserve"> </w:delText>
         </w:r>
       </w:del>
-      <w:del w:id="613" w:author="PR Preview" w:date="2026-01-01T00:00:00Z">
+      <w:del w:id="646" w:author="PR Preview" w:date="2026-01-01T00:00:00Z">
         <w:r>
           <w:delText xml:space="preserve">first and</w:delText>
         </w:r>
       </w:del>
-      <w:del w:id="614" w:author="PR Preview" w:date="2026-01-01T00:00:00Z">
+      <w:del w:id="647" w:author="PR Preview" w:date="2026-01-01T00:00:00Z">
         <w:r>
           <w:delText xml:space="preserve"> </w:delText>
         </w:r>
@@ -18409,27 +18638,27 @@
           <m:t>b</m:t>
         </m:r>
       </m:oMath>
-      <w:del w:id="615" w:author="PR Preview" w:date="2026-01-01T00:00:00Z">
+      <w:del w:id="648" w:author="PR Preview" w:date="2026-01-01T00:00:00Z">
         <w:r>
           <w:delText xml:space="preserve"> </w:delText>
         </w:r>
       </w:del>
-      <w:del w:id="616" w:author="PR Preview" w:date="2026-01-01T00:00:00Z">
+      <w:del w:id="649" w:author="PR Preview" w:date="2026-01-01T00:00:00Z">
         <w:r>
           <w:delText xml:space="preserve">second;</w:delText>
         </w:r>
       </w:del>
-      <w:del w:id="617" w:author="PR Preview" w:date="2026-01-01T00:00:00Z">
+      <w:del w:id="650" w:author="PR Preview" w:date="2026-01-01T00:00:00Z">
         <w:r>
           <w:delText xml:space="preserve"> </w:delText>
         </w:r>
       </w:del>
-      <w:del w:id="618" w:author="PR Preview" w:date="2026-01-01T00:00:00Z">
+      <w:del w:id="651" w:author="PR Preview" w:date="2026-01-01T00:00:00Z">
         <w:r>
           <w:delText xml:space="preserve">two ordered pairs are equal,</w:delText>
         </w:r>
       </w:del>
-      <w:del w:id="619" w:author="PR Preview" w:date="2026-01-01T00:00:00Z">
+      <w:del w:id="652" w:author="PR Preview" w:date="2026-01-01T00:00:00Z">
         <w:r>
           <w:delText xml:space="preserve"> </w:delText>
         </w:r>
@@ -18490,22 +18719,22 @@
           <m:t>)</m:t>
         </m:r>
       </m:oMath>
-      <w:del w:id="620" w:author="PR Preview" w:date="2026-01-01T00:00:00Z">
+      <w:del w:id="653" w:author="PR Preview" w:date="2026-01-01T00:00:00Z">
         <w:r>
           <w:delText xml:space="preserve">,</w:delText>
         </w:r>
       </w:del>
-      <w:del w:id="621" w:author="PR Preview" w:date="2026-01-01T00:00:00Z">
+      <w:del w:id="654" w:author="PR Preview" w:date="2026-01-01T00:00:00Z">
         <w:r>
           <w:delText xml:space="preserve"> </w:delText>
         </w:r>
       </w:del>
-      <w:del w:id="622" w:author="PR Preview" w:date="2026-01-01T00:00:00Z">
+      <w:del w:id="655" w:author="PR Preview" w:date="2026-01-01T00:00:00Z">
         <w:r>
           <w:delText xml:space="preserve">when</w:delText>
         </w:r>
       </w:del>
-      <w:del w:id="623" w:author="PR Preview" w:date="2026-01-01T00:00:00Z">
+      <w:del w:id="656" w:author="PR Preview" w:date="2026-01-01T00:00:00Z">
         <w:r>
           <w:delText xml:space="preserve"> </w:delText>
         </w:r>
@@ -18524,17 +18753,17 @@
           <m:t>c</m:t>
         </m:r>
       </m:oMath>
-      <w:del w:id="624" w:author="PR Preview" w:date="2026-01-01T00:00:00Z">
+      <w:del w:id="657" w:author="PR Preview" w:date="2026-01-01T00:00:00Z">
         <w:r>
           <w:delText xml:space="preserve"> </w:delText>
         </w:r>
       </w:del>
-      <w:del w:id="625" w:author="PR Preview" w:date="2026-01-01T00:00:00Z">
+      <w:del w:id="658" w:author="PR Preview" w:date="2026-01-01T00:00:00Z">
         <w:r>
           <w:delText xml:space="preserve">and</w:delText>
         </w:r>
       </w:del>
-      <w:del w:id="626" w:author="PR Preview" w:date="2026-01-01T00:00:00Z">
+      <w:del w:id="659" w:author="PR Preview" w:date="2026-01-01T00:00:00Z">
         <w:r>
           <w:delText xml:space="preserve"> </w:delText>
         </w:r>
@@ -18553,7 +18782,7 @@
           <m:t>d</m:t>
         </m:r>
       </m:oMath>
-      <w:del w:id="627" w:author="PR Preview" w:date="2026-01-01T00:00:00Z">
+      <w:del w:id="660" w:author="PR Preview" w:date="2026-01-01T00:00:00Z">
         <w:r>
           <w:delText xml:space="preserve">.</w:delText>
         </w:r>
@@ -18563,7 +18792,7 @@
       <w:pPr>
         <w:pStyle w:val="BodyText"/>
       </w:pPr>
-      <w:del w:id="628" w:author="PR Preview" w:date="2026-01-01T00:00:00Z">
+      <w:del w:id="661" w:author="PR Preview" w:date="2026-01-01T00:00:00Z">
         <w:r>
           <w:rPr>
             <w:b/>
@@ -18572,22 +18801,22 @@
           <w:delText xml:space="preserve">Definition 22 (Cartesian product)</w:delText>
         </w:r>
       </w:del>
-      <w:del w:id="629" w:author="PR Preview" w:date="2026-01-01T00:00:00Z">
+      <w:del w:id="662" w:author="PR Preview" w:date="2026-01-01T00:00:00Z">
         <w:r>
           <w:delText xml:space="preserve"> </w:delText>
         </w:r>
       </w:del>
-      <w:del w:id="630" w:author="PR Preview" w:date="2026-01-01T00:00:00Z">
+      <w:del w:id="663" w:author="PR Preview" w:date="2026-01-01T00:00:00Z">
         <w:r>
           <w:delText xml:space="preserve">The</w:delText>
         </w:r>
       </w:del>
-      <w:del w:id="631" w:author="PR Preview" w:date="2026-01-01T00:00:00Z">
+      <w:del w:id="664" w:author="PR Preview" w:date="2026-01-01T00:00:00Z">
         <w:r>
           <w:delText xml:space="preserve"> </w:delText>
         </w:r>
       </w:del>
-      <w:del w:id="632" w:author="PR Preview" w:date="2026-01-01T00:00:00Z">
+      <w:del w:id="665" w:author="PR Preview" w:date="2026-01-01T00:00:00Z">
         <w:r>
           <w:rPr>
             <w:b/>
@@ -18596,17 +18825,17 @@
           <w:delText xml:space="preserve">Cartesian product</w:delText>
         </w:r>
       </w:del>
-      <w:del w:id="633" w:author="PR Preview" w:date="2026-01-01T00:00:00Z">
+      <w:del w:id="666" w:author="PR Preview" w:date="2026-01-01T00:00:00Z">
         <w:r>
           <w:delText xml:space="preserve"> </w:delText>
         </w:r>
       </w:del>
-      <w:del w:id="634" w:author="PR Preview" w:date="2026-01-01T00:00:00Z">
+      <w:del w:id="667" w:author="PR Preview" w:date="2026-01-01T00:00:00Z">
         <w:r>
           <w:delText xml:space="preserve">of sets</w:delText>
         </w:r>
       </w:del>
-      <w:del w:id="635" w:author="PR Preview" w:date="2026-01-01T00:00:00Z">
+      <w:del w:id="668" w:author="PR Preview" w:date="2026-01-01T00:00:00Z">
         <w:r>
           <w:delText xml:space="preserve"> </w:delText>
         </w:r>
@@ -18616,17 +18845,17 @@
           <m:t>A</m:t>
         </m:r>
       </m:oMath>
-      <w:del w:id="636" w:author="PR Preview" w:date="2026-01-01T00:00:00Z">
+      <w:del w:id="669" w:author="PR Preview" w:date="2026-01-01T00:00:00Z">
         <w:r>
           <w:delText xml:space="preserve"> </w:delText>
         </w:r>
       </w:del>
-      <w:del w:id="637" w:author="PR Preview" w:date="2026-01-01T00:00:00Z">
+      <w:del w:id="670" w:author="PR Preview" w:date="2026-01-01T00:00:00Z">
         <w:r>
           <w:delText xml:space="preserve">and</w:delText>
         </w:r>
       </w:del>
-      <w:del w:id="638" w:author="PR Preview" w:date="2026-01-01T00:00:00Z">
+      <w:del w:id="671" w:author="PR Preview" w:date="2026-01-01T00:00:00Z">
         <w:r>
           <w:delText xml:space="preserve"> </w:delText>
         </w:r>
@@ -18636,22 +18865,22 @@
           <m:t>B</m:t>
         </m:r>
       </m:oMath>
-      <w:del w:id="639" w:author="PR Preview" w:date="2026-01-01T00:00:00Z">
+      <w:del w:id="672" w:author="PR Preview" w:date="2026-01-01T00:00:00Z">
         <w:r>
           <w:delText xml:space="preserve">,</w:delText>
         </w:r>
       </w:del>
-      <w:del w:id="640" w:author="PR Preview" w:date="2026-01-01T00:00:00Z">
+      <w:del w:id="673" w:author="PR Preview" w:date="2026-01-01T00:00:00Z">
         <w:r>
           <w:delText xml:space="preserve"> </w:delText>
         </w:r>
       </w:del>
-      <w:del w:id="641" w:author="PR Preview" w:date="2026-01-01T00:00:00Z">
+      <w:del w:id="674" w:author="PR Preview" w:date="2026-01-01T00:00:00Z">
         <w:r>
           <w:delText xml:space="preserve">written</w:delText>
         </w:r>
       </w:del>
-      <w:del w:id="642" w:author="PR Preview" w:date="2026-01-01T00:00:00Z">
+      <w:del w:id="675" w:author="PR Preview" w:date="2026-01-01T00:00:00Z">
         <w:r>
           <w:delText xml:space="preserve"> </w:delText>
         </w:r>
@@ -18670,22 +18899,22 @@
           <m:t>B</m:t>
         </m:r>
       </m:oMath>
-      <w:del w:id="643" w:author="PR Preview" w:date="2026-01-01T00:00:00Z">
+      <w:del w:id="676" w:author="PR Preview" w:date="2026-01-01T00:00:00Z">
         <w:r>
           <w:delText xml:space="preserve">,</w:delText>
         </w:r>
       </w:del>
-      <w:del w:id="644" w:author="PR Preview" w:date="2026-01-01T00:00:00Z">
+      <w:del w:id="677" w:author="PR Preview" w:date="2026-01-01T00:00:00Z">
         <w:r>
           <w:delText xml:space="preserve"> </w:delText>
         </w:r>
       </w:del>
-      <w:del w:id="645" w:author="PR Preview" w:date="2026-01-01T00:00:00Z">
+      <w:del w:id="678" w:author="PR Preview" w:date="2026-01-01T00:00:00Z">
         <w:r>
           <w:delText xml:space="preserve">is the set of ordered pairs whose first entry is in</w:delText>
         </w:r>
       </w:del>
-      <w:del w:id="646" w:author="PR Preview" w:date="2026-01-01T00:00:00Z">
+      <w:del w:id="679" w:author="PR Preview" w:date="2026-01-01T00:00:00Z">
         <w:r>
           <w:delText xml:space="preserve"> </w:delText>
         </w:r>
@@ -18695,17 +18924,17 @@
           <m:t>A</m:t>
         </m:r>
       </m:oMath>
-      <w:del w:id="647" w:author="PR Preview" w:date="2026-01-01T00:00:00Z">
+      <w:del w:id="680" w:author="PR Preview" w:date="2026-01-01T00:00:00Z">
         <w:r>
           <w:delText xml:space="preserve"> </w:delText>
         </w:r>
       </w:del>
-      <w:del w:id="648" w:author="PR Preview" w:date="2026-01-01T00:00:00Z">
+      <w:del w:id="681" w:author="PR Preview" w:date="2026-01-01T00:00:00Z">
         <w:r>
           <w:delText xml:space="preserve">and whose second entry is in</w:delText>
         </w:r>
       </w:del>
-      <w:del w:id="649" w:author="PR Preview" w:date="2026-01-01T00:00:00Z">
+      <w:del w:id="682" w:author="PR Preview" w:date="2026-01-01T00:00:00Z">
         <w:r>
           <w:delText xml:space="preserve"> </w:delText>
         </w:r>
@@ -18715,7 +18944,7 @@
           <m:t>B</m:t>
         </m:r>
       </m:oMath>
-      <w:del w:id="650" w:author="PR Preview" w:date="2026-01-01T00:00:00Z">
+      <w:del w:id="683" w:author="PR Preview" w:date="2026-01-01T00:00:00Z">
         <w:r>
           <w:delText xml:space="preserve">:</w:delText>
         </w:r>
@@ -18725,31 +18954,31 @@
       <w:pPr>
         <w:pStyle w:val="FirstParagraph"/>
       </w:pPr>
-      <w:ins w:id="651" w:author="PR Preview" w:date="2026-01-01T00:00:00Z">
+      <w:ins w:id="684" w:author="PR Preview" w:date="2026-01-01T00:00:00Z">
         <w:r>
           <w:rPr>
             <w:b/>
             <w:bCs/>
           </w:rPr>
-          <w:t xml:space="preserve">Definition 23 (Ordered pair)</w:t>
-        </w:r>
-      </w:ins>
-      <w:ins w:id="652" w:author="PR Preview" w:date="2026-01-01T00:00:00Z">
+          <w:t xml:space="preserve">Definition 24 (Ordered pair)</w:t>
+        </w:r>
+      </w:ins>
+      <w:ins w:id="685" w:author="PR Preview" w:date="2026-01-01T00:00:00Z">
         <w:r>
           <w:t xml:space="preserve"> </w:t>
         </w:r>
       </w:ins>
-      <w:ins w:id="653" w:author="PR Preview" w:date="2026-01-01T00:00:00Z">
+      <w:ins w:id="686" w:author="PR Preview" w:date="2026-01-01T00:00:00Z">
         <w:r>
           <w:t xml:space="preserve">An</w:t>
         </w:r>
       </w:ins>
-      <w:ins w:id="654" w:author="PR Preview" w:date="2026-01-01T00:00:00Z">
+      <w:ins w:id="687" w:author="PR Preview" w:date="2026-01-01T00:00:00Z">
         <w:r>
           <w:t xml:space="preserve"> </w:t>
         </w:r>
       </w:ins>
-      <w:ins w:id="655" w:author="PR Preview" w:date="2026-01-01T00:00:00Z">
+      <w:ins w:id="688" w:author="PR Preview" w:date="2026-01-01T00:00:00Z">
         <w:r>
           <w:rPr>
             <w:b/>
@@ -18758,7 +18987,7 @@
           <w:t xml:space="preserve">ordered pair</w:t>
         </w:r>
       </w:ins>
-      <w:ins w:id="656" w:author="PR Preview" w:date="2026-01-01T00:00:00Z">
+      <w:ins w:id="689" w:author="PR Preview" w:date="2026-01-01T00:00:00Z">
         <w:r>
           <w:t xml:space="preserve"> </w:t>
         </w:r>
@@ -18789,27 +19018,27 @@
           <m:t>)</m:t>
         </m:r>
       </m:oMath>
-      <w:ins w:id="657" w:author="PR Preview" w:date="2026-01-01T00:00:00Z">
+      <w:ins w:id="690" w:author="PR Preview" w:date="2026-01-01T00:00:00Z">
         <w:r>
           <w:t xml:space="preserve"> </w:t>
         </w:r>
       </w:ins>
-      <w:ins w:id="658" w:author="PR Preview" w:date="2026-01-01T00:00:00Z">
+      <w:ins w:id="691" w:author="PR Preview" w:date="2026-01-01T00:00:00Z">
         <w:r>
           <w:t xml:space="preserve">is a pair of objects listed in order,</w:t>
         </w:r>
       </w:ins>
-      <w:ins w:id="659" w:author="PR Preview" w:date="2026-01-01T00:00:00Z">
+      <w:ins w:id="692" w:author="PR Preview" w:date="2026-01-01T00:00:00Z">
         <w:r>
           <w:t xml:space="preserve"> </w:t>
         </w:r>
       </w:ins>
-      <w:ins w:id="660" w:author="PR Preview" w:date="2026-01-01T00:00:00Z">
+      <w:ins w:id="693" w:author="PR Preview" w:date="2026-01-01T00:00:00Z">
         <w:r>
           <w:t xml:space="preserve">with</w:t>
         </w:r>
       </w:ins>
-      <w:ins w:id="661" w:author="PR Preview" w:date="2026-01-01T00:00:00Z">
+      <w:ins w:id="694" w:author="PR Preview" w:date="2026-01-01T00:00:00Z">
         <w:r>
           <w:t xml:space="preserve"> </w:t>
         </w:r>
@@ -18819,17 +19048,17 @@
           <m:t>a</m:t>
         </m:r>
       </m:oMath>
-      <w:ins w:id="662" w:author="PR Preview" w:date="2026-01-01T00:00:00Z">
+      <w:ins w:id="695" w:author="PR Preview" w:date="2026-01-01T00:00:00Z">
         <w:r>
           <w:t xml:space="preserve"> </w:t>
         </w:r>
       </w:ins>
-      <w:ins w:id="663" w:author="PR Preview" w:date="2026-01-01T00:00:00Z">
+      <w:ins w:id="696" w:author="PR Preview" w:date="2026-01-01T00:00:00Z">
         <w:r>
           <w:t xml:space="preserve">first and</w:t>
         </w:r>
       </w:ins>
-      <w:ins w:id="664" w:author="PR Preview" w:date="2026-01-01T00:00:00Z">
+      <w:ins w:id="697" w:author="PR Preview" w:date="2026-01-01T00:00:00Z">
         <w:r>
           <w:t xml:space="preserve"> </w:t>
         </w:r>
@@ -18839,27 +19068,27 @@
           <m:t>b</m:t>
         </m:r>
       </m:oMath>
-      <w:ins w:id="665" w:author="PR Preview" w:date="2026-01-01T00:00:00Z">
+      <w:ins w:id="698" w:author="PR Preview" w:date="2026-01-01T00:00:00Z">
         <w:r>
           <w:t xml:space="preserve"> </w:t>
         </w:r>
       </w:ins>
-      <w:ins w:id="666" w:author="PR Preview" w:date="2026-01-01T00:00:00Z">
+      <w:ins w:id="699" w:author="PR Preview" w:date="2026-01-01T00:00:00Z">
         <w:r>
           <w:t xml:space="preserve">second;</w:t>
         </w:r>
       </w:ins>
-      <w:ins w:id="667" w:author="PR Preview" w:date="2026-01-01T00:00:00Z">
+      <w:ins w:id="700" w:author="PR Preview" w:date="2026-01-01T00:00:00Z">
         <w:r>
           <w:t xml:space="preserve"> </w:t>
         </w:r>
       </w:ins>
-      <w:ins w:id="668" w:author="PR Preview" w:date="2026-01-01T00:00:00Z">
+      <w:ins w:id="701" w:author="PR Preview" w:date="2026-01-01T00:00:00Z">
         <w:r>
           <w:t xml:space="preserve">two ordered pairs are equal,</w:t>
         </w:r>
       </w:ins>
-      <w:ins w:id="669" w:author="PR Preview" w:date="2026-01-01T00:00:00Z">
+      <w:ins w:id="702" w:author="PR Preview" w:date="2026-01-01T00:00:00Z">
         <w:r>
           <w:t xml:space="preserve"> </w:t>
         </w:r>
@@ -18920,22 +19149,22 @@
           <m:t>)</m:t>
         </m:r>
       </m:oMath>
-      <w:ins w:id="670" w:author="PR Preview" w:date="2026-01-01T00:00:00Z">
+      <w:ins w:id="703" w:author="PR Preview" w:date="2026-01-01T00:00:00Z">
         <w:r>
           <w:t xml:space="preserve">,</w:t>
         </w:r>
       </w:ins>
-      <w:ins w:id="671" w:author="PR Preview" w:date="2026-01-01T00:00:00Z">
+      <w:ins w:id="704" w:author="PR Preview" w:date="2026-01-01T00:00:00Z">
         <w:r>
           <w:t xml:space="preserve"> </w:t>
         </w:r>
       </w:ins>
-      <w:ins w:id="672" w:author="PR Preview" w:date="2026-01-01T00:00:00Z">
+      <w:ins w:id="705" w:author="PR Preview" w:date="2026-01-01T00:00:00Z">
         <w:r>
           <w:t xml:space="preserve">when</w:t>
         </w:r>
       </w:ins>
-      <w:ins w:id="673" w:author="PR Preview" w:date="2026-01-01T00:00:00Z">
+      <w:ins w:id="706" w:author="PR Preview" w:date="2026-01-01T00:00:00Z">
         <w:r>
           <w:t xml:space="preserve"> </w:t>
         </w:r>
@@ -18954,17 +19183,17 @@
           <m:t>c</m:t>
         </m:r>
       </m:oMath>
-      <w:ins w:id="674" w:author="PR Preview" w:date="2026-01-01T00:00:00Z">
+      <w:ins w:id="707" w:author="PR Preview" w:date="2026-01-01T00:00:00Z">
         <w:r>
           <w:t xml:space="preserve"> </w:t>
         </w:r>
       </w:ins>
-      <w:ins w:id="675" w:author="PR Preview" w:date="2026-01-01T00:00:00Z">
+      <w:ins w:id="708" w:author="PR Preview" w:date="2026-01-01T00:00:00Z">
         <w:r>
           <w:t xml:space="preserve">and</w:t>
         </w:r>
       </w:ins>
-      <w:ins w:id="676" w:author="PR Preview" w:date="2026-01-01T00:00:00Z">
+      <w:ins w:id="709" w:author="PR Preview" w:date="2026-01-01T00:00:00Z">
         <w:r>
           <w:t xml:space="preserve"> </w:t>
         </w:r>
@@ -18983,43 +19212,43 @@
           <m:t>d</m:t>
         </m:r>
       </m:oMath>
-      <w:ins w:id="677" w:author="PR Preview" w:date="2026-01-01T00:00:00Z">
+      <w:ins w:id="710" w:author="PR Preview" w:date="2026-01-01T00:00:00Z">
         <w:r>
           <w:t xml:space="preserve">.</w:t>
         </w:r>
       </w:ins>
     </w:p>
-    <w:bookmarkEnd w:id="64"/>
-    <w:bookmarkStart w:id="65" w:name="def-cartesian-product"/>
+    <w:bookmarkEnd w:id="66"/>
+    <w:bookmarkStart w:id="67" w:name="def-cartesian-product"/>
     <w:p>
       <w:pPr>
         <w:pStyle w:val="BodyText"/>
       </w:pPr>
-      <w:ins w:id="678" w:author="PR Preview" w:date="2026-01-01T00:00:00Z">
+      <w:ins w:id="711" w:author="PR Preview" w:date="2026-01-01T00:00:00Z">
         <w:r>
           <w:rPr>
             <w:b/>
             <w:bCs/>
           </w:rPr>
-          <w:t xml:space="preserve">Definition 24 (Cartesian product)</w:t>
-        </w:r>
-      </w:ins>
-      <w:ins w:id="679" w:author="PR Preview" w:date="2026-01-01T00:00:00Z">
+          <w:t xml:space="preserve">Definition 25 (Cartesian product)</w:t>
+        </w:r>
+      </w:ins>
+      <w:ins w:id="712" w:author="PR Preview" w:date="2026-01-01T00:00:00Z">
         <w:r>
           <w:t xml:space="preserve"> </w:t>
         </w:r>
       </w:ins>
-      <w:ins w:id="680" w:author="PR Preview" w:date="2026-01-01T00:00:00Z">
+      <w:ins w:id="713" w:author="PR Preview" w:date="2026-01-01T00:00:00Z">
         <w:r>
           <w:t xml:space="preserve">The</w:t>
         </w:r>
       </w:ins>
-      <w:ins w:id="681" w:author="PR Preview" w:date="2026-01-01T00:00:00Z">
+      <w:ins w:id="714" w:author="PR Preview" w:date="2026-01-01T00:00:00Z">
         <w:r>
           <w:t xml:space="preserve"> </w:t>
         </w:r>
       </w:ins>
-      <w:ins w:id="682" w:author="PR Preview" w:date="2026-01-01T00:00:00Z">
+      <w:ins w:id="715" w:author="PR Preview" w:date="2026-01-01T00:00:00Z">
         <w:r>
           <w:rPr>
             <w:b/>
@@ -19028,17 +19257,17 @@
           <w:t xml:space="preserve">Cartesian product</w:t>
         </w:r>
       </w:ins>
-      <w:ins w:id="683" w:author="PR Preview" w:date="2026-01-01T00:00:00Z">
+      <w:ins w:id="716" w:author="PR Preview" w:date="2026-01-01T00:00:00Z">
         <w:r>
           <w:t xml:space="preserve"> </w:t>
         </w:r>
       </w:ins>
-      <w:ins w:id="684" w:author="PR Preview" w:date="2026-01-01T00:00:00Z">
+      <w:ins w:id="717" w:author="PR Preview" w:date="2026-01-01T00:00:00Z">
         <w:r>
           <w:t xml:space="preserve">of sets</w:t>
         </w:r>
       </w:ins>
-      <w:ins w:id="685" w:author="PR Preview" w:date="2026-01-01T00:00:00Z">
+      <w:ins w:id="718" w:author="PR Preview" w:date="2026-01-01T00:00:00Z">
         <w:r>
           <w:t xml:space="preserve"> </w:t>
         </w:r>
@@ -19048,17 +19277,17 @@
           <m:t>A</m:t>
         </m:r>
       </m:oMath>
-      <w:ins w:id="686" w:author="PR Preview" w:date="2026-01-01T00:00:00Z">
+      <w:ins w:id="719" w:author="PR Preview" w:date="2026-01-01T00:00:00Z">
         <w:r>
           <w:t xml:space="preserve"> </w:t>
         </w:r>
       </w:ins>
-      <w:ins w:id="687" w:author="PR Preview" w:date="2026-01-01T00:00:00Z">
+      <w:ins w:id="720" w:author="PR Preview" w:date="2026-01-01T00:00:00Z">
         <w:r>
           <w:t xml:space="preserve">and</w:t>
         </w:r>
       </w:ins>
-      <w:ins w:id="688" w:author="PR Preview" w:date="2026-01-01T00:00:00Z">
+      <w:ins w:id="721" w:author="PR Preview" w:date="2026-01-01T00:00:00Z">
         <w:r>
           <w:t xml:space="preserve"> </w:t>
         </w:r>
@@ -19068,22 +19297,22 @@
           <m:t>B</m:t>
         </m:r>
       </m:oMath>
-      <w:ins w:id="689" w:author="PR Preview" w:date="2026-01-01T00:00:00Z">
+      <w:ins w:id="722" w:author="PR Preview" w:date="2026-01-01T00:00:00Z">
         <w:r>
           <w:t xml:space="preserve">,</w:t>
         </w:r>
       </w:ins>
-      <w:ins w:id="690" w:author="PR Preview" w:date="2026-01-01T00:00:00Z">
+      <w:ins w:id="723" w:author="PR Preview" w:date="2026-01-01T00:00:00Z">
         <w:r>
           <w:t xml:space="preserve"> </w:t>
         </w:r>
       </w:ins>
-      <w:ins w:id="691" w:author="PR Preview" w:date="2026-01-01T00:00:00Z">
+      <w:ins w:id="724" w:author="PR Preview" w:date="2026-01-01T00:00:00Z">
         <w:r>
           <w:t xml:space="preserve">written</w:t>
         </w:r>
       </w:ins>
-      <w:ins w:id="692" w:author="PR Preview" w:date="2026-01-01T00:00:00Z">
+      <w:ins w:id="725" w:author="PR Preview" w:date="2026-01-01T00:00:00Z">
         <w:r>
           <w:t xml:space="preserve"> </w:t>
         </w:r>
@@ -19102,22 +19331,22 @@
           <m:t>B</m:t>
         </m:r>
       </m:oMath>
-      <w:ins w:id="693" w:author="PR Preview" w:date="2026-01-01T00:00:00Z">
+      <w:ins w:id="726" w:author="PR Preview" w:date="2026-01-01T00:00:00Z">
         <w:r>
           <w:t xml:space="preserve">,</w:t>
         </w:r>
       </w:ins>
-      <w:ins w:id="694" w:author="PR Preview" w:date="2026-01-01T00:00:00Z">
+      <w:ins w:id="727" w:author="PR Preview" w:date="2026-01-01T00:00:00Z">
         <w:r>
           <w:t xml:space="preserve"> </w:t>
         </w:r>
       </w:ins>
-      <w:ins w:id="695" w:author="PR Preview" w:date="2026-01-01T00:00:00Z">
+      <w:ins w:id="728" w:author="PR Preview" w:date="2026-01-01T00:00:00Z">
         <w:r>
           <w:t xml:space="preserve">is the set of ordered pairs whose first entry is in</w:t>
         </w:r>
       </w:ins>
-      <w:ins w:id="696" w:author="PR Preview" w:date="2026-01-01T00:00:00Z">
+      <w:ins w:id="729" w:author="PR Preview" w:date="2026-01-01T00:00:00Z">
         <w:r>
           <w:t xml:space="preserve"> </w:t>
         </w:r>
@@ -19127,17 +19356,17 @@
           <m:t>A</m:t>
         </m:r>
       </m:oMath>
-      <w:ins w:id="697" w:author="PR Preview" w:date="2026-01-01T00:00:00Z">
+      <w:ins w:id="730" w:author="PR Preview" w:date="2026-01-01T00:00:00Z">
         <w:r>
           <w:t xml:space="preserve"> </w:t>
         </w:r>
       </w:ins>
-      <w:ins w:id="698" w:author="PR Preview" w:date="2026-01-01T00:00:00Z">
+      <w:ins w:id="731" w:author="PR Preview" w:date="2026-01-01T00:00:00Z">
         <w:r>
           <w:t xml:space="preserve">and whose second entry is in</w:t>
         </w:r>
       </w:ins>
-      <w:ins w:id="699" w:author="PR Preview" w:date="2026-01-01T00:00:00Z">
+      <w:ins w:id="732" w:author="PR Preview" w:date="2026-01-01T00:00:00Z">
         <w:r>
           <w:t xml:space="preserve"> </w:t>
         </w:r>
@@ -19147,7 +19376,7 @@
           <m:t>B</m:t>
         </m:r>
       </m:oMath>
-      <w:ins w:id="700" w:author="PR Preview" w:date="2026-01-01T00:00:00Z">
+      <w:ins w:id="733" w:author="PR Preview" w:date="2026-01-01T00:00:00Z">
         <w:r>
           <w:t xml:space="preserve">:</w:t>
         </w:r>
@@ -19273,13 +19502,13 @@
         </m:oMath>
       </m:oMathPara>
     </w:p>
-    <w:bookmarkEnd w:id="65"/>
-    <w:bookmarkStart w:id="66" w:name="exm-cartesian-product"/>
+    <w:bookmarkEnd w:id="67"/>
+    <w:bookmarkStart w:id="68" w:name="exm-cartesian-product"/>
     <w:p>
       <w:pPr>
         <w:pStyle w:val="FirstParagraph"/>
       </w:pPr>
-      <w:del w:id="701" w:author="PR Preview" w:date="2026-01-01T00:00:00Z">
+      <w:del w:id="734" w:author="PR Preview" w:date="2026-01-01T00:00:00Z">
         <w:r>
           <w:rPr>
             <w:b/>
@@ -19288,12 +19517,12 @@
           <w:delText xml:space="preserve">Example 13 (Cartesian products)</w:delText>
         </w:r>
       </w:del>
-      <w:del w:id="702" w:author="PR Preview" w:date="2026-01-01T00:00:00Z">
+      <w:del w:id="735" w:author="PR Preview" w:date="2026-01-01T00:00:00Z">
         <w:r>
           <w:delText xml:space="preserve"> </w:delText>
         </w:r>
       </w:del>
-      <w:del w:id="703" w:author="PR Preview" w:date="2026-01-01T00:00:00Z">
+      <w:del w:id="736" w:author="PR Preview" w:date="2026-01-01T00:00:00Z">
         <w:r>
           <w:delText xml:space="preserve"> </w:delText>
         </w:r>
@@ -19303,21 +19532,21 @@
       <w:pPr>
         <w:pStyle w:val="FirstParagraph"/>
       </w:pPr>
-      <w:ins w:id="704" w:author="PR Preview" w:date="2026-01-01T00:00:00Z">
+      <w:ins w:id="737" w:author="PR Preview" w:date="2026-01-01T00:00:00Z">
         <w:r>
           <w:rPr>
             <w:b/>
             <w:bCs/>
           </w:rPr>
-          <w:t xml:space="preserve">Example 15 (Cartesian products)</w:t>
-        </w:r>
-      </w:ins>
-      <w:ins w:id="705" w:author="PR Preview" w:date="2026-01-01T00:00:00Z">
+          <w:t xml:space="preserve">Example 16 (Cartesian products)</w:t>
+        </w:r>
+      </w:ins>
+      <w:ins w:id="738" w:author="PR Preview" w:date="2026-01-01T00:00:00Z">
         <w:r>
           <w:t xml:space="preserve"> </w:t>
         </w:r>
       </w:ins>
-      <w:ins w:id="706" w:author="PR Preview" w:date="2026-01-01T00:00:00Z">
+      <w:ins w:id="739" w:author="PR Preview" w:date="2026-01-01T00:00:00Z">
         <w:r>
           <w:t xml:space="preserve"> </w:t>
         </w:r>
@@ -20083,9 +20312,9 @@
         <w:t xml:space="preserve">.</w:t>
       </w:r>
     </w:p>
-    <w:bookmarkEnd w:id="66"/>
-    <w:bookmarkEnd w:id="67"/>
-    <w:bookmarkStart w:id="72" w:name="extended-non-negative-real-numbers"/>
+    <w:bookmarkEnd w:id="68"/>
+    <w:bookmarkEnd w:id="69"/>
+    <w:bookmarkStart w:id="74" w:name="extended-non-negative-real-numbers"/>
     <w:p>
       <w:pPr>
         <w:pStyle w:val="Heading2"/>
@@ -20094,12 +20323,12 @@
         <w:t xml:space="preserve">3 Extended non-negative real numbers</w:t>
       </w:r>
     </w:p>
-    <w:bookmarkStart w:id="68" w:name="def-extended-nonneg-reals"/>
+    <w:bookmarkStart w:id="70" w:name="def-extended-nonneg-reals"/>
     <w:p>
       <w:pPr>
         <w:pStyle w:val="FirstParagraph"/>
       </w:pPr>
-      <w:del w:id="707" w:author="PR Preview" w:date="2026-01-01T00:00:00Z">
+      <w:del w:id="740" w:author="PR Preview" w:date="2026-01-01T00:00:00Z">
         <w:r>
           <w:rPr>
             <w:b/>
@@ -20108,22 +20337,22 @@
           <w:delText xml:space="preserve">Definition 23 (Extended non-negative real numbers)</w:delText>
         </w:r>
       </w:del>
-      <w:del w:id="708" w:author="PR Preview" w:date="2026-01-01T00:00:00Z">
+      <w:del w:id="741" w:author="PR Preview" w:date="2026-01-01T00:00:00Z">
         <w:r>
           <w:delText xml:space="preserve"> </w:delText>
         </w:r>
       </w:del>
-      <w:del w:id="709" w:author="PR Preview" w:date="2026-01-01T00:00:00Z">
+      <w:del w:id="742" w:author="PR Preview" w:date="2026-01-01T00:00:00Z">
         <w:r>
           <w:delText xml:space="preserve">The</w:delText>
         </w:r>
       </w:del>
-      <w:del w:id="710" w:author="PR Preview" w:date="2026-01-01T00:00:00Z">
+      <w:del w:id="743" w:author="PR Preview" w:date="2026-01-01T00:00:00Z">
         <w:r>
           <w:delText xml:space="preserve"> </w:delText>
         </w:r>
       </w:del>
-      <w:del w:id="711" w:author="PR Preview" w:date="2026-01-01T00:00:00Z">
+      <w:del w:id="744" w:author="PR Preview" w:date="2026-01-01T00:00:00Z">
         <w:r>
           <w:rPr>
             <w:b/>
@@ -20132,12 +20361,12 @@
           <w:delText xml:space="preserve">extended non-negative real numbers</w:delText>
         </w:r>
       </w:del>
-      <w:del w:id="712" w:author="PR Preview" w:date="2026-01-01T00:00:00Z">
+      <w:del w:id="745" w:author="PR Preview" w:date="2026-01-01T00:00:00Z">
         <w:r>
           <w:delText xml:space="preserve">, written</w:delText>
         </w:r>
       </w:del>
-      <w:del w:id="713" w:author="PR Preview" w:date="2026-01-01T00:00:00Z">
+      <w:del w:id="746" w:author="PR Preview" w:date="2026-01-01T00:00:00Z">
         <w:r>
           <w:delText xml:space="preserve"> </w:delText>
         </w:r>
@@ -20171,22 +20400,22 @@
           <m:t>]</m:t>
         </m:r>
       </m:oMath>
-      <w:del w:id="714" w:author="PR Preview" w:date="2026-01-01T00:00:00Z">
+      <w:del w:id="747" w:author="PR Preview" w:date="2026-01-01T00:00:00Z">
         <w:r>
           <w:delText xml:space="preserve">,</w:delText>
         </w:r>
       </w:del>
-      <w:del w:id="715" w:author="PR Preview" w:date="2026-01-01T00:00:00Z">
+      <w:del w:id="748" w:author="PR Preview" w:date="2026-01-01T00:00:00Z">
         <w:r>
           <w:delText xml:space="preserve"> </w:delText>
         </w:r>
       </w:del>
-      <w:del w:id="716" w:author="PR Preview" w:date="2026-01-01T00:00:00Z">
+      <w:del w:id="749" w:author="PR Preview" w:date="2026-01-01T00:00:00Z">
         <w:r>
           <w:delText xml:space="preserve">are the non-negative real numbers together with an extra element</w:delText>
         </w:r>
       </w:del>
-      <w:del w:id="717" w:author="PR Preview" w:date="2026-01-01T00:00:00Z">
+      <w:del w:id="750" w:author="PR Preview" w:date="2026-01-01T00:00:00Z">
         <w:r>
           <w:delText xml:space="preserve"> </w:delText>
         </w:r>
@@ -20199,12 +20428,12 @@
           <m:t>∞</m:t>
         </m:r>
       </m:oMath>
-      <w:del w:id="718" w:author="PR Preview" w:date="2026-01-01T00:00:00Z">
+      <w:del w:id="751" w:author="PR Preview" w:date="2026-01-01T00:00:00Z">
         <w:r>
           <w:delText xml:space="preserve"> </w:delText>
         </w:r>
       </w:del>
-      <w:del w:id="719" w:author="PR Preview" w:date="2026-01-01T00:00:00Z">
+      <w:del w:id="752" w:author="PR Preview" w:date="2026-01-01T00:00:00Z">
         <w:r>
           <w:delText xml:space="preserve">that is greater than every real number:</w:delText>
         </w:r>
@@ -20214,31 +20443,31 @@
       <w:pPr>
         <w:pStyle w:val="FirstParagraph"/>
       </w:pPr>
-      <w:ins w:id="720" w:author="PR Preview" w:date="2026-01-01T00:00:00Z">
+      <w:ins w:id="753" w:author="PR Preview" w:date="2026-01-01T00:00:00Z">
         <w:r>
           <w:rPr>
             <w:b/>
             <w:bCs/>
           </w:rPr>
-          <w:t xml:space="preserve">Definition 25 (Extended non-negative real numbers)</w:t>
-        </w:r>
-      </w:ins>
-      <w:ins w:id="721" w:author="PR Preview" w:date="2026-01-01T00:00:00Z">
+          <w:t xml:space="preserve">Definition 26 (Extended non-negative real numbers)</w:t>
+        </w:r>
+      </w:ins>
+      <w:ins w:id="754" w:author="PR Preview" w:date="2026-01-01T00:00:00Z">
         <w:r>
           <w:t xml:space="preserve"> </w:t>
         </w:r>
       </w:ins>
-      <w:ins w:id="722" w:author="PR Preview" w:date="2026-01-01T00:00:00Z">
+      <w:ins w:id="755" w:author="PR Preview" w:date="2026-01-01T00:00:00Z">
         <w:r>
           <w:t xml:space="preserve">The</w:t>
         </w:r>
       </w:ins>
-      <w:ins w:id="723" w:author="PR Preview" w:date="2026-01-01T00:00:00Z">
+      <w:ins w:id="756" w:author="PR Preview" w:date="2026-01-01T00:00:00Z">
         <w:r>
           <w:t xml:space="preserve"> </w:t>
         </w:r>
       </w:ins>
-      <w:ins w:id="724" w:author="PR Preview" w:date="2026-01-01T00:00:00Z">
+      <w:ins w:id="757" w:author="PR Preview" w:date="2026-01-01T00:00:00Z">
         <w:r>
           <w:rPr>
             <w:b/>
@@ -20247,12 +20476,12 @@
           <w:t xml:space="preserve">extended non-negative real numbers</w:t>
         </w:r>
       </w:ins>
-      <w:ins w:id="725" w:author="PR Preview" w:date="2026-01-01T00:00:00Z">
+      <w:ins w:id="758" w:author="PR Preview" w:date="2026-01-01T00:00:00Z">
         <w:r>
           <w:t xml:space="preserve">, written</w:t>
         </w:r>
       </w:ins>
-      <w:ins w:id="726" w:author="PR Preview" w:date="2026-01-01T00:00:00Z">
+      <w:ins w:id="759" w:author="PR Preview" w:date="2026-01-01T00:00:00Z">
         <w:r>
           <w:t xml:space="preserve"> </w:t>
         </w:r>
@@ -20286,22 +20515,22 @@
           <m:t>]</m:t>
         </m:r>
       </m:oMath>
-      <w:ins w:id="727" w:author="PR Preview" w:date="2026-01-01T00:00:00Z">
+      <w:ins w:id="760" w:author="PR Preview" w:date="2026-01-01T00:00:00Z">
         <w:r>
           <w:t xml:space="preserve">,</w:t>
         </w:r>
       </w:ins>
-      <w:ins w:id="728" w:author="PR Preview" w:date="2026-01-01T00:00:00Z">
+      <w:ins w:id="761" w:author="PR Preview" w:date="2026-01-01T00:00:00Z">
         <w:r>
           <w:t xml:space="preserve"> </w:t>
         </w:r>
       </w:ins>
-      <w:ins w:id="729" w:author="PR Preview" w:date="2026-01-01T00:00:00Z">
+      <w:ins w:id="762" w:author="PR Preview" w:date="2026-01-01T00:00:00Z">
         <w:r>
           <w:t xml:space="preserve">are the non-negative real numbers together with an extra element</w:t>
         </w:r>
       </w:ins>
-      <w:ins w:id="730" w:author="PR Preview" w:date="2026-01-01T00:00:00Z">
+      <w:ins w:id="763" w:author="PR Preview" w:date="2026-01-01T00:00:00Z">
         <w:r>
           <w:t xml:space="preserve"> </w:t>
         </w:r>
@@ -20314,12 +20543,12 @@
           <m:t>∞</m:t>
         </m:r>
       </m:oMath>
-      <w:ins w:id="731" w:author="PR Preview" w:date="2026-01-01T00:00:00Z">
+      <w:ins w:id="764" w:author="PR Preview" w:date="2026-01-01T00:00:00Z">
         <w:r>
           <w:t xml:space="preserve"> </w:t>
         </w:r>
       </w:ins>
-      <w:ins w:id="732" w:author="PR Preview" w:date="2026-01-01T00:00:00Z">
+      <w:ins w:id="765" w:author="PR Preview" w:date="2026-01-01T00:00:00Z">
         <w:r>
           <w:t xml:space="preserve">that is greater than every real number:</w:t>
         </w:r>
@@ -20608,8 +20837,8 @@
         <w:t xml:space="preserve">.</w:t>
       </w:r>
     </w:p>
-    <w:bookmarkEnd w:id="68"/>
-    <w:bookmarkStart w:id="70" w:name="rem-infinity-arithmetic"/>
+    <w:bookmarkEnd w:id="70"/>
+    <w:bookmarkStart w:id="72" w:name="rem-infinity-arithmetic"/>
     <w:p>
       <w:pPr>
         <w:pStyle w:val="BodyText"/>
@@ -20813,7 +21042,7 @@
       <w:r>
         <w:t xml:space="preserve"> </w:t>
       </w:r>
-      <w:hyperlink r:id="rId69">
+      <w:hyperlink r:id="rId71">
         <w:r>
           <w:rPr>
             <w:rStyle w:val="Hyperlink"/>
@@ -20825,13 +21054,13 @@
         <w:t xml:space="preserve">).</w:t>
       </w:r>
     </w:p>
-    <w:bookmarkEnd w:id="70"/>
-    <w:bookmarkStart w:id="71" w:name="exm-extended-nonneg-reals"/>
+    <w:bookmarkEnd w:id="72"/>
+    <w:bookmarkStart w:id="73" w:name="exm-extended-nonneg-reals"/>
     <w:p>
       <w:pPr>
         <w:pStyle w:val="BodyText"/>
       </w:pPr>
-      <w:del w:id="733" w:author="PR Preview" w:date="2026-01-01T00:00:00Z">
+      <w:del w:id="766" w:author="PR Preview" w:date="2026-01-01T00:00:00Z">
         <w:r>
           <w:rPr>
             <w:b/>
@@ -20840,7 +21069,7 @@
           <w:delText xml:space="preserve">Example 14 (Adding with</w:delText>
         </w:r>
       </w:del>
-      <w:del w:id="734" w:author="PR Preview" w:date="2026-01-01T00:00:00Z">
+      <w:del w:id="767" w:author="PR Preview" w:date="2026-01-01T00:00:00Z">
         <w:r>
           <w:rPr>
             <w:b/>
@@ -20857,7 +21086,7 @@
           <m:t>∞</m:t>
         </m:r>
       </m:oMath>
-      <w:del w:id="735" w:author="PR Preview" w:date="2026-01-01T00:00:00Z">
+      <w:del w:id="768" w:author="PR Preview" w:date="2026-01-01T00:00:00Z">
         <w:r>
           <w:rPr>
             <w:b/>
@@ -20866,17 +21095,17 @@
           <w:delText xml:space="preserve">)</w:delText>
         </w:r>
       </w:del>
-      <w:del w:id="736" w:author="PR Preview" w:date="2026-01-01T00:00:00Z">
+      <w:del w:id="769" w:author="PR Preview" w:date="2026-01-01T00:00:00Z">
         <w:r>
           <w:delText xml:space="preserve"> </w:delText>
         </w:r>
       </w:del>
-      <w:del w:id="737" w:author="PR Preview" w:date="2026-01-01T00:00:00Z">
+      <w:del w:id="770" w:author="PR Preview" w:date="2026-01-01T00:00:00Z">
         <w:r>
           <w:delText xml:space="preserve">In</w:delText>
         </w:r>
       </w:del>
-      <w:del w:id="738" w:author="PR Preview" w:date="2026-01-01T00:00:00Z">
+      <w:del w:id="771" w:author="PR Preview" w:date="2026-01-01T00:00:00Z">
         <w:r>
           <w:delText xml:space="preserve"> </w:delText>
         </w:r>
@@ -20910,12 +21139,12 @@
           <m:t>]</m:t>
         </m:r>
       </m:oMath>
-      <w:del w:id="739" w:author="PR Preview" w:date="2026-01-01T00:00:00Z">
+      <w:del w:id="772" w:author="PR Preview" w:date="2026-01-01T00:00:00Z">
         <w:r>
           <w:delText xml:space="preserve">,</w:delText>
         </w:r>
       </w:del>
-      <w:del w:id="740" w:author="PR Preview" w:date="2026-01-01T00:00:00Z">
+      <w:del w:id="773" w:author="PR Preview" w:date="2026-01-01T00:00:00Z">
         <w:r>
           <w:delText xml:space="preserve"> </w:delText>
         </w:r>
@@ -20943,27 +21172,27 @@
           <m:t>5</m:t>
         </m:r>
       </m:oMath>
-      <w:del w:id="741" w:author="PR Preview" w:date="2026-01-01T00:00:00Z">
+      <w:del w:id="774" w:author="PR Preview" w:date="2026-01-01T00:00:00Z">
         <w:r>
           <w:delText xml:space="preserve"> </w:delText>
         </w:r>
       </w:del>
-      <w:del w:id="742" w:author="PR Preview" w:date="2026-01-01T00:00:00Z">
+      <w:del w:id="775" w:author="PR Preview" w:date="2026-01-01T00:00:00Z">
         <w:r>
           <w:delText xml:space="preserve">as usual,</w:delText>
         </w:r>
       </w:del>
-      <w:del w:id="743" w:author="PR Preview" w:date="2026-01-01T00:00:00Z">
+      <w:del w:id="776" w:author="PR Preview" w:date="2026-01-01T00:00:00Z">
         <w:r>
           <w:delText xml:space="preserve"> </w:delText>
         </w:r>
       </w:del>
-      <w:del w:id="744" w:author="PR Preview" w:date="2026-01-01T00:00:00Z">
+      <w:del w:id="777" w:author="PR Preview" w:date="2026-01-01T00:00:00Z">
         <w:r>
           <w:delText xml:space="preserve">while</w:delText>
         </w:r>
       </w:del>
-      <w:del w:id="745" w:author="PR Preview" w:date="2026-01-01T00:00:00Z">
+      <w:del w:id="778" w:author="PR Preview" w:date="2026-01-01T00:00:00Z">
         <w:r>
           <w:delText xml:space="preserve"> </w:delText>
         </w:r>
@@ -20997,17 +21226,17 @@
           <m:t>∞</m:t>
         </m:r>
       </m:oMath>
-      <w:del w:id="746" w:author="PR Preview" w:date="2026-01-01T00:00:00Z">
+      <w:del w:id="779" w:author="PR Preview" w:date="2026-01-01T00:00:00Z">
         <w:r>
           <w:delText xml:space="preserve"> </w:delText>
         </w:r>
       </w:del>
-      <w:del w:id="747" w:author="PR Preview" w:date="2026-01-01T00:00:00Z">
+      <w:del w:id="780" w:author="PR Preview" w:date="2026-01-01T00:00:00Z">
         <w:r>
           <w:delText xml:space="preserve">and</w:delText>
         </w:r>
       </w:del>
-      <w:del w:id="748" w:author="PR Preview" w:date="2026-01-01T00:00:00Z">
+      <w:del w:id="781" w:author="PR Preview" w:date="2026-01-01T00:00:00Z">
         <w:r>
           <w:delText xml:space="preserve"> </w:delText>
         </w:r>
@@ -21044,7 +21273,7 @@
           <m:t>∞</m:t>
         </m:r>
       </m:oMath>
-      <w:del w:id="749" w:author="PR Preview" w:date="2026-01-01T00:00:00Z">
+      <w:del w:id="782" w:author="PR Preview" w:date="2026-01-01T00:00:00Z">
         <w:r>
           <w:delText xml:space="preserve">.</w:delText>
         </w:r>
@@ -21054,16 +21283,16 @@
       <w:pPr>
         <w:pStyle w:val="BodyText"/>
       </w:pPr>
-      <w:ins w:id="750" w:author="PR Preview" w:date="2026-01-01T00:00:00Z">
+      <w:ins w:id="783" w:author="PR Preview" w:date="2026-01-01T00:00:00Z">
         <w:r>
           <w:rPr>
             <w:b/>
             <w:bCs/>
           </w:rPr>
-          <w:t xml:space="preserve">Example 16 (Adding with</w:t>
-        </w:r>
-      </w:ins>
-      <w:ins w:id="751" w:author="PR Preview" w:date="2026-01-01T00:00:00Z">
+          <w:t xml:space="preserve">Example 17 (Adding with</w:t>
+        </w:r>
+      </w:ins>
+      <w:ins w:id="784" w:author="PR Preview" w:date="2026-01-01T00:00:00Z">
         <w:r>
           <w:rPr>
             <w:b/>
@@ -21080,7 +21309,7 @@
           <m:t>∞</m:t>
         </m:r>
       </m:oMath>
-      <w:ins w:id="752" w:author="PR Preview" w:date="2026-01-01T00:00:00Z">
+      <w:ins w:id="785" w:author="PR Preview" w:date="2026-01-01T00:00:00Z">
         <w:r>
           <w:rPr>
             <w:b/>
@@ -21089,17 +21318,17 @@
           <w:t xml:space="preserve">)</w:t>
         </w:r>
       </w:ins>
-      <w:ins w:id="753" w:author="PR Preview" w:date="2026-01-01T00:00:00Z">
+      <w:ins w:id="786" w:author="PR Preview" w:date="2026-01-01T00:00:00Z">
         <w:r>
           <w:t xml:space="preserve"> </w:t>
         </w:r>
       </w:ins>
-      <w:ins w:id="754" w:author="PR Preview" w:date="2026-01-01T00:00:00Z">
+      <w:ins w:id="787" w:author="PR Preview" w:date="2026-01-01T00:00:00Z">
         <w:r>
           <w:t xml:space="preserve">In</w:t>
         </w:r>
       </w:ins>
-      <w:ins w:id="755" w:author="PR Preview" w:date="2026-01-01T00:00:00Z">
+      <w:ins w:id="788" w:author="PR Preview" w:date="2026-01-01T00:00:00Z">
         <w:r>
           <w:t xml:space="preserve"> </w:t>
         </w:r>
@@ -21133,12 +21362,12 @@
           <m:t>]</m:t>
         </m:r>
       </m:oMath>
-      <w:ins w:id="756" w:author="PR Preview" w:date="2026-01-01T00:00:00Z">
+      <w:ins w:id="789" w:author="PR Preview" w:date="2026-01-01T00:00:00Z">
         <w:r>
           <w:t xml:space="preserve">,</w:t>
         </w:r>
       </w:ins>
-      <w:ins w:id="757" w:author="PR Preview" w:date="2026-01-01T00:00:00Z">
+      <w:ins w:id="790" w:author="PR Preview" w:date="2026-01-01T00:00:00Z">
         <w:r>
           <w:t xml:space="preserve"> </w:t>
         </w:r>
@@ -21166,27 +21395,27 @@
           <m:t>5</m:t>
         </m:r>
       </m:oMath>
-      <w:ins w:id="758" w:author="PR Preview" w:date="2026-01-01T00:00:00Z">
+      <w:ins w:id="791" w:author="PR Preview" w:date="2026-01-01T00:00:00Z">
         <w:r>
           <w:t xml:space="preserve"> </w:t>
         </w:r>
       </w:ins>
-      <w:ins w:id="759" w:author="PR Preview" w:date="2026-01-01T00:00:00Z">
+      <w:ins w:id="792" w:author="PR Preview" w:date="2026-01-01T00:00:00Z">
         <w:r>
           <w:t xml:space="preserve">as usual,</w:t>
         </w:r>
       </w:ins>
-      <w:ins w:id="760" w:author="PR Preview" w:date="2026-01-01T00:00:00Z">
+      <w:ins w:id="793" w:author="PR Preview" w:date="2026-01-01T00:00:00Z">
         <w:r>
           <w:t xml:space="preserve"> </w:t>
         </w:r>
       </w:ins>
-      <w:ins w:id="761" w:author="PR Preview" w:date="2026-01-01T00:00:00Z">
+      <w:ins w:id="794" w:author="PR Preview" w:date="2026-01-01T00:00:00Z">
         <w:r>
           <w:t xml:space="preserve">while</w:t>
         </w:r>
       </w:ins>
-      <w:ins w:id="762" w:author="PR Preview" w:date="2026-01-01T00:00:00Z">
+      <w:ins w:id="795" w:author="PR Preview" w:date="2026-01-01T00:00:00Z">
         <w:r>
           <w:t xml:space="preserve"> </w:t>
         </w:r>
@@ -21220,17 +21449,17 @@
           <m:t>∞</m:t>
         </m:r>
       </m:oMath>
-      <w:ins w:id="763" w:author="PR Preview" w:date="2026-01-01T00:00:00Z">
+      <w:ins w:id="796" w:author="PR Preview" w:date="2026-01-01T00:00:00Z">
         <w:r>
           <w:t xml:space="preserve"> </w:t>
         </w:r>
       </w:ins>
-      <w:ins w:id="764" w:author="PR Preview" w:date="2026-01-01T00:00:00Z">
+      <w:ins w:id="797" w:author="PR Preview" w:date="2026-01-01T00:00:00Z">
         <w:r>
           <w:t xml:space="preserve">and</w:t>
         </w:r>
       </w:ins>
-      <w:ins w:id="765" w:author="PR Preview" w:date="2026-01-01T00:00:00Z">
+      <w:ins w:id="798" w:author="PR Preview" w:date="2026-01-01T00:00:00Z">
         <w:r>
           <w:t xml:space="preserve"> </w:t>
         </w:r>
@@ -21267,15 +21496,15 @@
           <m:t>∞</m:t>
         </m:r>
       </m:oMath>
-      <w:ins w:id="766" w:author="PR Preview" w:date="2026-01-01T00:00:00Z">
+      <w:ins w:id="799" w:author="PR Preview" w:date="2026-01-01T00:00:00Z">
         <w:r>
           <w:t xml:space="preserve">.</w:t>
         </w:r>
       </w:ins>
     </w:p>
-    <w:bookmarkEnd w:id="71"/>
-    <w:bookmarkEnd w:id="72"/>
-    <w:bookmarkStart w:id="73" w:name="sec-further-reading"/>
+    <w:bookmarkEnd w:id="73"/>
+    <w:bookmarkEnd w:id="74"/>
+    <w:bookmarkStart w:id="75" w:name="sec-further-reading"/>
     <w:p>
       <w:pPr>
         <w:pStyle w:val="Heading2"/>
@@ -21423,8 +21652,8 @@
         <w:t xml:space="preserve">.</w:t>
       </w:r>
     </w:p>
-    <w:bookmarkEnd w:id="73"/>
-    <w:bookmarkStart w:id="83" w:name="references"/>
+    <w:bookmarkEnd w:id="75"/>
+    <w:bookmarkStart w:id="85" w:name="references"/>
     <w:p>
       <w:pPr>
         <w:pStyle w:val="Heading2"/>
@@ -21433,8 +21662,8 @@
         <w:t xml:space="preserve">References</w:t>
       </w:r>
     </w:p>
-    <w:bookmarkStart w:id="82" w:name="refs"/>
-    <w:bookmarkStart w:id="75" w:name="ref-barkerplummer2011language"/>
+    <w:bookmarkStart w:id="84" w:name="refs"/>
+    <w:bookmarkStart w:id="77" w:name="ref-barkerplummer2011language"/>
     <w:p>
       <w:pPr>
         <w:pStyle w:val="Bibliography"/>
@@ -21458,7 +21687,7 @@
       <w:r>
         <w:t xml:space="preserve"> </w:t>
       </w:r>
-      <w:hyperlink r:id="rId74">
+      <w:hyperlink r:id="rId76">
         <w:r>
           <w:rPr>
             <w:rStyle w:val="Hyperlink"/>
@@ -21470,8 +21699,8 @@
         <w:t xml:space="preserve">.</w:t>
       </w:r>
     </w:p>
-    <w:bookmarkEnd w:id="75"/>
-    <w:bookmarkStart w:id="77" w:name="ref-devlin1993joy"/>
+    <w:bookmarkEnd w:id="77"/>
+    <w:bookmarkStart w:id="79" w:name="ref-devlin1993joy"/>
     <w:p>
       <w:pPr>
         <w:pStyle w:val="Bibliography"/>
@@ -21495,7 +21724,7 @@
       <w:r>
         <w:t xml:space="preserve"> </w:t>
       </w:r>
-      <w:hyperlink r:id="rId76">
+      <w:hyperlink r:id="rId78">
         <w:r>
           <w:rPr>
             <w:rStyle w:val="Hyperlink"/>
@@ -21507,8 +21736,8 @@
         <w:t xml:space="preserve">.</w:t>
       </w:r>
     </w:p>
-    <w:bookmarkEnd w:id="77"/>
-    <w:bookmarkStart w:id="79" w:name="ref-enderton2001logic"/>
+    <w:bookmarkEnd w:id="79"/>
+    <w:bookmarkStart w:id="81" w:name="ref-enderton2001logic"/>
     <w:p>
       <w:pPr>
         <w:pStyle w:val="Bibliography"/>
@@ -21532,7 +21761,7 @@
       <w:r>
         <w:t xml:space="preserve"> </w:t>
       </w:r>
-      <w:hyperlink r:id="rId78">
+      <w:hyperlink r:id="rId80">
         <w:r>
           <w:rPr>
             <w:rStyle w:val="Hyperlink"/>
@@ -21544,8 +21773,8 @@
         <w:t xml:space="preserve">.</w:t>
       </w:r>
     </w:p>
-    <w:bookmarkEnd w:id="79"/>
-    <w:bookmarkStart w:id="81" w:name="ref-halmos1974naive"/>
+    <w:bookmarkEnd w:id="81"/>
+    <w:bookmarkStart w:id="83" w:name="ref-halmos1974naive"/>
     <w:p>
       <w:pPr>
         <w:pStyle w:val="Bibliography"/>
@@ -21569,7 +21798,7 @@
       <w:r>
         <w:t xml:space="preserve"> </w:t>
       </w:r>
-      <w:hyperlink r:id="rId80">
+      <w:hyperlink r:id="rId82">
         <w:r>
           <w:rPr>
             <w:rStyle w:val="Hyperlink"/>
@@ -21581,9 +21810,9 @@
         <w:t xml:space="preserve">.</w:t>
       </w:r>
     </w:p>
-    <w:bookmarkEnd w:id="81"/>
-    <w:bookmarkEnd w:id="82"/>
     <w:bookmarkEnd w:id="83"/>
+    <w:bookmarkEnd w:id="84"/>
+    <w:bookmarkEnd w:id="85"/>
     <w:sectPr>
       <w:footnotePr>
         <w:numRestart w:val="eachSect"/>

--- a/pr-preview/pr-334/sets-tracked-changes.docx
+++ b/pr-preview/pr-334/sets-tracked-changes.docx
@@ -26,7 +26,7 @@
       </w:pPr>
       <w:ins w:id="2" w:author="PR Preview" w:date="2026-01-01T00:00:00Z">
         <w:r>
-          <w:t xml:space="preserve">Last modified: 2026-10-16 22:37:53 (PDT)</w:t>
+          <w:t xml:space="preserve">Last modified: 2026-10-17 00:42:20 (PDT)</w:t>
         </w:r>
       </w:ins>
     </w:p>

--- a/pr-preview/pr-334/sets-tracked-changes.docx
+++ b/pr-preview/pr-334/sets-tracked-changes.docx
@@ -26,7 +26,7 @@
       </w:pPr>
       <w:ins w:id="2" w:author="PR Preview" w:date="2026-01-01T00:00:00Z">
         <w:r>
-          <w:t xml:space="preserve">Last modified: 2026-10-17 00:42:20 (PDT)</w:t>
+          <w:t xml:space="preserve">Last modified: 2026-10-17 02:08:29 (PDT)</w:t>
         </w:r>
       </w:ins>
     </w:p>
